--- a/docs/SpendGuard - Technical Architecture.docx
+++ b/docs/SpendGuard - Technical Architecture.docx
@@ -139,7 +139,7 @@
           <w:sz w:val="17"/>
           <w:szCs w:val="17"/>
         </w:rPr>
-        <w:t xml:space="preserve">|  React Frontend   | &lt;---&gt; |  Node.js Backend  | &lt;---&gt; |    Supabase       |</w:t>
+        <w:t xml:space="preserve">|  React Frontend   | ----&gt; |  Node.js Backend  | ----&gt; |    Supabase       |</w:t>
       </w:r>
     </w:p>
     <w:p>
@@ -171,7 +171,7 @@
           <w:sz w:val="17"/>
           <w:szCs w:val="17"/>
         </w:rPr>
-        <w:t xml:space="preserve">|                   |       |                   |       |   Auth + RLS)     |</w:t>
+        <w:t xml:space="preserve">|                   |       |                   |       |   Auth)           |</w:t>
       </w:r>
     </w:p>
     <w:p>
@@ -203,221 +203,270 @@
           <w:sz w:val="17"/>
           <w:szCs w:val="17"/>
         </w:rPr>
-        <w:t xml:space="preserve">        |                          |                           |</w:t>
-      </w:r>
-    </w:p>
-    <w:p>
-      <w:pPr>
-        <w:shd w:fill="F8FAFC" w:color="F8FAFC" w:val="solid"/>
-        <w:spacing w:after="0"/>
-        <w:ind w:left="200"/>
-      </w:pPr>
-      <w:r>
-        <w:rPr>
-          <w:rFonts w:ascii="Consolas" w:cs="Consolas" w:eastAsia="Consolas" w:hAnsi="Consolas"/>
-          <w:color w:val="334155"/>
-          <w:sz w:val="17"/>
-          <w:szCs w:val="17"/>
-        </w:rPr>
-        <w:t xml:space="preserve">        |                          v                           |</w:t>
-      </w:r>
-    </w:p>
-    <w:p>
-      <w:pPr>
-        <w:shd w:fill="F8FAFC" w:color="F8FAFC" w:val="solid"/>
-        <w:spacing w:after="0"/>
-        <w:ind w:left="200"/>
-      </w:pPr>
-      <w:r>
-        <w:rPr>
-          <w:rFonts w:ascii="Consolas" w:cs="Consolas" w:eastAsia="Consolas" w:hAnsi="Consolas"/>
-          <w:color w:val="334155"/>
-          <w:sz w:val="17"/>
-          <w:szCs w:val="17"/>
-        </w:rPr>
-        <w:t xml:space="preserve">        |                   +-------------+                    |</w:t>
-      </w:r>
-    </w:p>
-    <w:p>
-      <w:pPr>
-        <w:shd w:fill="F8FAFC" w:color="F8FAFC" w:val="solid"/>
-        <w:spacing w:after="0"/>
-        <w:ind w:left="200"/>
-      </w:pPr>
-      <w:r>
-        <w:rPr>
-          <w:rFonts w:ascii="Consolas" w:cs="Consolas" w:eastAsia="Consolas" w:hAnsi="Consolas"/>
-          <w:color w:val="334155"/>
-          <w:sz w:val="17"/>
-          <w:szCs w:val="17"/>
-        </w:rPr>
-        <w:t xml:space="preserve">        |                   |  Meta Ads   |                    |</w:t>
-      </w:r>
-    </w:p>
-    <w:p>
-      <w:pPr>
-        <w:shd w:fill="F8FAFC" w:color="F8FAFC" w:val="solid"/>
-        <w:spacing w:after="0"/>
-        <w:ind w:left="200"/>
-      </w:pPr>
-      <w:r>
-        <w:rPr>
-          <w:rFonts w:ascii="Consolas" w:cs="Consolas" w:eastAsia="Consolas" w:hAnsi="Consolas"/>
-          <w:color w:val="334155"/>
-          <w:sz w:val="17"/>
-          <w:szCs w:val="17"/>
-        </w:rPr>
-        <w:t xml:space="preserve">        |                   |  API v19    |                    |</w:t>
-      </w:r>
-    </w:p>
-    <w:p>
-      <w:pPr>
-        <w:shd w:fill="F8FAFC" w:color="F8FAFC" w:val="solid"/>
-        <w:spacing w:after="0"/>
-        <w:ind w:left="200"/>
-      </w:pPr>
-      <w:r>
-        <w:rPr>
-          <w:rFonts w:ascii="Consolas" w:cs="Consolas" w:eastAsia="Consolas" w:hAnsi="Consolas"/>
-          <w:color w:val="334155"/>
-          <w:sz w:val="17"/>
-          <w:szCs w:val="17"/>
-        </w:rPr>
-        <w:t xml:space="preserve">        |                   +-------------+                    |</w:t>
-      </w:r>
-    </w:p>
-    <w:p>
-      <w:pPr>
-        <w:shd w:fill="F8FAFC" w:color="F8FAFC" w:val="solid"/>
-        <w:spacing w:after="0"/>
-        <w:ind w:left="200"/>
-      </w:pPr>
-      <w:r>
-        <w:rPr>
-          <w:rFonts w:ascii="Consolas" w:cs="Consolas" w:eastAsia="Consolas" w:hAnsi="Consolas"/>
-          <w:color w:val="334155"/>
-          <w:sz w:val="17"/>
-          <w:szCs w:val="17"/>
-        </w:rPr>
-        <w:t xml:space="preserve">        |                          |                           |</w:t>
-      </w:r>
-    </w:p>
-    <w:p>
-      <w:pPr>
-        <w:shd w:fill="F8FAFC" w:color="F8FAFC" w:val="solid"/>
-        <w:spacing w:after="0"/>
-        <w:ind w:left="200"/>
-      </w:pPr>
-      <w:r>
-        <w:rPr>
-          <w:rFonts w:ascii="Consolas" w:cs="Consolas" w:eastAsia="Consolas" w:hAnsi="Consolas"/>
-          <w:color w:val="334155"/>
-          <w:sz w:val="17"/>
-          <w:szCs w:val="17"/>
-        </w:rPr>
-        <w:t xml:space="preserve">        |                          v                           |</w:t>
-      </w:r>
-    </w:p>
-    <w:p>
-      <w:pPr>
-        <w:shd w:fill="F8FAFC" w:color="F8FAFC" w:val="solid"/>
-        <w:spacing w:after="0"/>
-        <w:ind w:left="200"/>
-      </w:pPr>
-      <w:r>
-        <w:rPr>
-          <w:rFonts w:ascii="Consolas" w:cs="Consolas" w:eastAsia="Consolas" w:hAnsi="Consolas"/>
-          <w:color w:val="334155"/>
-          <w:sz w:val="17"/>
-          <w:szCs w:val="17"/>
-        </w:rPr>
-        <w:t xml:space="preserve">        |                   +-------------+                    |</w:t>
-      </w:r>
-    </w:p>
-    <w:p>
-      <w:pPr>
-        <w:shd w:fill="F8FAFC" w:color="F8FAFC" w:val="solid"/>
-        <w:spacing w:after="0"/>
-        <w:ind w:left="200"/>
-      </w:pPr>
-      <w:r>
-        <w:rPr>
-          <w:rFonts w:ascii="Consolas" w:cs="Consolas" w:eastAsia="Consolas" w:hAnsi="Consolas"/>
-          <w:color w:val="334155"/>
-          <w:sz w:val="17"/>
-          <w:szCs w:val="17"/>
-        </w:rPr>
-        <w:t xml:space="preserve">        |                   |  SendGrid   |                    |</w:t>
-      </w:r>
-    </w:p>
-    <w:p>
-      <w:pPr>
-        <w:shd w:fill="F8FAFC" w:color="F8FAFC" w:val="solid"/>
-        <w:spacing w:after="0"/>
-        <w:ind w:left="200"/>
-      </w:pPr>
-      <w:r>
-        <w:rPr>
-          <w:rFonts w:ascii="Consolas" w:cs="Consolas" w:eastAsia="Consolas" w:hAnsi="Consolas"/>
-          <w:color w:val="334155"/>
-          <w:sz w:val="17"/>
-          <w:szCs w:val="17"/>
-        </w:rPr>
-        <w:t xml:space="preserve">        |                   |  (Email)    |                    |</w:t>
-      </w:r>
-    </w:p>
-    <w:p>
-      <w:pPr>
-        <w:shd w:fill="F8FAFC" w:color="F8FAFC" w:val="solid"/>
-        <w:spacing w:after="0"/>
-        <w:ind w:left="200"/>
-      </w:pPr>
-      <w:r>
-        <w:rPr>
-          <w:rFonts w:ascii="Consolas" w:cs="Consolas" w:eastAsia="Consolas" w:hAnsi="Consolas"/>
-          <w:color w:val="334155"/>
-          <w:sz w:val="17"/>
-          <w:szCs w:val="17"/>
-        </w:rPr>
-        <w:t xml:space="preserve">        |                   +-------------+                    |</w:t>
-      </w:r>
-    </w:p>
-    <w:p>
-      <w:pPr>
-        <w:shd w:fill="F8FAFC" w:color="F8FAFC" w:val="solid"/>
-        <w:spacing w:after="0"/>
-        <w:ind w:left="200"/>
-      </w:pPr>
-      <w:r>
-        <w:rPr>
-          <w:rFonts w:ascii="Consolas" w:cs="Consolas" w:eastAsia="Consolas" w:hAnsi="Consolas"/>
-          <w:color w:val="334155"/>
-          <w:sz w:val="17"/>
-          <w:szCs w:val="17"/>
-        </w:rPr>
-        <w:t xml:space="preserve">        |                                                      |</w:t>
-      </w:r>
-    </w:p>
-    <w:p>
-      <w:pPr>
-        <w:shd w:fill="F8FAFC" w:color="F8FAFC" w:val="solid"/>
-        <w:spacing w:after="0"/>
-        <w:ind w:left="200"/>
-      </w:pPr>
-      <w:r>
-        <w:rPr>
-          <w:rFonts w:ascii="Consolas" w:cs="Consolas" w:eastAsia="Consolas" w:hAnsi="Consolas"/>
-          <w:color w:val="334155"/>
-          <w:sz w:val="17"/>
-          <w:szCs w:val="17"/>
-        </w:rPr>
-        <w:t xml:space="preserve">        +---------- Direct Supabase queries (RLS) ------------+</w:t>
+        <w:t xml:space="preserve">        |                          |</w:t>
+      </w:r>
+    </w:p>
+    <w:p>
+      <w:pPr>
+        <w:shd w:fill="F8FAFC" w:color="F8FAFC" w:val="solid"/>
+        <w:spacing w:after="0"/>
+        <w:ind w:left="200"/>
+      </w:pPr>
+      <w:r>
+        <w:rPr>
+          <w:rFonts w:ascii="Consolas" w:cs="Consolas" w:eastAsia="Consolas" w:hAnsi="Consolas"/>
+          <w:color w:val="334155"/>
+          <w:sz w:val="17"/>
+          <w:szCs w:val="17"/>
+        </w:rPr>
+        <w:t xml:space="preserve">        |                          v</w:t>
+      </w:r>
+    </w:p>
+    <w:p>
+      <w:pPr>
+        <w:shd w:fill="F8FAFC" w:color="F8FAFC" w:val="solid"/>
+        <w:spacing w:after="0"/>
+        <w:ind w:left="200"/>
+      </w:pPr>
+      <w:r>
+        <w:rPr>
+          <w:rFonts w:ascii="Consolas" w:cs="Consolas" w:eastAsia="Consolas" w:hAnsi="Consolas"/>
+          <w:color w:val="334155"/>
+          <w:sz w:val="17"/>
+          <w:szCs w:val="17"/>
+        </w:rPr>
+        <w:t xml:space="preserve">        |                   +-------------+</w:t>
+      </w:r>
+    </w:p>
+    <w:p>
+      <w:pPr>
+        <w:shd w:fill="F8FAFC" w:color="F8FAFC" w:val="solid"/>
+        <w:spacing w:after="0"/>
+        <w:ind w:left="200"/>
+      </w:pPr>
+      <w:r>
+        <w:rPr>
+          <w:rFonts w:ascii="Consolas" w:cs="Consolas" w:eastAsia="Consolas" w:hAnsi="Consolas"/>
+          <w:color w:val="334155"/>
+          <w:sz w:val="17"/>
+          <w:szCs w:val="17"/>
+        </w:rPr>
+        <w:t xml:space="preserve">        |                   |  Meta Ads   |</w:t>
+      </w:r>
+    </w:p>
+    <w:p>
+      <w:pPr>
+        <w:shd w:fill="F8FAFC" w:color="F8FAFC" w:val="solid"/>
+        <w:spacing w:after="0"/>
+        <w:ind w:left="200"/>
+      </w:pPr>
+      <w:r>
+        <w:rPr>
+          <w:rFonts w:ascii="Consolas" w:cs="Consolas" w:eastAsia="Consolas" w:hAnsi="Consolas"/>
+          <w:color w:val="334155"/>
+          <w:sz w:val="17"/>
+          <w:szCs w:val="17"/>
+        </w:rPr>
+        <w:t xml:space="preserve">        |                   |  API v19    |</w:t>
+      </w:r>
+    </w:p>
+    <w:p>
+      <w:pPr>
+        <w:shd w:fill="F8FAFC" w:color="F8FAFC" w:val="solid"/>
+        <w:spacing w:after="0"/>
+        <w:ind w:left="200"/>
+      </w:pPr>
+      <w:r>
+        <w:rPr>
+          <w:rFonts w:ascii="Consolas" w:cs="Consolas" w:eastAsia="Consolas" w:hAnsi="Consolas"/>
+          <w:color w:val="334155"/>
+          <w:sz w:val="17"/>
+          <w:szCs w:val="17"/>
+        </w:rPr>
+        <w:t xml:space="preserve">        |                   +-------------+</w:t>
+      </w:r>
+    </w:p>
+    <w:p>
+      <w:pPr>
+        <w:shd w:fill="F8FAFC" w:color="F8FAFC" w:val="solid"/>
+        <w:spacing w:after="0"/>
+        <w:ind w:left="200"/>
+      </w:pPr>
+      <w:r>
+        <w:rPr>
+          <w:rFonts w:ascii="Consolas" w:cs="Consolas" w:eastAsia="Consolas" w:hAnsi="Consolas"/>
+          <w:color w:val="334155"/>
+          <w:sz w:val="17"/>
+          <w:szCs w:val="17"/>
+        </w:rPr>
+        <w:t xml:space="preserve">        |                          |</w:t>
+      </w:r>
+    </w:p>
+    <w:p>
+      <w:pPr>
+        <w:shd w:fill="F8FAFC" w:color="F8FAFC" w:val="solid"/>
+        <w:spacing w:after="0"/>
+        <w:ind w:left="200"/>
+      </w:pPr>
+      <w:r>
+        <w:rPr>
+          <w:rFonts w:ascii="Consolas" w:cs="Consolas" w:eastAsia="Consolas" w:hAnsi="Consolas"/>
+          <w:color w:val="334155"/>
+          <w:sz w:val="17"/>
+          <w:szCs w:val="17"/>
+        </w:rPr>
+        <w:t xml:space="preserve">        |                          v</w:t>
+      </w:r>
+    </w:p>
+    <w:p>
+      <w:pPr>
+        <w:shd w:fill="F8FAFC" w:color="F8FAFC" w:val="solid"/>
+        <w:spacing w:after="0"/>
+        <w:ind w:left="200"/>
+      </w:pPr>
+      <w:r>
+        <w:rPr>
+          <w:rFonts w:ascii="Consolas" w:cs="Consolas" w:eastAsia="Consolas" w:hAnsi="Consolas"/>
+          <w:color w:val="334155"/>
+          <w:sz w:val="17"/>
+          <w:szCs w:val="17"/>
+        </w:rPr>
+        <w:t xml:space="preserve">        |                   +-------------+</w:t>
+      </w:r>
+    </w:p>
+    <w:p>
+      <w:pPr>
+        <w:shd w:fill="F8FAFC" w:color="F8FAFC" w:val="solid"/>
+        <w:spacing w:after="0"/>
+        <w:ind w:left="200"/>
+      </w:pPr>
+      <w:r>
+        <w:rPr>
+          <w:rFonts w:ascii="Consolas" w:cs="Consolas" w:eastAsia="Consolas" w:hAnsi="Consolas"/>
+          <w:color w:val="334155"/>
+          <w:sz w:val="17"/>
+          <w:szCs w:val="17"/>
+        </w:rPr>
+        <w:t xml:space="preserve">        |                   |  SendGrid   |</w:t>
+      </w:r>
+    </w:p>
+    <w:p>
+      <w:pPr>
+        <w:shd w:fill="F8FAFC" w:color="F8FAFC" w:val="solid"/>
+        <w:spacing w:after="0"/>
+        <w:ind w:left="200"/>
+      </w:pPr>
+      <w:r>
+        <w:rPr>
+          <w:rFonts w:ascii="Consolas" w:cs="Consolas" w:eastAsia="Consolas" w:hAnsi="Consolas"/>
+          <w:color w:val="334155"/>
+          <w:sz w:val="17"/>
+          <w:szCs w:val="17"/>
+        </w:rPr>
+        <w:t xml:space="preserve">        |                   |  (Email)    |</w:t>
+      </w:r>
+    </w:p>
+    <w:p>
+      <w:pPr>
+        <w:shd w:fill="F8FAFC" w:color="F8FAFC" w:val="solid"/>
+        <w:spacing w:after="0"/>
+        <w:ind w:left="200"/>
+      </w:pPr>
+      <w:r>
+        <w:rPr>
+          <w:rFonts w:ascii="Consolas" w:cs="Consolas" w:eastAsia="Consolas" w:hAnsi="Consolas"/>
+          <w:color w:val="334155"/>
+          <w:sz w:val="17"/>
+          <w:szCs w:val="17"/>
+        </w:rPr>
+        <w:t xml:space="preserve">        |                   +-------------+</w:t>
+      </w:r>
+    </w:p>
+    <w:p>
+      <w:pPr>
+        <w:shd w:fill="F8FAFC" w:color="F8FAFC" w:val="solid"/>
+        <w:spacing w:after="0"/>
+        <w:ind w:left="200"/>
+      </w:pPr>
+      <w:r>
+        <w:rPr>
+          <w:rFonts w:ascii="Consolas" w:cs="Consolas" w:eastAsia="Consolas" w:hAnsi="Consolas"/>
+          <w:color w:val="334155"/>
+          <w:sz w:val="17"/>
+          <w:szCs w:val="17"/>
+        </w:rPr>
+        <w:t xml:space="preserve">        |</w:t>
+      </w:r>
+    </w:p>
+    <w:p>
+      <w:pPr>
+        <w:shd w:fill="F8FAFC" w:color="F8FAFC" w:val="solid"/>
+        <w:spacing w:after="0"/>
+        <w:ind w:left="200"/>
+      </w:pPr>
+      <w:r>
+        <w:rPr>
+          <w:rFonts w:ascii="Consolas" w:cs="Consolas" w:eastAsia="Consolas" w:hAnsi="Consolas"/>
+          <w:color w:val="334155"/>
+          <w:sz w:val="17"/>
+          <w:szCs w:val="17"/>
+        </w:rPr>
+        <w:t xml:space="preserve">        +---------- Supabase Auth only (login, session) ------+</w:t>
       </w:r>
     </w:p>
     <w:p>
       <w:pPr>
         <w:spacing w:after="120"/>
       </w:pPr>
+    </w:p>
+    <w:p>
+      <w:pPr>
+        <w:spacing w:after="120"/>
+      </w:pPr>
+      <w:r>
+        <w:rPr>
+          <w:rFonts w:ascii="Calibri" w:cs="Calibri" w:eastAsia="Calibri" w:hAnsi="Calibri"/>
+          <w:b/>
+          <w:bCs/>
+          <w:sz w:val="20"/>
+          <w:szCs w:val="20"/>
+        </w:rPr>
+        <w:t xml:space="preserve">All data queries flow through the backend.</w:t>
+      </w:r>
+      <w:r>
+        <w:rPr>
+          <w:rFonts w:ascii="Calibri" w:cs="Calibri" w:eastAsia="Calibri" w:hAnsi="Calibri"/>
+          <w:sz w:val="20"/>
+          <w:szCs w:val="20"/>
+        </w:rPr>
+        <w:t xml:space="preserve"> The frontend never queries the</w:t>
+      </w:r>
+    </w:p>
+    <w:p>
+      <w:pPr>
+        <w:spacing w:after="120"/>
+      </w:pPr>
+      <w:r>
+        <w:rPr>
+          <w:rFonts w:ascii="Calibri" w:cs="Calibri" w:eastAsia="Calibri" w:hAnsi="Calibri"/>
+          <w:sz w:val="20"/>
+          <w:szCs w:val="20"/>
+        </w:rPr>
+        <w:t xml:space="preserve">database directly. Supabase client on the frontend is used exclusively for</w:t>
+      </w:r>
+    </w:p>
+    <w:p>
+      <w:pPr>
+        <w:spacing w:after="120"/>
+      </w:pPr>
+      <w:r>
+        <w:rPr>
+          <w:rFonts w:ascii="Calibri" w:cs="Calibri" w:eastAsia="Calibri" w:hAnsi="Calibri"/>
+          <w:sz w:val="20"/>
+          <w:szCs w:val="20"/>
+        </w:rPr>
+        <w:t xml:space="preserve">authentication (login, logout, session management, password reset).</w:t>
+      </w:r>
     </w:p>
     <w:p>
       <w:pPr>
@@ -575,7 +624,7 @@
                 <w:sz w:val="20"/>
                 <w:szCs w:val="20"/>
               </w:rPr>
-              <w:t xml:space="preserve">React SPA. All user interaction. Queries Supabase directly (with RLS). Calls backend for Meta/invite/admin operations.</w:t>
+              <w:t xml:space="preserve">React SPA. All user interaction. All data fetched via backend API. Supabase client used only for auth (login/session).</w:t>
             </w:r>
           </w:p>
         </w:tc>
@@ -648,7 +697,7 @@
                 <w:sz w:val="20"/>
                 <w:szCs w:val="20"/>
               </w:rPr>
-              <w:t xml:space="preserve">Express API server + embedded cron. Handles invites, ad account linking, entity sync, rule evaluation, email alerts.</w:t>
+              <w:t xml:space="preserve">Express API server + embedded cron. Serves all data endpoints (18 routes). Handles invites, ad account linking, entity sync, rule evaluation, email alerts. Uses Supabase service_role key.</w:t>
             </w:r>
           </w:p>
         </w:tc>
@@ -721,7 +770,7 @@
                 <w:sz w:val="20"/>
                 <w:szCs w:val="20"/>
               </w:rPr>
-              <w:t xml:space="preserve">PostgreSQL database, Auth, Row Level Security, Edge Functions (legacy, mostly replaced by backend).</w:t>
+              <w:t xml:space="preserve">PostgreSQL database, Auth. Backend connects with service_role key (bypasses RLS). Frontend uses anon key for auth only.</w:t>
             </w:r>
           </w:p>
         </w:tc>
@@ -3366,11 +3415,26 @@
       <w:r>
         <w:rPr>
           <w:rFonts w:ascii="Calibri" w:cs="Calibri" w:eastAsia="Calibri" w:hAnsi="Calibri"/>
+          <w:b/>
+          <w:bCs/>
           <w:sz w:val="20"/>
           <w:szCs w:val="20"/>
         </w:rPr>
-        <w:t xml:space="preserve">The cron worker uses the </w:t>
-      </w:r>
+        <w:t xml:space="preserve">Note:</w:t>
+      </w:r>
+      <w:r>
+        <w:rPr>
+          <w:rFonts w:ascii="Calibri" w:cs="Calibri" w:eastAsia="Calibri" w:hAnsi="Calibri"/>
+          <w:sz w:val="20"/>
+          <w:szCs w:val="20"/>
+        </w:rPr>
+        <w:t xml:space="preserve"> Since all data queries now route through the backend (which uses the</w:t>
+      </w:r>
+    </w:p>
+    <w:p>
+      <w:pPr>
+        <w:spacing w:after="120"/>
+      </w:pPr>
       <w:r>
         <w:rPr>
           <w:rFonts w:ascii="Consolas" w:cs="Consolas" w:eastAsia="Consolas" w:hAnsi="Consolas"/>
@@ -3386,7 +3450,67 @@
           <w:sz w:val="20"/>
           <w:szCs w:val="20"/>
         </w:rPr>
-        <w:t xml:space="preserve"> key which bypasses RLS entirely.</w:t>
+        <w:t xml:space="preserve"> key, bypassing RLS), the RLS policies serve as a defense-in-depth</w:t>
+      </w:r>
+    </w:p>
+    <w:p>
+      <w:pPr>
+        <w:spacing w:after="120"/>
+      </w:pPr>
+      <w:r>
+        <w:rPr>
+          <w:rFonts w:ascii="Calibri" w:cs="Calibri" w:eastAsia="Calibri" w:hAnsi="Calibri"/>
+          <w:sz w:val="20"/>
+          <w:szCs w:val="20"/>
+        </w:rPr>
+        <w:t xml:space="preserve">layer. Authorization is enforced at the application level in each backend</w:t>
+      </w:r>
+    </w:p>
+    <w:p>
+      <w:pPr>
+        <w:spacing w:after="120"/>
+      </w:pPr>
+      <w:r>
+        <w:rPr>
+          <w:rFonts w:ascii="Calibri" w:cs="Calibri" w:eastAsia="Calibri" w:hAnsi="Calibri"/>
+          <w:sz w:val="20"/>
+          <w:szCs w:val="20"/>
+        </w:rPr>
+        <w:t xml:space="preserve">endpoint via </w:t>
+      </w:r>
+      <w:r>
+        <w:rPr>
+          <w:rFonts w:ascii="Consolas" w:cs="Consolas" w:eastAsia="Consolas" w:hAnsi="Consolas"/>
+          <w:sz w:val="18"/>
+          <w:szCs w:val="18"/>
+          <w:shd w:fill="F1F5F9" w:color="F1F5F9" w:val="solid"/>
+        </w:rPr>
+        <w:t xml:space="preserve">requireAuth()</w:t>
+      </w:r>
+      <w:r>
+        <w:rPr>
+          <w:rFonts w:ascii="Calibri" w:cs="Calibri" w:eastAsia="Calibri" w:hAnsi="Calibri"/>
+          <w:sz w:val="20"/>
+          <w:szCs w:val="20"/>
+        </w:rPr>
+        <w:t xml:space="preserve"> + </w:t>
+      </w:r>
+      <w:r>
+        <w:rPr>
+          <w:rFonts w:ascii="Consolas" w:cs="Consolas" w:eastAsia="Consolas" w:hAnsi="Consolas"/>
+          <w:sz w:val="18"/>
+          <w:szCs w:val="18"/>
+          <w:shd w:fill="F1F5F9" w:color="F1F5F9" w:val="solid"/>
+        </w:rPr>
+        <w:t xml:space="preserve">canAccessWorkspace()</w:t>
+      </w:r>
+      <w:r>
+        <w:rPr>
+          <w:rFonts w:ascii="Calibri" w:cs="Calibri" w:eastAsia="Calibri" w:hAnsi="Calibri"/>
+          <w:sz w:val="20"/>
+          <w:szCs w:val="20"/>
+        </w:rPr>
+        <w:t xml:space="preserve"> checks.</w:t>
       </w:r>
     </w:p>
     <w:p>
@@ -3478,7 +3602,7 @@
           <w:sz w:val="17"/>
           <w:szCs w:val="17"/>
         </w:rPr>
-        <w:t xml:space="preserve">    server.js             -- Express API server (invites, linking, sync, etc.)</w:t>
+        <w:t xml:space="preserve">    server.js             -- Express API server (all data + action endpoints)</w:t>
       </w:r>
     </w:p>
     <w:p>
@@ -3706,6 +3830,21 @@
           <w:bCs/>
         </w:rPr>
         <w:t xml:space="preserve">3.2 API Endpoints</w:t>
+      </w:r>
+    </w:p>
+    <w:p>
+      <w:pPr>
+        <w:spacing w:after="120"/>
+      </w:pPr>
+      <w:r>
+        <w:rPr>
+          <w:rFonts w:ascii="Calibri" w:cs="Calibri" w:eastAsia="Calibri" w:hAnsi="Calibri"/>
+          <w:b/>
+          <w:bCs/>
+          <w:sz w:val="20"/>
+          <w:szCs w:val="20"/>
+        </w:rPr>
+        <w:t xml:space="preserve">Action endpoints:</w:t>
       </w:r>
     </w:p>
     <w:tbl>
@@ -4207,7 +4346,7 @@
                 <w:sz w:val="20"/>
                 <w:szCs w:val="20"/>
               </w:rPr>
-              <w:t xml:space="preserve">Link Meta ad account to workspace (with cross-workspace uniqueness check)</w:t>
+              <w:t xml:space="preserve">Link Meta ad account (cross-workspace uniqueness enforced)</w:t>
             </w:r>
           </w:p>
         </w:tc>
@@ -4695,2109 +4834,17 @@
     </w:p>
     <w:p>
       <w:pPr>
-        <w:pStyle w:val="Heading3"/>
-        <w:spacing w:after="120" w:before="240"/>
+        <w:spacing w:after="120"/>
       </w:pPr>
       <w:r>
         <w:rPr>
           <w:rFonts w:ascii="Calibri" w:cs="Calibri" w:eastAsia="Calibri" w:hAnsi="Calibri"/>
           <w:b/>
           <w:bCs/>
-        </w:rPr>
-        <w:t xml:space="preserve">3.3 Cron Job Flow</w:t>
-      </w:r>
-    </w:p>
-    <w:p>
-      <w:pPr>
-        <w:shd w:fill="F8FAFC" w:color="F8FAFC" w:val="solid"/>
-        <w:spacing w:after="0"/>
-        <w:ind w:left="200"/>
-      </w:pPr>
-      <w:r>
-        <w:rPr>
-          <w:rFonts w:ascii="Consolas" w:cs="Consolas" w:eastAsia="Consolas" w:hAnsi="Consolas"/>
-          <w:color w:val="334155"/>
-          <w:sz w:val="17"/>
-          <w:szCs w:val="17"/>
-        </w:rPr>
-        <w:t xml:space="preserve">STEP 0: Insert cron_run_log row (status='running')</w:t>
-      </w:r>
-    </w:p>
-    <w:p>
-      <w:pPr>
-        <w:shd w:fill="F8FAFC" w:color="F8FAFC" w:val="solid"/>
-        <w:spacing w:after="0"/>
-        <w:ind w:left="200"/>
-      </w:pPr>
-      <w:r>
-        <w:rPr>
-          <w:rFonts w:ascii="Consolas" w:cs="Consolas" w:eastAsia="Consolas" w:hAnsi="Consolas"/>
-          <w:color w:val="334155"/>
-          <w:sz w:val="17"/>
-          <w:szCs w:val="17"/>
-        </w:rPr>
-        <w:t xml:space="preserve"> </w:t>
-      </w:r>
-    </w:p>
-    <w:p>
-      <w:pPr>
-        <w:shd w:fill="F8FAFC" w:color="F8FAFC" w:val="solid"/>
-        <w:spacing w:after="0"/>
-        <w:ind w:left="200"/>
-      </w:pPr>
-      <w:r>
-        <w:rPr>
-          <w:rFonts w:ascii="Consolas" w:cs="Consolas" w:eastAsia="Consolas" w:hAnsi="Consolas"/>
-          <w:color w:val="334155"/>
-          <w:sz w:val="17"/>
-          <w:szCs w:val="17"/>
-        </w:rPr>
-        <w:t xml:space="preserve">STEP 1: Refresh entity cache</w:t>
-      </w:r>
-    </w:p>
-    <w:p>
-      <w:pPr>
-        <w:shd w:fill="F8FAFC" w:color="F8FAFC" w:val="solid"/>
-        <w:spacing w:after="0"/>
-        <w:ind w:left="200"/>
-      </w:pPr>
-      <w:r>
-        <w:rPr>
-          <w:rFonts w:ascii="Consolas" w:cs="Consolas" w:eastAsia="Consolas" w:hAnsi="Consolas"/>
-          <w:color w:val="334155"/>
-          <w:sz w:val="17"/>
-          <w:szCs w:val="17"/>
-        </w:rPr>
-        <w:t xml:space="preserve">  For each active workspace_ad_account:</w:t>
-      </w:r>
-    </w:p>
-    <w:p>
-      <w:pPr>
-        <w:shd w:fill="F8FAFC" w:color="F8FAFC" w:val="solid"/>
-        <w:spacing w:after="0"/>
-        <w:ind w:left="200"/>
-      </w:pPr>
-      <w:r>
-        <w:rPr>
-          <w:rFonts w:ascii="Consolas" w:cs="Consolas" w:eastAsia="Consolas" w:hAnsi="Consolas"/>
-          <w:color w:val="334155"/>
-          <w:sz w:val="17"/>
-          <w:szCs w:val="17"/>
-        </w:rPr>
-        <w:t xml:space="preserve">    Fetch ACTIVE campaigns/adsets/ads from Meta</w:t>
-      </w:r>
-    </w:p>
-    <w:p>
-      <w:pPr>
-        <w:shd w:fill="F8FAFC" w:color="F8FAFC" w:val="solid"/>
-        <w:spacing w:after="0"/>
-        <w:ind w:left="200"/>
-      </w:pPr>
-      <w:r>
-        <w:rPr>
-          <w:rFonts w:ascii="Consolas" w:cs="Consolas" w:eastAsia="Consolas" w:hAnsi="Consolas"/>
-          <w:color w:val="334155"/>
-          <w:sz w:val="17"/>
-          <w:szCs w:val="17"/>
-        </w:rPr>
-        <w:t xml:space="preserve">    UPSERT into entity_cache</w:t>
-      </w:r>
-    </w:p>
-    <w:p>
-      <w:pPr>
-        <w:shd w:fill="F8FAFC" w:color="F8FAFC" w:val="solid"/>
-        <w:spacing w:after="0"/>
-        <w:ind w:left="200"/>
-      </w:pPr>
-      <w:r>
-        <w:rPr>
-          <w:rFonts w:ascii="Consolas" w:cs="Consolas" w:eastAsia="Consolas" w:hAnsi="Consolas"/>
-          <w:color w:val="334155"/>
-          <w:sz w:val="17"/>
-          <w:szCs w:val="17"/>
-        </w:rPr>
-        <w:t xml:space="preserve">    Purge entities not refreshed (no longer active)</w:t>
-      </w:r>
-    </w:p>
-    <w:p>
-      <w:pPr>
-        <w:shd w:fill="F8FAFC" w:color="F8FAFC" w:val="solid"/>
-        <w:spacing w:after="0"/>
-        <w:ind w:left="200"/>
-      </w:pPr>
-      <w:r>
-        <w:rPr>
-          <w:rFonts w:ascii="Consolas" w:cs="Consolas" w:eastAsia="Consolas" w:hAnsi="Consolas"/>
-          <w:color w:val="334155"/>
-          <w:sz w:val="17"/>
-          <w:szCs w:val="17"/>
-        </w:rPr>
-        <w:t xml:space="preserve"> </w:t>
-      </w:r>
-    </w:p>
-    <w:p>
-      <w:pPr>
-        <w:shd w:fill="F8FAFC" w:color="F8FAFC" w:val="solid"/>
-        <w:spacing w:after="0"/>
-        <w:ind w:left="200"/>
-      </w:pPr>
-      <w:r>
-        <w:rPr>
-          <w:rFonts w:ascii="Consolas" w:cs="Consolas" w:eastAsia="Consolas" w:hAnsi="Consolas"/>
-          <w:color w:val="334155"/>
-          <w:sz w:val="17"/>
-          <w:szCs w:val="17"/>
-        </w:rPr>
-        <w:t xml:space="preserve">STEP 1.5: Global stale purge (30-day safety net)</w:t>
-      </w:r>
-    </w:p>
-    <w:p>
-      <w:pPr>
-        <w:shd w:fill="F8FAFC" w:color="F8FAFC" w:val="solid"/>
-        <w:spacing w:after="0"/>
-        <w:ind w:left="200"/>
-      </w:pPr>
-      <w:r>
-        <w:rPr>
-          <w:rFonts w:ascii="Consolas" w:cs="Consolas" w:eastAsia="Consolas" w:hAnsi="Consolas"/>
-          <w:color w:val="334155"/>
-          <w:sz w:val="17"/>
-          <w:szCs w:val="17"/>
-        </w:rPr>
-        <w:t xml:space="preserve"> </w:t>
-      </w:r>
-    </w:p>
-    <w:p>
-      <w:pPr>
-        <w:shd w:fill="F8FAFC" w:color="F8FAFC" w:val="solid"/>
-        <w:spacing w:after="0"/>
-        <w:ind w:left="200"/>
-      </w:pPr>
-      <w:r>
-        <w:rPr>
-          <w:rFonts w:ascii="Consolas" w:cs="Consolas" w:eastAsia="Consolas" w:hAnsi="Consolas"/>
-          <w:color w:val="334155"/>
-          <w:sz w:val="17"/>
-          <w:szCs w:val="17"/>
-        </w:rPr>
-        <w:t xml:space="preserve">STEP 2: Load active rules</w:t>
-      </w:r>
-    </w:p>
-    <w:p>
-      <w:pPr>
-        <w:shd w:fill="F8FAFC" w:color="F8FAFC" w:val="solid"/>
-        <w:spacing w:after="0"/>
-        <w:ind w:left="200"/>
-      </w:pPr>
-      <w:r>
-        <w:rPr>
-          <w:rFonts w:ascii="Consolas" w:cs="Consolas" w:eastAsia="Consolas" w:hAnsi="Consolas"/>
-          <w:color w:val="334155"/>
-          <w:sz w:val="17"/>
-          <w:szCs w:val="17"/>
-        </w:rPr>
-        <w:t xml:space="preserve">  JOIN validation_rules + workspace_ad_accounts + workspaces</w:t>
-      </w:r>
-    </w:p>
-    <w:p>
-      <w:pPr>
-        <w:shd w:fill="F8FAFC" w:color="F8FAFC" w:val="solid"/>
-        <w:spacing w:after="0"/>
-        <w:ind w:left="200"/>
-      </w:pPr>
-      <w:r>
-        <w:rPr>
-          <w:rFonts w:ascii="Consolas" w:cs="Consolas" w:eastAsia="Consolas" w:hAnsi="Consolas"/>
-          <w:color w:val="334155"/>
-          <w:sz w:val="17"/>
-          <w:szCs w:val="17"/>
-        </w:rPr>
-        <w:t xml:space="preserve">  Filter: active=true, not snoozed, workspace active, account active</w:t>
-      </w:r>
-    </w:p>
-    <w:p>
-      <w:pPr>
-        <w:shd w:fill="F8FAFC" w:color="F8FAFC" w:val="solid"/>
-        <w:spacing w:after="0"/>
-        <w:ind w:left="200"/>
-      </w:pPr>
-      <w:r>
-        <w:rPr>
-          <w:rFonts w:ascii="Consolas" w:cs="Consolas" w:eastAsia="Consolas" w:hAnsi="Consolas"/>
-          <w:color w:val="334155"/>
-          <w:sz w:val="17"/>
-          <w:szCs w:val="17"/>
-        </w:rPr>
-        <w:t xml:space="preserve"> </w:t>
-      </w:r>
-    </w:p>
-    <w:p>
-      <w:pPr>
-        <w:shd w:fill="F8FAFC" w:color="F8FAFC" w:val="solid"/>
-        <w:spacing w:after="0"/>
-        <w:ind w:left="200"/>
-      </w:pPr>
-      <w:r>
-        <w:rPr>
-          <w:rFonts w:ascii="Consolas" w:cs="Consolas" w:eastAsia="Consolas" w:hAnsi="Consolas"/>
-          <w:color w:val="334155"/>
-          <w:sz w:val="17"/>
-          <w:szCs w:val="17"/>
-        </w:rPr>
-        <w:t xml:space="preserve">STEP 3: Batch-fetch metrics from Meta</w:t>
-      </w:r>
-    </w:p>
-    <w:p>
-      <w:pPr>
-        <w:shd w:fill="F8FAFC" w:color="F8FAFC" w:val="solid"/>
-        <w:spacing w:after="0"/>
-        <w:ind w:left="200"/>
-      </w:pPr>
-      <w:r>
-        <w:rPr>
-          <w:rFonts w:ascii="Consolas" w:cs="Consolas" w:eastAsia="Consolas" w:hAnsi="Consolas"/>
-          <w:color w:val="334155"/>
-          <w:sz w:val="17"/>
-          <w:szCs w:val="17"/>
-        </w:rPr>
-        <w:t xml:space="preserve">  Group rules by ad_account_id</w:t>
-      </w:r>
-    </w:p>
-    <w:p>
-      <w:pPr>
-        <w:shd w:fill="F8FAFC" w:color="F8FAFC" w:val="solid"/>
-        <w:spacing w:after="0"/>
-        <w:ind w:left="200"/>
-      </w:pPr>
-      <w:r>
-        <w:rPr>
-          <w:rFonts w:ascii="Consolas" w:cs="Consolas" w:eastAsia="Consolas" w:hAnsi="Consolas"/>
-          <w:color w:val="334155"/>
-          <w:sz w:val="17"/>
-          <w:szCs w:val="17"/>
-        </w:rPr>
-        <w:t xml:space="preserve">  Meta Batch API (max 50 per call)</w:t>
-      </w:r>
-    </w:p>
-    <w:p>
-      <w:pPr>
-        <w:shd w:fill="F8FAFC" w:color="F8FAFC" w:val="solid"/>
-        <w:spacing w:after="0"/>
-        <w:ind w:left="200"/>
-      </w:pPr>
-      <w:r>
-        <w:rPr>
-          <w:rFonts w:ascii="Consolas" w:cs="Consolas" w:eastAsia="Consolas" w:hAnsi="Consolas"/>
-          <w:color w:val="334155"/>
-          <w:sz w:val="17"/>
-          <w:szCs w:val="17"/>
-        </w:rPr>
-        <w:t xml:space="preserve">  Fields: status, effective_status, daily_budget, lifetime_budget,</w:t>
-      </w:r>
-    </w:p>
-    <w:p>
-      <w:pPr>
-        <w:shd w:fill="F8FAFC" w:color="F8FAFC" w:val="solid"/>
-        <w:spacing w:after="0"/>
-        <w:ind w:left="200"/>
-      </w:pPr>
-      <w:r>
-        <w:rPr>
-          <w:rFonts w:ascii="Consolas" w:cs="Consolas" w:eastAsia="Consolas" w:hAnsi="Consolas"/>
-          <w:color w:val="334155"/>
-          <w:sz w:val="17"/>
-          <w:szCs w:val="17"/>
-        </w:rPr>
-        <w:t xml:space="preserve">          campaign_budget_optimization, insights.date_preset(yesterday){spend}</w:t>
-      </w:r>
-    </w:p>
-    <w:p>
-      <w:pPr>
-        <w:shd w:fill="F8FAFC" w:color="F8FAFC" w:val="solid"/>
-        <w:spacing w:after="0"/>
-        <w:ind w:left="200"/>
-      </w:pPr>
-      <w:r>
-        <w:rPr>
-          <w:rFonts w:ascii="Consolas" w:cs="Consolas" w:eastAsia="Consolas" w:hAnsi="Consolas"/>
-          <w:color w:val="334155"/>
-          <w:sz w:val="17"/>
-          <w:szCs w:val="17"/>
-        </w:rPr>
-        <w:t xml:space="preserve"> </w:t>
-      </w:r>
-    </w:p>
-    <w:p>
-      <w:pPr>
-        <w:shd w:fill="F8FAFC" w:color="F8FAFC" w:val="solid"/>
-        <w:spacing w:after="0"/>
-        <w:ind w:left="200"/>
-      </w:pPr>
-      <w:r>
-        <w:rPr>
-          <w:rFonts w:ascii="Consolas" w:cs="Consolas" w:eastAsia="Consolas" w:hAnsi="Consolas"/>
-          <w:color w:val="334155"/>
-          <w:sz w:val="17"/>
-          <w:szCs w:val="17"/>
-        </w:rPr>
-        <w:t xml:space="preserve">STEP 4: Evaluate rules</w:t>
-      </w:r>
-    </w:p>
-    <w:p>
-      <w:pPr>
-        <w:shd w:fill="F8FAFC" w:color="F8FAFC" w:val="solid"/>
-        <w:spacing w:after="0"/>
-        <w:ind w:left="200"/>
-      </w:pPr>
-      <w:r>
-        <w:rPr>
-          <w:rFonts w:ascii="Consolas" w:cs="Consolas" w:eastAsia="Consolas" w:hAnsi="Consolas"/>
-          <w:color w:val="334155"/>
-          <w:sz w:val="17"/>
-          <w:szCs w:val="17"/>
-        </w:rPr>
-        <w:t xml:space="preserve">  For each rule: evaluate(rule, metrics, entity, db)</w:t>
-      </w:r>
-    </w:p>
-    <w:p>
-      <w:pPr>
-        <w:shd w:fill="F8FAFC" w:color="F8FAFC" w:val="solid"/>
-        <w:spacing w:after="0"/>
-        <w:ind w:left="200"/>
-      </w:pPr>
-      <w:r>
-        <w:rPr>
-          <w:rFonts w:ascii="Consolas" w:cs="Consolas" w:eastAsia="Consolas" w:hAnsi="Consolas"/>
-          <w:color w:val="334155"/>
-          <w:sz w:val="17"/>
-          <w:szCs w:val="17"/>
-        </w:rPr>
-        <w:t xml:space="preserve">  Returns violation object or null</w:t>
-      </w:r>
-    </w:p>
-    <w:p>
-      <w:pPr>
-        <w:shd w:fill="F8FAFC" w:color="F8FAFC" w:val="solid"/>
-        <w:spacing w:after="0"/>
-        <w:ind w:left="200"/>
-      </w:pPr>
-      <w:r>
-        <w:rPr>
-          <w:rFonts w:ascii="Consolas" w:cs="Consolas" w:eastAsia="Consolas" w:hAnsi="Consolas"/>
-          <w:color w:val="334155"/>
-          <w:sz w:val="17"/>
-          <w:szCs w:val="17"/>
-        </w:rPr>
-        <w:t xml:space="preserve"> </w:t>
-      </w:r>
-    </w:p>
-    <w:p>
-      <w:pPr>
-        <w:shd w:fill="F8FAFC" w:color="F8FAFC" w:val="solid"/>
-        <w:spacing w:after="0"/>
-        <w:ind w:left="200"/>
-      </w:pPr>
-      <w:r>
-        <w:rPr>
-          <w:rFonts w:ascii="Consolas" w:cs="Consolas" w:eastAsia="Consolas" w:hAnsi="Consolas"/>
-          <w:color w:val="334155"/>
-          <w:sz w:val="17"/>
-          <w:szCs w:val="17"/>
-        </w:rPr>
-        <w:t xml:space="preserve">STEP 5: Deduplicate</w:t>
-      </w:r>
-    </w:p>
-    <w:p>
-      <w:pPr>
-        <w:shd w:fill="F8FAFC" w:color="F8FAFC" w:val="solid"/>
-        <w:spacing w:after="0"/>
-        <w:ind w:left="200"/>
-      </w:pPr>
-      <w:r>
-        <w:rPr>
-          <w:rFonts w:ascii="Consolas" w:cs="Consolas" w:eastAsia="Consolas" w:hAnsi="Consolas"/>
-          <w:color w:val="334155"/>
-          <w:sz w:val="17"/>
-          <w:szCs w:val="17"/>
-        </w:rPr>
-        <w:t xml:space="preserve">  For each violation:</w:t>
-      </w:r>
-    </w:p>
-    <w:p>
-      <w:pPr>
-        <w:shd w:fill="F8FAFC" w:color="F8FAFC" w:val="solid"/>
-        <w:spacing w:after="0"/>
-        <w:ind w:left="200"/>
-      </w:pPr>
-      <w:r>
-        <w:rPr>
-          <w:rFonts w:ascii="Consolas" w:cs="Consolas" w:eastAsia="Consolas" w:hAnsi="Consolas"/>
-          <w:color w:val="334155"/>
-          <w:sz w:val="17"/>
-          <w:szCs w:val="17"/>
-        </w:rPr>
-        <w:t xml:space="preserve">    If no existing active alert -&gt; INSERT alert_log (NEW violation)</w:t>
-      </w:r>
-    </w:p>
-    <w:p>
-      <w:pPr>
-        <w:shd w:fill="F8FAFC" w:color="F8FAFC" w:val="solid"/>
-        <w:spacing w:after="0"/>
-        <w:ind w:left="200"/>
-      </w:pPr>
-      <w:r>
-        <w:rPr>
-          <w:rFonts w:ascii="Consolas" w:cs="Consolas" w:eastAsia="Consolas" w:hAnsi="Consolas"/>
-          <w:color w:val="334155"/>
-          <w:sz w:val="17"/>
-          <w:szCs w:val="17"/>
-        </w:rPr>
-        <w:t xml:space="preserve">    If existing active alert -&gt; UPDATE last_alerted_at</w:t>
-      </w:r>
-    </w:p>
-    <w:p>
-      <w:pPr>
-        <w:shd w:fill="F8FAFC" w:color="F8FAFC" w:val="solid"/>
-        <w:spacing w:after="0"/>
-        <w:ind w:left="200"/>
-      </w:pPr>
-      <w:r>
-        <w:rPr>
-          <w:rFonts w:ascii="Consolas" w:cs="Consolas" w:eastAsia="Consolas" w:hAnsi="Consolas"/>
-          <w:color w:val="334155"/>
-          <w:sz w:val="17"/>
-          <w:szCs w:val="17"/>
-        </w:rPr>
-        <w:t xml:space="preserve"> </w:t>
-      </w:r>
-    </w:p>
-    <w:p>
-      <w:pPr>
-        <w:shd w:fill="F8FAFC" w:color="F8FAFC" w:val="solid"/>
-        <w:spacing w:after="0"/>
-        <w:ind w:left="200"/>
-      </w:pPr>
-      <w:r>
-        <w:rPr>
-          <w:rFonts w:ascii="Consolas" w:cs="Consolas" w:eastAsia="Consolas" w:hAnsi="Consolas"/>
-          <w:color w:val="334155"/>
-          <w:sz w:val="17"/>
-          <w:szCs w:val="17"/>
-        </w:rPr>
-        <w:t xml:space="preserve">STEP 6: Resolve cleared</w:t>
-      </w:r>
-    </w:p>
-    <w:p>
-      <w:pPr>
-        <w:shd w:fill="F8FAFC" w:color="F8FAFC" w:val="solid"/>
-        <w:spacing w:after="0"/>
-        <w:ind w:left="200"/>
-      </w:pPr>
-      <w:r>
-        <w:rPr>
-          <w:rFonts w:ascii="Consolas" w:cs="Consolas" w:eastAsia="Consolas" w:hAnsi="Consolas"/>
-          <w:color w:val="334155"/>
-          <w:sz w:val="17"/>
-          <w:szCs w:val="17"/>
-        </w:rPr>
-        <w:t xml:space="preserve">  UPDATE alert_log SET resolved_at = NOW()</w:t>
-      </w:r>
-    </w:p>
-    <w:p>
-      <w:pPr>
-        <w:shd w:fill="F8FAFC" w:color="F8FAFC" w:val="solid"/>
-        <w:spacing w:after="0"/>
-        <w:ind w:left="200"/>
-      </w:pPr>
-      <w:r>
-        <w:rPr>
-          <w:rFonts w:ascii="Consolas" w:cs="Consolas" w:eastAsia="Consolas" w:hAnsi="Consolas"/>
-          <w:color w:val="334155"/>
-          <w:sz w:val="17"/>
-          <w:szCs w:val="17"/>
-        </w:rPr>
-        <w:t xml:space="preserve">  WHERE resolved_at IS NULL</w:t>
-      </w:r>
-    </w:p>
-    <w:p>
-      <w:pPr>
-        <w:shd w:fill="F8FAFC" w:color="F8FAFC" w:val="solid"/>
-        <w:spacing w:after="0"/>
-        <w:ind w:left="200"/>
-      </w:pPr>
-      <w:r>
-        <w:rPr>
-          <w:rFonts w:ascii="Consolas" w:cs="Consolas" w:eastAsia="Consolas" w:hAnsi="Consolas"/>
-          <w:color w:val="334155"/>
-          <w:sz w:val="17"/>
-          <w:szCs w:val="17"/>
-        </w:rPr>
-        <w:t xml:space="preserve">  AND rule_id NOT IN (currently violating rule IDs)</w:t>
-      </w:r>
-    </w:p>
-    <w:p>
-      <w:pPr>
-        <w:shd w:fill="F8FAFC" w:color="F8FAFC" w:val="solid"/>
-        <w:spacing w:after="0"/>
-        <w:ind w:left="200"/>
-      </w:pPr>
-      <w:r>
-        <w:rPr>
-          <w:rFonts w:ascii="Consolas" w:cs="Consolas" w:eastAsia="Consolas" w:hAnsi="Consolas"/>
-          <w:color w:val="334155"/>
-          <w:sz w:val="17"/>
-          <w:szCs w:val="17"/>
-        </w:rPr>
-        <w:t xml:space="preserve"> </w:t>
-      </w:r>
-    </w:p>
-    <w:p>
-      <w:pPr>
-        <w:shd w:fill="F8FAFC" w:color="F8FAFC" w:val="solid"/>
-        <w:spacing w:after="0"/>
-        <w:ind w:left="200"/>
-      </w:pPr>
-      <w:r>
-        <w:rPr>
-          <w:rFonts w:ascii="Consolas" w:cs="Consolas" w:eastAsia="Consolas" w:hAnsi="Consolas"/>
-          <w:color w:val="334155"/>
-          <w:sz w:val="17"/>
-          <w:szCs w:val="17"/>
-        </w:rPr>
-        <w:t xml:space="preserve">STEP 7: Send alert emails</w:t>
-      </w:r>
-    </w:p>
-    <w:p>
-      <w:pPr>
-        <w:shd w:fill="F8FAFC" w:color="F8FAFC" w:val="solid"/>
-        <w:spacing w:after="0"/>
-        <w:ind w:left="200"/>
-      </w:pPr>
-      <w:r>
-        <w:rPr>
-          <w:rFonts w:ascii="Consolas" w:cs="Consolas" w:eastAsia="Consolas" w:hAnsi="Consolas"/>
-          <w:color w:val="334155"/>
-          <w:sz w:val="17"/>
-          <w:szCs w:val="17"/>
-        </w:rPr>
-        <w:t xml:space="preserve">  Group new violations by notification_email</w:t>
-      </w:r>
-    </w:p>
-    <w:p>
-      <w:pPr>
-        <w:shd w:fill="F8FAFC" w:color="F8FAFC" w:val="solid"/>
-        <w:spacing w:after="0"/>
-        <w:ind w:left="200"/>
-      </w:pPr>
-      <w:r>
-        <w:rPr>
-          <w:rFonts w:ascii="Consolas" w:cs="Consolas" w:eastAsia="Consolas" w:hAnsi="Consolas"/>
-          <w:color w:val="334155"/>
-          <w:sz w:val="17"/>
-          <w:szCs w:val="17"/>
-        </w:rPr>
-        <w:t xml:space="preserve">  Build HTML email per recipient</w:t>
-      </w:r>
-    </w:p>
-    <w:p>
-      <w:pPr>
-        <w:shd w:fill="F8FAFC" w:color="F8FAFC" w:val="solid"/>
-        <w:spacing w:after="0"/>
-        <w:ind w:left="200"/>
-      </w:pPr>
-      <w:r>
-        <w:rPr>
-          <w:rFonts w:ascii="Consolas" w:cs="Consolas" w:eastAsia="Consolas" w:hAnsi="Consolas"/>
-          <w:color w:val="334155"/>
-          <w:sz w:val="17"/>
-          <w:szCs w:val="17"/>
-        </w:rPr>
-        <w:t xml:space="preserve">  Send via SendGrid</w:t>
-      </w:r>
-    </w:p>
-    <w:p>
-      <w:pPr>
-        <w:shd w:fill="F8FAFC" w:color="F8FAFC" w:val="solid"/>
-        <w:spacing w:after="0"/>
-        <w:ind w:left="200"/>
-      </w:pPr>
-      <w:r>
-        <w:rPr>
-          <w:rFonts w:ascii="Consolas" w:cs="Consolas" w:eastAsia="Consolas" w:hAnsi="Consolas"/>
-          <w:color w:val="334155"/>
-          <w:sz w:val="17"/>
-          <w:szCs w:val="17"/>
-        </w:rPr>
-        <w:t xml:space="preserve"> </w:t>
-      </w:r>
-    </w:p>
-    <w:p>
-      <w:pPr>
-        <w:shd w:fill="F8FAFC" w:color="F8FAFC" w:val="solid"/>
-        <w:spacing w:after="0"/>
-        <w:ind w:left="200"/>
-      </w:pPr>
-      <w:r>
-        <w:rPr>
-          <w:rFonts w:ascii="Consolas" w:cs="Consolas" w:eastAsia="Consolas" w:hAnsi="Consolas"/>
-          <w:color w:val="334155"/>
-          <w:sz w:val="17"/>
-          <w:szCs w:val="17"/>
-        </w:rPr>
-        <w:t xml:space="preserve">STEP 8: Update cron_run_log (status='completed', stats)</w:t>
-      </w:r>
-    </w:p>
-    <w:p>
-      <w:pPr>
-        <w:spacing w:after="120"/>
-      </w:pPr>
-    </w:p>
-    <w:p>
-      <w:pPr>
-        <w:pStyle w:val="Heading3"/>
-        <w:spacing w:after="120" w:before="240"/>
-      </w:pPr>
-      <w:r>
-        <w:rPr>
-          <w:rFonts w:ascii="Calibri" w:cs="Calibri" w:eastAsia="Calibri" w:hAnsi="Calibri"/>
-          <w:b/>
-          <w:bCs/>
-        </w:rPr>
-        <w:t xml:space="preserve">3.4 Evaluator Logic</w:t>
-      </w:r>
-    </w:p>
-    <w:p>
-      <w:pPr>
-        <w:shd w:fill="F8FAFC" w:color="F8FAFC" w:val="solid"/>
-        <w:spacing w:after="0"/>
-        <w:ind w:left="200"/>
-      </w:pPr>
-      <w:r>
-        <w:rPr>
-          <w:rFonts w:ascii="Consolas" w:cs="Consolas" w:eastAsia="Consolas" w:hAnsi="Consolas"/>
-          <w:color w:val="334155"/>
-          <w:sz w:val="17"/>
-          <w:szCs w:val="17"/>
-        </w:rPr>
-        <w:t xml:space="preserve">evaluate(rule, metrics, entity, db):</w:t>
-      </w:r>
-    </w:p>
-    <w:p>
-      <w:pPr>
-        <w:shd w:fill="F8FAFC" w:color="F8FAFC" w:val="solid"/>
-        <w:spacing w:after="0"/>
-        <w:ind w:left="200"/>
-      </w:pPr>
-      <w:r>
-        <w:rPr>
-          <w:rFonts w:ascii="Consolas" w:cs="Consolas" w:eastAsia="Consolas" w:hAnsi="Consolas"/>
-          <w:color w:val="334155"/>
-          <w:sz w:val="17"/>
-          <w:szCs w:val="17"/>
-        </w:rPr>
-        <w:t xml:space="preserve"> </w:t>
-      </w:r>
-    </w:p>
-    <w:p>
-      <w:pPr>
-        <w:shd w:fill="F8FAFC" w:color="F8FAFC" w:val="solid"/>
-        <w:spacing w:after="0"/>
-        <w:ind w:left="200"/>
-      </w:pPr>
-      <w:r>
-        <w:rPr>
-          <w:rFonts w:ascii="Consolas" w:cs="Consolas" w:eastAsia="Consolas" w:hAnsi="Consolas"/>
-          <w:color w:val="334155"/>
-          <w:sz w:val="17"/>
-          <w:szCs w:val="17"/>
-        </w:rPr>
-        <w:t xml:space="preserve">  campaign_objective:</w:t>
-      </w:r>
-    </w:p>
-    <w:p>
-      <w:pPr>
-        <w:shd w:fill="F8FAFC" w:color="F8FAFC" w:val="solid"/>
-        <w:spacing w:after="0"/>
-        <w:ind w:left="200"/>
-      </w:pPr>
-      <w:r>
-        <w:rPr>
-          <w:rFonts w:ascii="Consolas" w:cs="Consolas" w:eastAsia="Consolas" w:hAnsi="Consolas"/>
-          <w:color w:val="334155"/>
-          <w:sz w:val="17"/>
-          <w:szCs w:val="17"/>
-        </w:rPr>
-        <w:t xml:space="preserve">    Compare entity.objective with rule.threshold</w:t>
-      </w:r>
-    </w:p>
-    <w:p>
-      <w:pPr>
-        <w:shd w:fill="F8FAFC" w:color="F8FAFC" w:val="solid"/>
-        <w:spacing w:after="0"/>
-        <w:ind w:left="200"/>
-      </w:pPr>
-      <w:r>
-        <w:rPr>
-          <w:rFonts w:ascii="Consolas" w:cs="Consolas" w:eastAsia="Consolas" w:hAnsi="Consolas"/>
-          <w:color w:val="334155"/>
-          <w:sz w:val="17"/>
-          <w:szCs w:val="17"/>
-        </w:rPr>
-        <w:t xml:space="preserve">    Operators: equals_string, not_equals_string</w:t>
-      </w:r>
-    </w:p>
-    <w:p>
-      <w:pPr>
-        <w:shd w:fill="F8FAFC" w:color="F8FAFC" w:val="solid"/>
-        <w:spacing w:after="0"/>
-        <w:ind w:left="200"/>
-      </w:pPr>
-      <w:r>
-        <w:rPr>
-          <w:rFonts w:ascii="Consolas" w:cs="Consolas" w:eastAsia="Consolas" w:hAnsi="Consolas"/>
-          <w:color w:val="334155"/>
-          <w:sz w:val="17"/>
-          <w:szCs w:val="17"/>
-        </w:rPr>
-        <w:t xml:space="preserve"> </w:t>
-      </w:r>
-    </w:p>
-    <w:p>
-      <w:pPr>
-        <w:shd w:fill="F8FAFC" w:color="F8FAFC" w:val="solid"/>
-        <w:spacing w:after="0"/>
-        <w:ind w:left="200"/>
-      </w:pPr>
-      <w:r>
-        <w:rPr>
-          <w:rFonts w:ascii="Consolas" w:cs="Consolas" w:eastAsia="Consolas" w:hAnsi="Consolas"/>
-          <w:color w:val="334155"/>
-          <w:sz w:val="17"/>
-          <w:szCs w:val="17"/>
-        </w:rPr>
-        <w:t xml:space="preserve">  budget_level:</w:t>
-      </w:r>
-    </w:p>
-    <w:p>
-      <w:pPr>
-        <w:shd w:fill="F8FAFC" w:color="F8FAFC" w:val="solid"/>
-        <w:spacing w:after="0"/>
-        <w:ind w:left="200"/>
-      </w:pPr>
-      <w:r>
-        <w:rPr>
-          <w:rFonts w:ascii="Consolas" w:cs="Consolas" w:eastAsia="Consolas" w:hAnsi="Consolas"/>
-          <w:color w:val="334155"/>
-          <w:sz w:val="17"/>
-          <w:szCs w:val="17"/>
-        </w:rPr>
-        <w:t xml:space="preserve">    Compare entity.budget_source with rule.threshold</w:t>
-      </w:r>
-    </w:p>
-    <w:p>
-      <w:pPr>
-        <w:shd w:fill="F8FAFC" w:color="F8FAFC" w:val="solid"/>
-        <w:spacing w:after="0"/>
-        <w:ind w:left="200"/>
-      </w:pPr>
-      <w:r>
-        <w:rPr>
-          <w:rFonts w:ascii="Consolas" w:cs="Consolas" w:eastAsia="Consolas" w:hAnsi="Consolas"/>
-          <w:color w:val="334155"/>
-          <w:sz w:val="17"/>
-          <w:szCs w:val="17"/>
-        </w:rPr>
-        <w:t xml:space="preserve">    Operators: equals_string, not_equals_string</w:t>
-      </w:r>
-    </w:p>
-    <w:p>
-      <w:pPr>
-        <w:shd w:fill="F8FAFC" w:color="F8FAFC" w:val="solid"/>
-        <w:spacing w:after="0"/>
-        <w:ind w:left="200"/>
-      </w:pPr>
-      <w:r>
-        <w:rPr>
-          <w:rFonts w:ascii="Consolas" w:cs="Consolas" w:eastAsia="Consolas" w:hAnsi="Consolas"/>
-          <w:color w:val="334155"/>
-          <w:sz w:val="17"/>
-          <w:szCs w:val="17"/>
-        </w:rPr>
-        <w:t xml:space="preserve"> </w:t>
-      </w:r>
-    </w:p>
-    <w:p>
-      <w:pPr>
-        <w:shd w:fill="F8FAFC" w:color="F8FAFC" w:val="solid"/>
-        <w:spacing w:after="0"/>
-        <w:ind w:left="200"/>
-      </w:pPr>
-      <w:r>
-        <w:rPr>
-          <w:rFonts w:ascii="Consolas" w:cs="Consolas" w:eastAsia="Consolas" w:hAnsi="Consolas"/>
-          <w:color w:val="334155"/>
-          <w:sz w:val="17"/>
-          <w:szCs w:val="17"/>
-        </w:rPr>
-        <w:t xml:space="preserve">  budget_type:</w:t>
-      </w:r>
-    </w:p>
-    <w:p>
-      <w:pPr>
-        <w:shd w:fill="F8FAFC" w:color="F8FAFC" w:val="solid"/>
-        <w:spacing w:after="0"/>
-        <w:ind w:left="200"/>
-      </w:pPr>
-      <w:r>
-        <w:rPr>
-          <w:rFonts w:ascii="Consolas" w:cs="Consolas" w:eastAsia="Consolas" w:hAnsi="Consolas"/>
-          <w:color w:val="334155"/>
-          <w:sz w:val="17"/>
-          <w:szCs w:val="17"/>
-        </w:rPr>
-        <w:t xml:space="preserve">    Compare entity.budget_type with rule.threshold</w:t>
-      </w:r>
-    </w:p>
-    <w:p>
-      <w:pPr>
-        <w:shd w:fill="F8FAFC" w:color="F8FAFC" w:val="solid"/>
-        <w:spacing w:after="0"/>
-        <w:ind w:left="200"/>
-      </w:pPr>
-      <w:r>
-        <w:rPr>
-          <w:rFonts w:ascii="Consolas" w:cs="Consolas" w:eastAsia="Consolas" w:hAnsi="Consolas"/>
-          <w:color w:val="334155"/>
-          <w:sz w:val="17"/>
-          <w:szCs w:val="17"/>
-        </w:rPr>
-        <w:t xml:space="preserve">    Operators: equals_string, not_equals_string</w:t>
-      </w:r>
-    </w:p>
-    <w:p>
-      <w:pPr>
-        <w:shd w:fill="F8FAFC" w:color="F8FAFC" w:val="solid"/>
-        <w:spacing w:after="0"/>
-        <w:ind w:left="200"/>
-      </w:pPr>
-      <w:r>
-        <w:rPr>
-          <w:rFonts w:ascii="Consolas" w:cs="Consolas" w:eastAsia="Consolas" w:hAnsi="Consolas"/>
-          <w:color w:val="334155"/>
-          <w:sz w:val="17"/>
-          <w:szCs w:val="17"/>
-        </w:rPr>
-        <w:t xml:space="preserve"> </w:t>
-      </w:r>
-    </w:p>
-    <w:p>
-      <w:pPr>
-        <w:shd w:fill="F8FAFC" w:color="F8FAFC" w:val="solid"/>
-        <w:spacing w:after="0"/>
-        <w:ind w:left="200"/>
-      </w:pPr>
-      <w:r>
-        <w:rPr>
-          <w:rFonts w:ascii="Consolas" w:cs="Consolas" w:eastAsia="Consolas" w:hAnsi="Consolas"/>
-          <w:color w:val="334155"/>
-          <w:sz w:val="17"/>
-          <w:szCs w:val="17"/>
-        </w:rPr>
-        <w:t xml:space="preserve">  budget_threshold:</w:t>
-      </w:r>
-    </w:p>
-    <w:p>
-      <w:pPr>
-        <w:shd w:fill="F8FAFC" w:color="F8FAFC" w:val="solid"/>
-        <w:spacing w:after="0"/>
-        <w:ind w:left="200"/>
-      </w:pPr>
-      <w:r>
-        <w:rPr>
-          <w:rFonts w:ascii="Consolas" w:cs="Consolas" w:eastAsia="Consolas" w:hAnsi="Consolas"/>
-          <w:color w:val="334155"/>
-          <w:sz w:val="17"/>
-          <w:szCs w:val="17"/>
-        </w:rPr>
-        <w:t xml:space="preserve">    Parse threshold: "daily:5000" or "lifetime_remaining:10000"</w:t>
-      </w:r>
-    </w:p>
-    <w:p>
-      <w:pPr>
-        <w:shd w:fill="F8FAFC" w:color="F8FAFC" w:val="solid"/>
-        <w:spacing w:after="0"/>
-        <w:ind w:left="200"/>
-      </w:pPr>
-      <w:r>
-        <w:rPr>
-          <w:rFonts w:ascii="Consolas" w:cs="Consolas" w:eastAsia="Consolas" w:hAnsi="Consolas"/>
-          <w:color w:val="334155"/>
-          <w:sz w:val="17"/>
-          <w:szCs w:val="17"/>
-        </w:rPr>
-        <w:t xml:space="preserve">    For daily: compare entity.daily_budget</w:t>
-      </w:r>
-    </w:p>
-    <w:p>
-      <w:pPr>
-        <w:shd w:fill="F8FAFC" w:color="F8FAFC" w:val="solid"/>
-        <w:spacing w:after="0"/>
-        <w:ind w:left="200"/>
-      </w:pPr>
-      <w:r>
-        <w:rPr>
-          <w:rFonts w:ascii="Consolas" w:cs="Consolas" w:eastAsia="Consolas" w:hAnsi="Consolas"/>
-          <w:color w:val="334155"/>
-          <w:sz w:val="17"/>
-          <w:szCs w:val="17"/>
-        </w:rPr>
-        <w:t xml:space="preserve">    For lifetime_remaining: compute entity.lifetime_budget - metrics.spend</w:t>
-      </w:r>
-    </w:p>
-    <w:p>
-      <w:pPr>
-        <w:shd w:fill="F8FAFC" w:color="F8FAFC" w:val="solid"/>
-        <w:spacing w:after="0"/>
-        <w:ind w:left="200"/>
-      </w:pPr>
-      <w:r>
-        <w:rPr>
-          <w:rFonts w:ascii="Consolas" w:cs="Consolas" w:eastAsia="Consolas" w:hAnsi="Consolas"/>
-          <w:color w:val="334155"/>
-          <w:sz w:val="17"/>
-          <w:szCs w:val="17"/>
-        </w:rPr>
-        <w:t xml:space="preserve">    CBO-aware: skip adset rules if campaign uses CBO</w:t>
-      </w:r>
-    </w:p>
-    <w:p>
-      <w:pPr>
-        <w:shd w:fill="F8FAFC" w:color="F8FAFC" w:val="solid"/>
-        <w:spacing w:after="0"/>
-        <w:ind w:left="200"/>
-      </w:pPr>
-      <w:r>
-        <w:rPr>
-          <w:rFonts w:ascii="Consolas" w:cs="Consolas" w:eastAsia="Consolas" w:hAnsi="Consolas"/>
-          <w:color w:val="334155"/>
-          <w:sz w:val="17"/>
-          <w:szCs w:val="17"/>
-        </w:rPr>
-        <w:t xml:space="preserve">    Operators: &lt;, &gt;, =</w:t>
-      </w:r>
-    </w:p>
-    <w:p>
-      <w:pPr>
-        <w:shd w:fill="F8FAFC" w:color="F8FAFC" w:val="solid"/>
-        <w:spacing w:after="0"/>
-        <w:ind w:left="200"/>
-      </w:pPr>
-      <w:r>
-        <w:rPr>
-          <w:rFonts w:ascii="Consolas" w:cs="Consolas" w:eastAsia="Consolas" w:hAnsi="Consolas"/>
-          <w:color w:val="334155"/>
-          <w:sz w:val="17"/>
-          <w:szCs w:val="17"/>
-        </w:rPr>
-        <w:t xml:space="preserve"> </w:t>
-      </w:r>
-    </w:p>
-    <w:p>
-      <w:pPr>
-        <w:shd w:fill="F8FAFC" w:color="F8FAFC" w:val="solid"/>
-        <w:spacing w:after="0"/>
-        <w:ind w:left="200"/>
-      </w:pPr>
-      <w:r>
-        <w:rPr>
-          <w:rFonts w:ascii="Consolas" w:cs="Consolas" w:eastAsia="Consolas" w:hAnsi="Consolas"/>
-          <w:color w:val="334155"/>
-          <w:sz w:val="17"/>
-          <w:szCs w:val="17"/>
-        </w:rPr>
-        <w:t xml:space="preserve">  budget_change_frequency_monthly:</w:t>
-      </w:r>
-    </w:p>
-    <w:p>
-      <w:pPr>
-        <w:shd w:fill="F8FAFC" w:color="F8FAFC" w:val="solid"/>
-        <w:spacing w:after="0"/>
-        <w:ind w:left="200"/>
-      </w:pPr>
-      <w:r>
-        <w:rPr>
-          <w:rFonts w:ascii="Consolas" w:cs="Consolas" w:eastAsia="Consolas" w:hAnsi="Consolas"/>
-          <w:color w:val="334155"/>
-          <w:sz w:val="17"/>
-          <w:szCs w:val="17"/>
-        </w:rPr>
-        <w:t xml:space="preserve">    Use entity.budget_change_count (resets monthly)</w:t>
-      </w:r>
-    </w:p>
-    <w:p>
-      <w:pPr>
-        <w:shd w:fill="F8FAFC" w:color="F8FAFC" w:val="solid"/>
-        <w:spacing w:after="0"/>
-        <w:ind w:left="200"/>
-      </w:pPr>
-      <w:r>
-        <w:rPr>
-          <w:rFonts w:ascii="Consolas" w:cs="Consolas" w:eastAsia="Consolas" w:hAnsi="Consolas"/>
-          <w:color w:val="334155"/>
-          <w:sz w:val="17"/>
-          <w:szCs w:val="17"/>
-        </w:rPr>
-        <w:t xml:space="preserve">    Operators: &lt;, &gt;, =</w:t>
-      </w:r>
-    </w:p>
-    <w:p>
-      <w:pPr>
-        <w:spacing w:after="120"/>
-      </w:pPr>
-    </w:p>
-    <w:p>
-      <w:pPr>
-        <w:pStyle w:val="Heading3"/>
-        <w:spacing w:after="120" w:before="240"/>
-      </w:pPr>
-      <w:r>
-        <w:rPr>
-          <w:rFonts w:ascii="Calibri" w:cs="Calibri" w:eastAsia="Calibri" w:hAnsi="Calibri"/>
-          <w:b/>
-          <w:bCs/>
-        </w:rPr>
-        <w:t xml:space="preserve">3.5 Entity Sync Logic</w:t>
-      </w:r>
-    </w:p>
-    <w:p>
-      <w:pPr>
-        <w:shd w:fill="F8FAFC" w:color="F8FAFC" w:val="solid"/>
-        <w:spacing w:after="0"/>
-        <w:ind w:left="200"/>
-      </w:pPr>
-      <w:r>
-        <w:rPr>
-          <w:rFonts w:ascii="Consolas" w:cs="Consolas" w:eastAsia="Consolas" w:hAnsi="Consolas"/>
-          <w:color w:val="334155"/>
-          <w:sz w:val="17"/>
-          <w:szCs w:val="17"/>
-        </w:rPr>
-        <w:t xml:space="preserve">syncEntityCache(adAccountId, accessToken, workspaceId):</w:t>
-      </w:r>
-    </w:p>
-    <w:p>
-      <w:pPr>
-        <w:shd w:fill="F8FAFC" w:color="F8FAFC" w:val="solid"/>
-        <w:spacing w:after="0"/>
-        <w:ind w:left="200"/>
-      </w:pPr>
-      <w:r>
-        <w:rPr>
-          <w:rFonts w:ascii="Consolas" w:cs="Consolas" w:eastAsia="Consolas" w:hAnsi="Consolas"/>
-          <w:color w:val="334155"/>
-          <w:sz w:val="17"/>
-          <w:szCs w:val="17"/>
-        </w:rPr>
-        <w:t xml:space="preserve"> </w:t>
-      </w:r>
-    </w:p>
-    <w:p>
-      <w:pPr>
-        <w:shd w:fill="F8FAFC" w:color="F8FAFC" w:val="solid"/>
-        <w:spacing w:after="0"/>
-        <w:ind w:left="200"/>
-      </w:pPr>
-      <w:r>
-        <w:rPr>
-          <w:rFonts w:ascii="Consolas" w:cs="Consolas" w:eastAsia="Consolas" w:hAnsi="Consolas"/>
-          <w:color w:val="334155"/>
-          <w:sz w:val="17"/>
-          <w:szCs w:val="17"/>
-        </w:rPr>
-        <w:t xml:space="preserve">  1. Fetch existing entity_cache rows (for budget change tracking)</w:t>
-      </w:r>
-    </w:p>
-    <w:p>
-      <w:pPr>
-        <w:shd w:fill="F8FAFC" w:color="F8FAFC" w:val="solid"/>
-        <w:spacing w:after="0"/>
-        <w:ind w:left="200"/>
-      </w:pPr>
-      <w:r>
-        <w:rPr>
-          <w:rFonts w:ascii="Consolas" w:cs="Consolas" w:eastAsia="Consolas" w:hAnsi="Consolas"/>
-          <w:color w:val="334155"/>
-          <w:sz w:val="17"/>
-          <w:szCs w:val="17"/>
-        </w:rPr>
-        <w:t xml:space="preserve">  2. Fetch ACTIVE campaigns from Meta (filtered by effective_status)</w:t>
-      </w:r>
-    </w:p>
-    <w:p>
-      <w:pPr>
-        <w:shd w:fill="F8FAFC" w:color="F8FAFC" w:val="solid"/>
-        <w:spacing w:after="0"/>
-        <w:ind w:left="200"/>
-      </w:pPr>
-      <w:r>
-        <w:rPr>
-          <w:rFonts w:ascii="Consolas" w:cs="Consolas" w:eastAsia="Consolas" w:hAnsi="Consolas"/>
-          <w:color w:val="334155"/>
-          <w:sz w:val="17"/>
-          <w:szCs w:val="17"/>
-        </w:rPr>
-        <w:t xml:space="preserve">  3. Build CBO lookup map (campaign_id -&gt; isCBO)</w:t>
-      </w:r>
-    </w:p>
-    <w:p>
-      <w:pPr>
-        <w:shd w:fill="F8FAFC" w:color="F8FAFC" w:val="solid"/>
-        <w:spacing w:after="0"/>
-        <w:ind w:left="200"/>
-      </w:pPr>
-      <w:r>
-        <w:rPr>
-          <w:rFonts w:ascii="Consolas" w:cs="Consolas" w:eastAsia="Consolas" w:hAnsi="Consolas"/>
-          <w:color w:val="334155"/>
-          <w:sz w:val="17"/>
-          <w:szCs w:val="17"/>
-        </w:rPr>
-        <w:t xml:space="preserve">  4. Parse campaign budgets (Meta returns cents -&gt; divide by 100)</w:t>
-      </w:r>
-    </w:p>
-    <w:p>
-      <w:pPr>
-        <w:shd w:fill="F8FAFC" w:color="F8FAFC" w:val="solid"/>
-        <w:spacing w:after="0"/>
-        <w:ind w:left="200"/>
-      </w:pPr>
-      <w:r>
-        <w:rPr>
-          <w:rFonts w:ascii="Consolas" w:cs="Consolas" w:eastAsia="Consolas" w:hAnsi="Consolas"/>
-          <w:color w:val="334155"/>
-          <w:sz w:val="17"/>
-          <w:szCs w:val="17"/>
-        </w:rPr>
-        <w:t xml:space="preserve">  5. Compute budget_change_count (compare old vs new budget; reset monthly)</w:t>
-      </w:r>
-    </w:p>
-    <w:p>
-      <w:pPr>
-        <w:shd w:fill="F8FAFC" w:color="F8FAFC" w:val="solid"/>
-        <w:spacing w:after="0"/>
-        <w:ind w:left="200"/>
-      </w:pPr>
-      <w:r>
-        <w:rPr>
-          <w:rFonts w:ascii="Consolas" w:cs="Consolas" w:eastAsia="Consolas" w:hAnsi="Consolas"/>
-          <w:color w:val="334155"/>
-          <w:sz w:val="17"/>
-          <w:szCs w:val="17"/>
-        </w:rPr>
-        <w:t xml:space="preserve">  6. Fetch ACTIVE adsets (CBO determined by parent campaign flag)</w:t>
-      </w:r>
-    </w:p>
-    <w:p>
-      <w:pPr>
-        <w:shd w:fill="F8FAFC" w:color="F8FAFC" w:val="solid"/>
-        <w:spacing w:after="0"/>
-        <w:ind w:left="200"/>
-      </w:pPr>
-      <w:r>
-        <w:rPr>
-          <w:rFonts w:ascii="Consolas" w:cs="Consolas" w:eastAsia="Consolas" w:hAnsi="Consolas"/>
-          <w:color w:val="334155"/>
-          <w:sz w:val="17"/>
-          <w:szCs w:val="17"/>
-        </w:rPr>
-        <w:t xml:space="preserve">  7. Fetch ACTIVE ads</w:t>
-      </w:r>
-    </w:p>
-    <w:p>
-      <w:pPr>
-        <w:shd w:fill="F8FAFC" w:color="F8FAFC" w:val="solid"/>
-        <w:spacing w:after="0"/>
-        <w:ind w:left="200"/>
-      </w:pPr>
-      <w:r>
-        <w:rPr>
-          <w:rFonts w:ascii="Consolas" w:cs="Consolas" w:eastAsia="Consolas" w:hAnsi="Consolas"/>
-          <w:color w:val="334155"/>
-          <w:sz w:val="17"/>
-          <w:szCs w:val="17"/>
-        </w:rPr>
-        <w:t xml:space="preserve">  8. UPSERT all entities</w:t>
-      </w:r>
-    </w:p>
-    <w:p>
-      <w:pPr>
-        <w:shd w:fill="F8FAFC" w:color="F8FAFC" w:val="solid"/>
-        <w:spacing w:after="0"/>
-        <w:ind w:left="200"/>
-      </w:pPr>
-      <w:r>
-        <w:rPr>
-          <w:rFonts w:ascii="Consolas" w:cs="Consolas" w:eastAsia="Consolas" w:hAnsi="Consolas"/>
-          <w:color w:val="334155"/>
-          <w:sz w:val="17"/>
-          <w:szCs w:val="17"/>
-        </w:rPr>
-        <w:t xml:space="preserve">  9. Purge entities not refreshed in this sync (inactive on Meta)</w:t>
-      </w:r>
-    </w:p>
-    <w:p>
-      <w:pPr>
-        <w:spacing w:after="120"/>
-      </w:pPr>
-    </w:p>
-    <w:p>
-      <w:pPr>
-        <w:pStyle w:val="Heading2"/>
-        <w:spacing w:after="120" w:before="240"/>
-      </w:pPr>
-      <w:r>
-        <w:rPr>
-          <w:rFonts w:ascii="Calibri" w:cs="Calibri" w:eastAsia="Calibri" w:hAnsi="Calibri"/>
-          <w:b/>
-          <w:bCs/>
-        </w:rPr>
-        <w:t xml:space="preserve">4. Frontend Architecture</w:t>
-      </w:r>
-    </w:p>
-    <w:p>
-      <w:pPr>
-        <w:pStyle w:val="Heading3"/>
-        <w:spacing w:after="120" w:before="240"/>
-      </w:pPr>
-      <w:r>
-        <w:rPr>
-          <w:rFonts w:ascii="Calibri" w:cs="Calibri" w:eastAsia="Calibri" w:hAnsi="Calibri"/>
-          <w:b/>
-          <w:bCs/>
-        </w:rPr>
-        <w:t xml:space="preserve">4.1 File Structure</w:t>
-      </w:r>
-    </w:p>
-    <w:p>
-      <w:pPr>
-        <w:shd w:fill="F8FAFC" w:color="F8FAFC" w:val="solid"/>
-        <w:spacing w:after="0"/>
-        <w:ind w:left="200"/>
-      </w:pPr>
-      <w:r>
-        <w:rPr>
-          <w:rFonts w:ascii="Consolas" w:cs="Consolas" w:eastAsia="Consolas" w:hAnsi="Consolas"/>
-          <w:color w:val="334155"/>
-          <w:sz w:val="17"/>
-          <w:szCs w:val="17"/>
-        </w:rPr>
-        <w:t xml:space="preserve">frontend/src/</w:t>
-      </w:r>
-    </w:p>
-    <w:p>
-      <w:pPr>
-        <w:shd w:fill="F8FAFC" w:color="F8FAFC" w:val="solid"/>
-        <w:spacing w:after="0"/>
-        <w:ind w:left="200"/>
-      </w:pPr>
-      <w:r>
-        <w:rPr>
-          <w:rFonts w:ascii="Consolas" w:cs="Consolas" w:eastAsia="Consolas" w:hAnsi="Consolas"/>
-          <w:color w:val="334155"/>
-          <w:sz w:val="17"/>
-          <w:szCs w:val="17"/>
-        </w:rPr>
-        <w:t xml:space="preserve">  App.jsx                       -- Route definitions</w:t>
-      </w:r>
-    </w:p>
-    <w:p>
-      <w:pPr>
-        <w:shd w:fill="F8FAFC" w:color="F8FAFC" w:val="solid"/>
-        <w:spacing w:after="0"/>
-        <w:ind w:left="200"/>
-      </w:pPr>
-      <w:r>
-        <w:rPr>
-          <w:rFonts w:ascii="Consolas" w:cs="Consolas" w:eastAsia="Consolas" w:hAnsi="Consolas"/>
-          <w:color w:val="334155"/>
-          <w:sz w:val="17"/>
-          <w:szCs w:val="17"/>
-        </w:rPr>
-        <w:t xml:space="preserve">  main.jsx                      -- React entry point</w:t>
-      </w:r>
-    </w:p>
-    <w:p>
-      <w:pPr>
-        <w:shd w:fill="F8FAFC" w:color="F8FAFC" w:val="solid"/>
-        <w:spacing w:after="0"/>
-        <w:ind w:left="200"/>
-      </w:pPr>
-      <w:r>
-        <w:rPr>
-          <w:rFonts w:ascii="Consolas" w:cs="Consolas" w:eastAsia="Consolas" w:hAnsi="Consolas"/>
-          <w:color w:val="334155"/>
-          <w:sz w:val="17"/>
-          <w:szCs w:val="17"/>
-        </w:rPr>
-        <w:t xml:space="preserve">  index.css                     -- Tailwind + utility classes</w:t>
-      </w:r>
-    </w:p>
-    <w:p>
-      <w:pPr>
-        <w:shd w:fill="F8FAFC" w:color="F8FAFC" w:val="solid"/>
-        <w:spacing w:after="0"/>
-        <w:ind w:left="200"/>
-      </w:pPr>
-      <w:r>
-        <w:rPr>
-          <w:rFonts w:ascii="Consolas" w:cs="Consolas" w:eastAsia="Consolas" w:hAnsi="Consolas"/>
-          <w:color w:val="334155"/>
-          <w:sz w:val="17"/>
-          <w:szCs w:val="17"/>
-        </w:rPr>
-        <w:t xml:space="preserve">  lib/</w:t>
-      </w:r>
-    </w:p>
-    <w:p>
-      <w:pPr>
-        <w:shd w:fill="F8FAFC" w:color="F8FAFC" w:val="solid"/>
-        <w:spacing w:after="0"/>
-        <w:ind w:left="200"/>
-      </w:pPr>
-      <w:r>
-        <w:rPr>
-          <w:rFonts w:ascii="Consolas" w:cs="Consolas" w:eastAsia="Consolas" w:hAnsi="Consolas"/>
-          <w:color w:val="334155"/>
-          <w:sz w:val="17"/>
-          <w:szCs w:val="17"/>
-        </w:rPr>
-        <w:t xml:space="preserve">    supabase.js                 -- Supabase client init</w:t>
-      </w:r>
-    </w:p>
-    <w:p>
-      <w:pPr>
-        <w:shd w:fill="F8FAFC" w:color="F8FAFC" w:val="solid"/>
-        <w:spacing w:after="0"/>
-        <w:ind w:left="200"/>
-      </w:pPr>
-      <w:r>
-        <w:rPr>
-          <w:rFonts w:ascii="Consolas" w:cs="Consolas" w:eastAsia="Consolas" w:hAnsi="Consolas"/>
-          <w:color w:val="334155"/>
-          <w:sz w:val="17"/>
-          <w:szCs w:val="17"/>
-        </w:rPr>
-        <w:t xml:space="preserve">    api.js                      -- All API functions (Supabase queries + backend calls)</w:t>
-      </w:r>
-    </w:p>
-    <w:p>
-      <w:pPr>
-        <w:shd w:fill="F8FAFC" w:color="F8FAFC" w:val="solid"/>
-        <w:spacing w:after="0"/>
-        <w:ind w:left="200"/>
-      </w:pPr>
-      <w:r>
-        <w:rPr>
-          <w:rFonts w:ascii="Consolas" w:cs="Consolas" w:eastAsia="Consolas" w:hAnsi="Consolas"/>
-          <w:color w:val="334155"/>
-          <w:sz w:val="17"/>
-          <w:szCs w:val="17"/>
-        </w:rPr>
-        <w:t xml:space="preserve">    auth.js                     -- Auth helpers</w:t>
-      </w:r>
-    </w:p>
-    <w:p>
-      <w:pPr>
-        <w:shd w:fill="F8FAFC" w:color="F8FAFC" w:val="solid"/>
-        <w:spacing w:after="0"/>
-        <w:ind w:left="200"/>
-      </w:pPr>
-      <w:r>
-        <w:rPr>
-          <w:rFonts w:ascii="Consolas" w:cs="Consolas" w:eastAsia="Consolas" w:hAnsi="Consolas"/>
-          <w:color w:val="334155"/>
-          <w:sz w:val="17"/>
-          <w:szCs w:val="17"/>
-        </w:rPr>
-        <w:t xml:space="preserve">    AuthContext.jsx              -- Auth state provider</w:t>
-      </w:r>
-    </w:p>
-    <w:p>
-      <w:pPr>
-        <w:shd w:fill="F8FAFC" w:color="F8FAFC" w:val="solid"/>
-        <w:spacing w:after="0"/>
-        <w:ind w:left="200"/>
-      </w:pPr>
-      <w:r>
-        <w:rPr>
-          <w:rFonts w:ascii="Consolas" w:cs="Consolas" w:eastAsia="Consolas" w:hAnsi="Consolas"/>
-          <w:color w:val="334155"/>
-          <w:sz w:val="17"/>
-          <w:szCs w:val="17"/>
-        </w:rPr>
-        <w:t xml:space="preserve">  components/</w:t>
-      </w:r>
-    </w:p>
-    <w:p>
-      <w:pPr>
-        <w:shd w:fill="F8FAFC" w:color="F8FAFC" w:val="solid"/>
-        <w:spacing w:after="0"/>
-        <w:ind w:left="200"/>
-      </w:pPr>
-      <w:r>
-        <w:rPr>
-          <w:rFonts w:ascii="Consolas" w:cs="Consolas" w:eastAsia="Consolas" w:hAnsi="Consolas"/>
-          <w:color w:val="334155"/>
-          <w:sz w:val="17"/>
-          <w:szCs w:val="17"/>
-        </w:rPr>
-        <w:t xml:space="preserve">    PrivateRoute.jsx            -- Role-based route guard</w:t>
-      </w:r>
-    </w:p>
-    <w:p>
-      <w:pPr>
-        <w:shd w:fill="F8FAFC" w:color="F8FAFC" w:val="solid"/>
-        <w:spacing w:after="0"/>
-        <w:ind w:left="200"/>
-      </w:pPr>
-      <w:r>
-        <w:rPr>
-          <w:rFonts w:ascii="Consolas" w:cs="Consolas" w:eastAsia="Consolas" w:hAnsi="Consolas"/>
-          <w:color w:val="334155"/>
-          <w:sz w:val="17"/>
-          <w:szCs w:val="17"/>
-        </w:rPr>
-        <w:t xml:space="preserve">    layout/AppShell.jsx         -- Sidebar + topbar layout</w:t>
-      </w:r>
-    </w:p>
-    <w:p>
-      <w:pPr>
-        <w:shd w:fill="F8FAFC" w:color="F8FAFC" w:val="solid"/>
-        <w:spacing w:after="0"/>
-        <w:ind w:left="200"/>
-      </w:pPr>
-      <w:r>
-        <w:rPr>
-          <w:rFonts w:ascii="Consolas" w:cs="Consolas" w:eastAsia="Consolas" w:hAnsi="Consolas"/>
-          <w:color w:val="334155"/>
-          <w:sz w:val="17"/>
-          <w:szCs w:val="17"/>
-        </w:rPr>
-        <w:t xml:space="preserve">    EntityPicker.jsx            -- Drill-down: account -&gt; campaign -&gt; adset</w:t>
-      </w:r>
-    </w:p>
-    <w:p>
-      <w:pPr>
-        <w:shd w:fill="F8FAFC" w:color="F8FAFC" w:val="solid"/>
-        <w:spacing w:after="0"/>
-        <w:ind w:left="200"/>
-      </w:pPr>
-      <w:r>
-        <w:rPr>
-          <w:rFonts w:ascii="Consolas" w:cs="Consolas" w:eastAsia="Consolas" w:hAnsi="Consolas"/>
-          <w:color w:val="334155"/>
-          <w:sz w:val="17"/>
-          <w:szCs w:val="17"/>
-        </w:rPr>
-        <w:t xml:space="preserve">    NavBar.jsx                  -- Legacy nav (replaced by AppShell)</w:t>
-      </w:r>
-    </w:p>
-    <w:p>
-      <w:pPr>
-        <w:shd w:fill="F8FAFC" w:color="F8FAFC" w:val="solid"/>
-        <w:spacing w:after="0"/>
-        <w:ind w:left="200"/>
-      </w:pPr>
-      <w:r>
-        <w:rPr>
-          <w:rFonts w:ascii="Consolas" w:cs="Consolas" w:eastAsia="Consolas" w:hAnsi="Consolas"/>
-          <w:color w:val="334155"/>
-          <w:sz w:val="17"/>
-          <w:szCs w:val="17"/>
-        </w:rPr>
-        <w:t xml:space="preserve">  pages/</w:t>
-      </w:r>
-    </w:p>
-    <w:p>
-      <w:pPr>
-        <w:shd w:fill="F8FAFC" w:color="F8FAFC" w:val="solid"/>
-        <w:spacing w:after="0"/>
-        <w:ind w:left="200"/>
-      </w:pPr>
-      <w:r>
-        <w:rPr>
-          <w:rFonts w:ascii="Consolas" w:cs="Consolas" w:eastAsia="Consolas" w:hAnsi="Consolas"/>
-          <w:color w:val="334155"/>
-          <w:sz w:val="17"/>
-          <w:szCs w:val="17"/>
-        </w:rPr>
-        <w:t xml:space="preserve">    Login.jsx                   -- Email/password login</w:t>
-      </w:r>
-    </w:p>
-    <w:p>
-      <w:pPr>
-        <w:shd w:fill="F8FAFC" w:color="F8FAFC" w:val="solid"/>
-        <w:spacing w:after="0"/>
-        <w:ind w:left="200"/>
-      </w:pPr>
-      <w:r>
-        <w:rPr>
-          <w:rFonts w:ascii="Consolas" w:cs="Consolas" w:eastAsia="Consolas" w:hAnsi="Consolas"/>
-          <w:color w:val="334155"/>
-          <w:sz w:val="17"/>
-          <w:szCs w:val="17"/>
-        </w:rPr>
-        <w:t xml:space="preserve">    AcceptInvite.jsx            -- Invite token acceptance + password set</w:t>
-      </w:r>
-    </w:p>
-    <w:p>
-      <w:pPr>
-        <w:shd w:fill="F8FAFC" w:color="F8FAFC" w:val="solid"/>
-        <w:spacing w:after="0"/>
-        <w:ind w:left="200"/>
-      </w:pPr>
-      <w:r>
-        <w:rPr>
-          <w:rFonts w:ascii="Consolas" w:cs="Consolas" w:eastAsia="Consolas" w:hAnsi="Consolas"/>
-          <w:color w:val="334155"/>
-          <w:sz w:val="17"/>
-          <w:szCs w:val="17"/>
-        </w:rPr>
-        <w:t xml:space="preserve">    admin/</w:t>
-      </w:r>
-    </w:p>
-    <w:p>
-      <w:pPr>
-        <w:shd w:fill="F8FAFC" w:color="F8FAFC" w:val="solid"/>
-        <w:spacing w:after="0"/>
-        <w:ind w:left="200"/>
-      </w:pPr>
-      <w:r>
-        <w:rPr>
-          <w:rFonts w:ascii="Consolas" w:cs="Consolas" w:eastAsia="Consolas" w:hAnsi="Consolas"/>
-          <w:color w:val="334155"/>
-          <w:sz w:val="17"/>
-          <w:szCs w:val="17"/>
-        </w:rPr>
-        <w:t xml:space="preserve">      Dashboard.jsx             -- Overview with Rules &amp; Violations table</w:t>
-      </w:r>
-    </w:p>
-    <w:p>
-      <w:pPr>
-        <w:shd w:fill="F8FAFC" w:color="F8FAFC" w:val="solid"/>
-        <w:spacing w:after="0"/>
-        <w:ind w:left="200"/>
-      </w:pPr>
-      <w:r>
-        <w:rPr>
-          <w:rFonts w:ascii="Consolas" w:cs="Consolas" w:eastAsia="Consolas" w:hAnsi="Consolas"/>
-          <w:color w:val="334155"/>
-          <w:sz w:val="17"/>
-          <w:szCs w:val="17"/>
-        </w:rPr>
-        <w:t xml:space="preserve">      Workspaces.jsx            -- Workspace list</w:t>
-      </w:r>
-    </w:p>
-    <w:p>
-      <w:pPr>
-        <w:shd w:fill="F8FAFC" w:color="F8FAFC" w:val="solid"/>
-        <w:spacing w:after="0"/>
-        <w:ind w:left="200"/>
-      </w:pPr>
-      <w:r>
-        <w:rPr>
-          <w:rFonts w:ascii="Consolas" w:cs="Consolas" w:eastAsia="Consolas" w:hAnsi="Consolas"/>
-          <w:color w:val="334155"/>
-          <w:sz w:val="17"/>
-          <w:szCs w:val="17"/>
-        </w:rPr>
-        <w:t xml:space="preserve">      WorkspaceDetail.jsx       -- 3 tabs: Campaigns &amp; Rules, Alerts, Settings</w:t>
-      </w:r>
-    </w:p>
-    <w:p>
-      <w:pPr>
-        <w:shd w:fill="F8FAFC" w:color="F8FAFC" w:val="solid"/>
-        <w:spacing w:after="0"/>
-        <w:ind w:left="200"/>
-      </w:pPr>
-      <w:r>
-        <w:rPr>
-          <w:rFonts w:ascii="Consolas" w:cs="Consolas" w:eastAsia="Consolas" w:hAnsi="Consolas"/>
-          <w:color w:val="334155"/>
-          <w:sz w:val="17"/>
-          <w:szCs w:val="17"/>
-        </w:rPr>
-        <w:t xml:space="preserve">      AllRules.jsx              -- Flat rule list with filters + inline actions</w:t>
-      </w:r>
-    </w:p>
-    <w:p>
-      <w:pPr>
-        <w:shd w:fill="F8FAFC" w:color="F8FAFC" w:val="solid"/>
-        <w:spacing w:after="0"/>
-        <w:ind w:left="200"/>
-      </w:pPr>
-      <w:r>
-        <w:rPr>
-          <w:rFonts w:ascii="Consolas" w:cs="Consolas" w:eastAsia="Consolas" w:hAnsi="Consolas"/>
-          <w:color w:val="334155"/>
-          <w:sz w:val="17"/>
-          <w:szCs w:val="17"/>
-        </w:rPr>
-        <w:t xml:space="preserve">      AllAlerts.jsx             -- All violations across workspaces</w:t>
-      </w:r>
-    </w:p>
-    <w:p>
-      <w:pPr>
-        <w:shd w:fill="F8FAFC" w:color="F8FAFC" w:val="solid"/>
-        <w:spacing w:after="0"/>
-        <w:ind w:left="200"/>
-      </w:pPr>
-      <w:r>
-        <w:rPr>
-          <w:rFonts w:ascii="Consolas" w:cs="Consolas" w:eastAsia="Consolas" w:hAnsi="Consolas"/>
-          <w:color w:val="334155"/>
-          <w:sz w:val="17"/>
-          <w:szCs w:val="17"/>
-        </w:rPr>
-        <w:t xml:space="preserve">      AdminActivity.jsx         -- Audit log + sync runs</w:t>
-      </w:r>
-    </w:p>
-    <w:p>
-      <w:pPr>
-        <w:shd w:fill="F8FAFC" w:color="F8FAFC" w:val="solid"/>
-        <w:spacing w:after="0"/>
-        <w:ind w:left="200"/>
-      </w:pPr>
-      <w:r>
-        <w:rPr>
-          <w:rFonts w:ascii="Consolas" w:cs="Consolas" w:eastAsia="Consolas" w:hAnsi="Consolas"/>
-          <w:color w:val="334155"/>
-          <w:sz w:val="17"/>
-          <w:szCs w:val="17"/>
-        </w:rPr>
-        <w:t xml:space="preserve">      AdminSettings.jsx         -- Platform settings</w:t>
-      </w:r>
-    </w:p>
-    <w:p>
-      <w:pPr>
-        <w:shd w:fill="F8FAFC" w:color="F8FAFC" w:val="solid"/>
-        <w:spacing w:after="0"/>
-        <w:ind w:left="200"/>
-      </w:pPr>
-      <w:r>
-        <w:rPr>
-          <w:rFonts w:ascii="Consolas" w:cs="Consolas" w:eastAsia="Consolas" w:hAnsi="Consolas"/>
-          <w:color w:val="334155"/>
-          <w:sz w:val="17"/>
-          <w:szCs w:val="17"/>
-        </w:rPr>
-        <w:t xml:space="preserve">    workspace/</w:t>
-      </w:r>
-    </w:p>
-    <w:p>
-      <w:pPr>
-        <w:shd w:fill="F8FAFC" w:color="F8FAFC" w:val="solid"/>
-        <w:spacing w:after="0"/>
-        <w:ind w:left="200"/>
-      </w:pPr>
-      <w:r>
-        <w:rPr>
-          <w:rFonts w:ascii="Consolas" w:cs="Consolas" w:eastAsia="Consolas" w:hAnsi="Consolas"/>
-          <w:color w:val="334155"/>
-          <w:sz w:val="17"/>
-          <w:szCs w:val="17"/>
-        </w:rPr>
-        <w:t xml:space="preserve">      Dashboard.jsx             -- Violations + rule health</w:t>
-      </w:r>
-    </w:p>
-    <w:p>
-      <w:pPr>
-        <w:shd w:fill="F8FAFC" w:color="F8FAFC" w:val="solid"/>
-        <w:spacing w:after="0"/>
-        <w:ind w:left="200"/>
-      </w:pPr>
-      <w:r>
-        <w:rPr>
-          <w:rFonts w:ascii="Consolas" w:cs="Consolas" w:eastAsia="Consolas" w:hAnsi="Consolas"/>
-          <w:color w:val="334155"/>
-          <w:sz w:val="17"/>
-          <w:szCs w:val="17"/>
-        </w:rPr>
-        <w:t xml:space="preserve">      CampaignsView.jsx         -- Campaign tree + rule creation + filter</w:t>
-      </w:r>
-    </w:p>
-    <w:p>
-      <w:pPr>
-        <w:shd w:fill="F8FAFC" w:color="F8FAFC" w:val="solid"/>
-        <w:spacing w:after="0"/>
-        <w:ind w:left="200"/>
-      </w:pPr>
-      <w:r>
-        <w:rPr>
-          <w:rFonts w:ascii="Consolas" w:cs="Consolas" w:eastAsia="Consolas" w:hAnsi="Consolas"/>
-          <w:color w:val="334155"/>
-          <w:sz w:val="17"/>
-          <w:szCs w:val="17"/>
-        </w:rPr>
-        <w:t xml:space="preserve">      RulesManager.jsx          -- Full rule CRUD with entity picker</w:t>
-      </w:r>
-    </w:p>
-    <w:p>
-      <w:pPr>
-        <w:shd w:fill="F8FAFC" w:color="F8FAFC" w:val="solid"/>
-        <w:spacing w:after="0"/>
-        <w:ind w:left="200"/>
-      </w:pPr>
-      <w:r>
-        <w:rPr>
-          <w:rFonts w:ascii="Consolas" w:cs="Consolas" w:eastAsia="Consolas" w:hAnsi="Consolas"/>
-          <w:color w:val="334155"/>
-          <w:sz w:val="17"/>
-          <w:szCs w:val="17"/>
-        </w:rPr>
-        <w:t xml:space="preserve">      ActivityLog.jsx           -- Alert history</w:t>
-      </w:r>
-    </w:p>
-    <w:p>
-      <w:pPr>
-        <w:shd w:fill="F8FAFC" w:color="F8FAFC" w:val="solid"/>
-        <w:spacing w:after="0"/>
-        <w:ind w:left="200"/>
-      </w:pPr>
-      <w:r>
-        <w:rPr>
-          <w:rFonts w:ascii="Consolas" w:cs="Consolas" w:eastAsia="Consolas" w:hAnsi="Consolas"/>
-          <w:color w:val="334155"/>
-          <w:sz w:val="17"/>
-          <w:szCs w:val="17"/>
-        </w:rPr>
-        <w:t xml:space="preserve">      AlertSettings.jsx         -- Notification email + account info</w:t>
-      </w:r>
-    </w:p>
-    <w:p>
-      <w:pPr>
-        <w:spacing w:after="120"/>
-      </w:pPr>
-    </w:p>
-    <w:p>
-      <w:pPr>
-        <w:pStyle w:val="Heading3"/>
-        <w:spacing w:after="120" w:before="240"/>
-      </w:pPr>
-      <w:r>
-        <w:rPr>
-          <w:rFonts w:ascii="Calibri" w:cs="Calibri" w:eastAsia="Calibri" w:hAnsi="Calibri"/>
-          <w:b/>
-          <w:bCs/>
-        </w:rPr>
-        <w:t xml:space="preserve">4.2 Auth Flow</w:t>
-      </w:r>
-    </w:p>
-    <w:p>
-      <w:pPr>
-        <w:shd w:fill="F8FAFC" w:color="F8FAFC" w:val="solid"/>
-        <w:spacing w:after="0"/>
-        <w:ind w:left="200"/>
-      </w:pPr>
-      <w:r>
-        <w:rPr>
-          <w:rFonts w:ascii="Consolas" w:cs="Consolas" w:eastAsia="Consolas" w:hAnsi="Consolas"/>
-          <w:color w:val="334155"/>
-          <w:sz w:val="17"/>
-          <w:szCs w:val="17"/>
-        </w:rPr>
-        <w:t xml:space="preserve">Login:</w:t>
-      </w:r>
-    </w:p>
-    <w:p>
-      <w:pPr>
-        <w:shd w:fill="F8FAFC" w:color="F8FAFC" w:val="solid"/>
-        <w:spacing w:after="0"/>
-        <w:ind w:left="200"/>
-      </w:pPr>
-      <w:r>
-        <w:rPr>
-          <w:rFonts w:ascii="Consolas" w:cs="Consolas" w:eastAsia="Consolas" w:hAnsi="Consolas"/>
-          <w:color w:val="334155"/>
-          <w:sz w:val="17"/>
-          <w:szCs w:val="17"/>
-        </w:rPr>
-        <w:t xml:space="preserve">  1. supabase.auth.signInWithPassword(email, password)</w:t>
-      </w:r>
-    </w:p>
-    <w:p>
-      <w:pPr>
-        <w:shd w:fill="F8FAFC" w:color="F8FAFC" w:val="solid"/>
-        <w:spacing w:after="0"/>
-        <w:ind w:left="200"/>
-      </w:pPr>
-      <w:r>
-        <w:rPr>
-          <w:rFonts w:ascii="Consolas" w:cs="Consolas" w:eastAsia="Consolas" w:hAnsi="Consolas"/>
-          <w:color w:val="334155"/>
-          <w:sz w:val="17"/>
-          <w:szCs w:val="17"/>
-        </w:rPr>
-        <w:t xml:space="preserve">  2. Fetch user_profiles for role + workspace_id</w:t>
-      </w:r>
-    </w:p>
-    <w:p>
-      <w:pPr>
-        <w:shd w:fill="F8FAFC" w:color="F8FAFC" w:val="solid"/>
-        <w:spacing w:after="0"/>
-        <w:ind w:left="200"/>
-      </w:pPr>
-      <w:r>
-        <w:rPr>
-          <w:rFonts w:ascii="Consolas" w:cs="Consolas" w:eastAsia="Consolas" w:hAnsi="Consolas"/>
-          <w:color w:val="334155"/>
-          <w:sz w:val="17"/>
-          <w:szCs w:val="17"/>
-        </w:rPr>
-        <w:t xml:space="preserve">  3. Redirect: super_admin -&gt; /admin, workspace_user -&gt; /workspace</w:t>
-      </w:r>
-    </w:p>
-    <w:p>
-      <w:pPr>
-        <w:shd w:fill="F8FAFC" w:color="F8FAFC" w:val="solid"/>
-        <w:spacing w:after="0"/>
-        <w:ind w:left="200"/>
-      </w:pPr>
-      <w:r>
-        <w:rPr>
-          <w:rFonts w:ascii="Consolas" w:cs="Consolas" w:eastAsia="Consolas" w:hAnsi="Consolas"/>
-          <w:color w:val="334155"/>
-          <w:sz w:val="17"/>
-          <w:szCs w:val="17"/>
-        </w:rPr>
-        <w:t xml:space="preserve"> </w:t>
-      </w:r>
-    </w:p>
-    <w:p>
-      <w:pPr>
-        <w:shd w:fill="F8FAFC" w:color="F8FAFC" w:val="solid"/>
-        <w:spacing w:after="0"/>
-        <w:ind w:left="200"/>
-      </w:pPr>
-      <w:r>
-        <w:rPr>
-          <w:rFonts w:ascii="Consolas" w:cs="Consolas" w:eastAsia="Consolas" w:hAnsi="Consolas"/>
-          <w:color w:val="334155"/>
-          <w:sz w:val="17"/>
-          <w:szCs w:val="17"/>
-        </w:rPr>
-        <w:t xml:space="preserve">Invite:</w:t>
-      </w:r>
-    </w:p>
-    <w:p>
-      <w:pPr>
-        <w:shd w:fill="F8FAFC" w:color="F8FAFC" w:val="solid"/>
-        <w:spacing w:after="0"/>
-        <w:ind w:left="200"/>
-      </w:pPr>
-      <w:r>
-        <w:rPr>
-          <w:rFonts w:ascii="Consolas" w:cs="Consolas" w:eastAsia="Consolas" w:hAnsi="Consolas"/>
-          <w:color w:val="334155"/>
-          <w:sz w:val="17"/>
-          <w:szCs w:val="17"/>
-        </w:rPr>
-        <w:t xml:space="preserve">  1. Super admin POST /send-invite (generates JWT, sends email)</w:t>
-      </w:r>
-    </w:p>
-    <w:p>
-      <w:pPr>
-        <w:shd w:fill="F8FAFC" w:color="F8FAFC" w:val="solid"/>
-        <w:spacing w:after="0"/>
-        <w:ind w:left="200"/>
-      </w:pPr>
-      <w:r>
-        <w:rPr>
-          <w:rFonts w:ascii="Consolas" w:cs="Consolas" w:eastAsia="Consolas" w:hAnsi="Consolas"/>
-          <w:color w:val="334155"/>
-          <w:sz w:val="17"/>
-          <w:szCs w:val="17"/>
-        </w:rPr>
-        <w:t xml:space="preserve">  2. User clicks link -&gt; /accept-invite?token=XYZ</w:t>
-      </w:r>
-    </w:p>
-    <w:p>
-      <w:pPr>
-        <w:shd w:fill="F8FAFC" w:color="F8FAFC" w:val="solid"/>
-        <w:spacing w:after="0"/>
-        <w:ind w:left="200"/>
-      </w:pPr>
-      <w:r>
-        <w:rPr>
-          <w:rFonts w:ascii="Consolas" w:cs="Consolas" w:eastAsia="Consolas" w:hAnsi="Consolas"/>
-          <w:color w:val="334155"/>
-          <w:sz w:val="17"/>
-          <w:szCs w:val="17"/>
-        </w:rPr>
-        <w:t xml:space="preserve">  3. User sets password -&gt; POST /accept-invite</w:t>
-      </w:r>
-    </w:p>
-    <w:p>
-      <w:pPr>
-        <w:shd w:fill="F8FAFC" w:color="F8FAFC" w:val="solid"/>
-        <w:spacing w:after="0"/>
-        <w:ind w:left="200"/>
-      </w:pPr>
-      <w:r>
-        <w:rPr>
-          <w:rFonts w:ascii="Consolas" w:cs="Consolas" w:eastAsia="Consolas" w:hAnsi="Consolas"/>
-          <w:color w:val="334155"/>
-          <w:sz w:val="17"/>
-          <w:szCs w:val="17"/>
-        </w:rPr>
-        <w:t xml:space="preserve">  4. Backend: verify JWT, create auth user, insert user_profiles,</w:t>
-      </w:r>
-    </w:p>
-    <w:p>
-      <w:pPr>
-        <w:shd w:fill="F8FAFC" w:color="F8FAFC" w:val="solid"/>
-        <w:spacing w:after="0"/>
-        <w:ind w:left="200"/>
-      </w:pPr>
-      <w:r>
-        <w:rPr>
-          <w:rFonts w:ascii="Consolas" w:cs="Consolas" w:eastAsia="Consolas" w:hAnsi="Consolas"/>
-          <w:color w:val="334155"/>
-          <w:sz w:val="17"/>
-          <w:szCs w:val="17"/>
-        </w:rPr>
-        <w:t xml:space="preserve">     link workspace, mark invite accepted, return session</w:t>
-      </w:r>
-    </w:p>
-    <w:p>
-      <w:pPr>
-        <w:shd w:fill="F8FAFC" w:color="F8FAFC" w:val="solid"/>
-        <w:spacing w:after="0"/>
-        <w:ind w:left="200"/>
-      </w:pPr>
-      <w:r>
-        <w:rPr>
-          <w:rFonts w:ascii="Consolas" w:cs="Consolas" w:eastAsia="Consolas" w:hAnsi="Consolas"/>
-          <w:color w:val="334155"/>
-          <w:sz w:val="17"/>
-          <w:szCs w:val="17"/>
-        </w:rPr>
-        <w:t xml:space="preserve">  5. Frontend: set session, redirect to /workspace</w:t>
-      </w:r>
-    </w:p>
-    <w:p>
-      <w:pPr>
-        <w:shd w:fill="F8FAFC" w:color="F8FAFC" w:val="solid"/>
-        <w:spacing w:after="0"/>
-        <w:ind w:left="200"/>
-      </w:pPr>
-      <w:r>
-        <w:rPr>
-          <w:rFonts w:ascii="Consolas" w:cs="Consolas" w:eastAsia="Consolas" w:hAnsi="Consolas"/>
-          <w:color w:val="334155"/>
-          <w:sz w:val="17"/>
-          <w:szCs w:val="17"/>
-        </w:rPr>
-        <w:t xml:space="preserve"> </w:t>
-      </w:r>
-    </w:p>
-    <w:p>
-      <w:pPr>
-        <w:shd w:fill="F8FAFC" w:color="F8FAFC" w:val="solid"/>
-        <w:spacing w:after="0"/>
-        <w:ind w:left="200"/>
-      </w:pPr>
-      <w:r>
-        <w:rPr>
-          <w:rFonts w:ascii="Consolas" w:cs="Consolas" w:eastAsia="Consolas" w:hAnsi="Consolas"/>
-          <w:color w:val="334155"/>
-          <w:sz w:val="17"/>
-          <w:szCs w:val="17"/>
-        </w:rPr>
-        <w:t xml:space="preserve">Route Protection:</w:t>
-      </w:r>
-    </w:p>
-    <w:p>
-      <w:pPr>
-        <w:shd w:fill="F8FAFC" w:color="F8FAFC" w:val="solid"/>
-        <w:spacing w:after="0"/>
-        <w:ind w:left="200"/>
-      </w:pPr>
-      <w:r>
-        <w:rPr>
-          <w:rFonts w:ascii="Consolas" w:cs="Consolas" w:eastAsia="Consolas" w:hAnsi="Consolas"/>
-          <w:color w:val="334155"/>
-          <w:sz w:val="17"/>
-          <w:szCs w:val="17"/>
-        </w:rPr>
-        <w:t xml:space="preserve">  PrivateRoute checks:</w:t>
-      </w:r>
-    </w:p>
-    <w:p>
-      <w:pPr>
-        <w:shd w:fill="F8FAFC" w:color="F8FAFC" w:val="solid"/>
-        <w:spacing w:after="0"/>
-        <w:ind w:left="200"/>
-      </w:pPr>
-      <w:r>
-        <w:rPr>
-          <w:rFonts w:ascii="Consolas" w:cs="Consolas" w:eastAsia="Consolas" w:hAnsi="Consolas"/>
-          <w:color w:val="334155"/>
-          <w:sz w:val="17"/>
-          <w:szCs w:val="17"/>
-        </w:rPr>
-        <w:t xml:space="preserve">  - Is user authenticated? (redirect to /login if not)</w:t>
-      </w:r>
-    </w:p>
-    <w:p>
-      <w:pPr>
-        <w:shd w:fill="F8FAFC" w:color="F8FAFC" w:val="solid"/>
-        <w:spacing w:after="0"/>
-        <w:ind w:left="200"/>
-      </w:pPr>
-      <w:r>
-        <w:rPr>
-          <w:rFonts w:ascii="Consolas" w:cs="Consolas" w:eastAsia="Consolas" w:hAnsi="Consolas"/>
-          <w:color w:val="334155"/>
-          <w:sz w:val="17"/>
-          <w:szCs w:val="17"/>
-        </w:rPr>
-        <w:t xml:space="preserve">  - Does role match requiredRole? (redirect to correct portal if not)</w:t>
-      </w:r>
-    </w:p>
-    <w:p>
-      <w:pPr>
-        <w:shd w:fill="F8FAFC" w:color="F8FAFC" w:val="solid"/>
-        <w:spacing w:after="0"/>
-        <w:ind w:left="200"/>
-      </w:pPr>
-      <w:r>
-        <w:rPr>
-          <w:rFonts w:ascii="Consolas" w:cs="Consolas" w:eastAsia="Consolas" w:hAnsi="Consolas"/>
-          <w:color w:val="334155"/>
-          <w:sz w:val="17"/>
-          <w:szCs w:val="17"/>
-        </w:rPr>
-        <w:t xml:space="preserve">  - Wraps children in AppShell (sidebar layout)</w:t>
-      </w:r>
-    </w:p>
-    <w:p>
-      <w:pPr>
-        <w:spacing w:after="120"/>
-      </w:pPr>
-    </w:p>
-    <w:p>
-      <w:pPr>
-        <w:pStyle w:val="Heading3"/>
-        <w:spacing w:after="120" w:before="240"/>
-      </w:pPr>
-      <w:r>
-        <w:rPr>
-          <w:rFonts w:ascii="Calibri" w:cs="Calibri" w:eastAsia="Calibri" w:hAnsi="Calibri"/>
-          <w:b/>
-          <w:bCs/>
-        </w:rPr>
-        <w:t xml:space="preserve">4.3 Data Caching</w:t>
+          <w:sz w:val="20"/>
+          <w:szCs w:val="20"/>
+        </w:rPr>
+        <w:t xml:space="preserve">Data endpoints (all frontend queries route through these):</w:t>
       </w:r>
     </w:p>
     <w:tbl>
@@ -6841,6 +4888,4558 @@
                 <w:sz w:val="18"/>
                 <w:szCs w:val="18"/>
               </w:rPr>
+              <w:t xml:space="preserve">Method</w:t>
+            </w:r>
+          </w:p>
+        </w:tc>
+        <w:tc>
+          <w:tcPr>
+            <w:tcBorders>
+              <w:top w:val="single" w:color="CBD5E1" w:sz="1"/>
+              <w:left w:val="single" w:color="CBD5E1" w:sz="1"/>
+              <w:bottom w:val="single" w:color="CBD5E1" w:sz="1"/>
+              <w:right w:val="single" w:color="CBD5E1" w:sz="1"/>
+            </w:tcBorders>
+            <w:shd w:fill="F1F5F9" w:color="F1F5F9" w:val="solid"/>
+          </w:tcPr>
+          <w:p>
+            <w:pPr>
+              <w:spacing w:after="40" w:before="40"/>
+            </w:pPr>
+            <w:r>
+              <w:rPr>
+                <w:rFonts w:ascii="Calibri" w:cs="Calibri" w:eastAsia="Calibri" w:hAnsi="Calibri"/>
+                <w:b/>
+                <w:bCs/>
+                <w:sz w:val="18"/>
+                <w:szCs w:val="18"/>
+              </w:rPr>
+              <w:t xml:space="preserve">Path</w:t>
+            </w:r>
+          </w:p>
+        </w:tc>
+        <w:tc>
+          <w:tcPr>
+            <w:tcBorders>
+              <w:top w:val="single" w:color="CBD5E1" w:sz="1"/>
+              <w:left w:val="single" w:color="CBD5E1" w:sz="1"/>
+              <w:bottom w:val="single" w:color="CBD5E1" w:sz="1"/>
+              <w:right w:val="single" w:color="CBD5E1" w:sz="1"/>
+            </w:tcBorders>
+            <w:shd w:fill="F1F5F9" w:color="F1F5F9" w:val="solid"/>
+          </w:tcPr>
+          <w:p>
+            <w:pPr>
+              <w:spacing w:after="40" w:before="40"/>
+            </w:pPr>
+            <w:r>
+              <w:rPr>
+                <w:rFonts w:ascii="Calibri" w:cs="Calibri" w:eastAsia="Calibri" w:hAnsi="Calibri"/>
+                <w:b/>
+                <w:bCs/>
+                <w:sz w:val="18"/>
+                <w:szCs w:val="18"/>
+              </w:rPr>
+              <w:t xml:space="preserve">Auth</w:t>
+            </w:r>
+          </w:p>
+        </w:tc>
+        <w:tc>
+          <w:tcPr>
+            <w:tcBorders>
+              <w:top w:val="single" w:color="CBD5E1" w:sz="1"/>
+              <w:left w:val="single" w:color="CBD5E1" w:sz="1"/>
+              <w:bottom w:val="single" w:color="CBD5E1" w:sz="1"/>
+              <w:right w:val="single" w:color="CBD5E1" w:sz="1"/>
+            </w:tcBorders>
+            <w:shd w:fill="F1F5F9" w:color="F1F5F9" w:val="solid"/>
+          </w:tcPr>
+          <w:p>
+            <w:pPr>
+              <w:spacing w:after="40" w:before="40"/>
+            </w:pPr>
+            <w:r>
+              <w:rPr>
+                <w:rFonts w:ascii="Calibri" w:cs="Calibri" w:eastAsia="Calibri" w:hAnsi="Calibri"/>
+                <w:b/>
+                <w:bCs/>
+                <w:sz w:val="18"/>
+                <w:szCs w:val="18"/>
+              </w:rPr>
+              <w:t xml:space="preserve">Purpose</w:t>
+            </w:r>
+          </w:p>
+        </w:tc>
+      </w:tr>
+      <w:tr>
+        <w:tc>
+          <w:tcPr>
+            <w:tcBorders>
+              <w:top w:val="single" w:color="CBD5E1" w:sz="1"/>
+              <w:left w:val="single" w:color="CBD5E1" w:sz="1"/>
+              <w:bottom w:val="single" w:color="CBD5E1" w:sz="1"/>
+              <w:right w:val="single" w:color="CBD5E1" w:sz="1"/>
+            </w:tcBorders>
+          </w:tcPr>
+          <w:p>
+            <w:pPr>
+              <w:spacing w:after="40" w:before="40"/>
+            </w:pPr>
+            <w:r>
+              <w:rPr>
+                <w:rFonts w:ascii="Calibri" w:cs="Calibri" w:eastAsia="Calibri" w:hAnsi="Calibri"/>
+                <w:sz w:val="20"/>
+                <w:szCs w:val="20"/>
+              </w:rPr>
+              <w:t xml:space="preserve">GET</w:t>
+            </w:r>
+          </w:p>
+        </w:tc>
+        <w:tc>
+          <w:tcPr>
+            <w:tcBorders>
+              <w:top w:val="single" w:color="CBD5E1" w:sz="1"/>
+              <w:left w:val="single" w:color="CBD5E1" w:sz="1"/>
+              <w:bottom w:val="single" w:color="CBD5E1" w:sz="1"/>
+              <w:right w:val="single" w:color="CBD5E1" w:sz="1"/>
+            </w:tcBorders>
+          </w:tcPr>
+          <w:p>
+            <w:pPr>
+              <w:spacing w:after="40" w:before="40"/>
+            </w:pPr>
+            <w:r>
+              <w:rPr>
+                <w:rFonts w:ascii="Consolas" w:cs="Consolas" w:eastAsia="Consolas" w:hAnsi="Consolas"/>
+                <w:sz w:val="18"/>
+                <w:szCs w:val="18"/>
+                <w:shd w:fill="F1F5F9" w:color="F1F5F9" w:val="solid"/>
+              </w:rPr>
+              <w:t xml:space="preserve">/me</w:t>
+            </w:r>
+          </w:p>
+        </w:tc>
+        <w:tc>
+          <w:tcPr>
+            <w:tcBorders>
+              <w:top w:val="single" w:color="CBD5E1" w:sz="1"/>
+              <w:left w:val="single" w:color="CBD5E1" w:sz="1"/>
+              <w:bottom w:val="single" w:color="CBD5E1" w:sz="1"/>
+              <w:right w:val="single" w:color="CBD5E1" w:sz="1"/>
+            </w:tcBorders>
+          </w:tcPr>
+          <w:p>
+            <w:pPr>
+              <w:spacing w:after="40" w:before="40"/>
+            </w:pPr>
+            <w:r>
+              <w:rPr>
+                <w:rFonts w:ascii="Calibri" w:cs="Calibri" w:eastAsia="Calibri" w:hAnsi="Calibri"/>
+                <w:sz w:val="20"/>
+                <w:szCs w:val="20"/>
+              </w:rPr>
+              <w:t xml:space="preserve">Authenticated</w:t>
+            </w:r>
+          </w:p>
+        </w:tc>
+        <w:tc>
+          <w:tcPr>
+            <w:tcBorders>
+              <w:top w:val="single" w:color="CBD5E1" w:sz="1"/>
+              <w:left w:val="single" w:color="CBD5E1" w:sz="1"/>
+              <w:bottom w:val="single" w:color="CBD5E1" w:sz="1"/>
+              <w:right w:val="single" w:color="CBD5E1" w:sz="1"/>
+            </w:tcBorders>
+          </w:tcPr>
+          <w:p>
+            <w:pPr>
+              <w:spacing w:after="40" w:before="40"/>
+            </w:pPr>
+            <w:r>
+              <w:rPr>
+                <w:rFonts w:ascii="Calibri" w:cs="Calibri" w:eastAsia="Calibri" w:hAnsi="Calibri"/>
+                <w:sz w:val="20"/>
+                <w:szCs w:val="20"/>
+              </w:rPr>
+              <w:t xml:space="preserve">Current user profile (role + workspace_id)</w:t>
+            </w:r>
+          </w:p>
+        </w:tc>
+      </w:tr>
+      <w:tr>
+        <w:tc>
+          <w:tcPr>
+            <w:tcBorders>
+              <w:top w:val="single" w:color="CBD5E1" w:sz="1"/>
+              <w:left w:val="single" w:color="CBD5E1" w:sz="1"/>
+              <w:bottom w:val="single" w:color="CBD5E1" w:sz="1"/>
+              <w:right w:val="single" w:color="CBD5E1" w:sz="1"/>
+            </w:tcBorders>
+          </w:tcPr>
+          <w:p>
+            <w:pPr>
+              <w:spacing w:after="40" w:before="40"/>
+            </w:pPr>
+            <w:r>
+              <w:rPr>
+                <w:rFonts w:ascii="Calibri" w:cs="Calibri" w:eastAsia="Calibri" w:hAnsi="Calibri"/>
+                <w:sz w:val="20"/>
+                <w:szCs w:val="20"/>
+              </w:rPr>
+              <w:t xml:space="preserve">GET</w:t>
+            </w:r>
+          </w:p>
+        </w:tc>
+        <w:tc>
+          <w:tcPr>
+            <w:tcBorders>
+              <w:top w:val="single" w:color="CBD5E1" w:sz="1"/>
+              <w:left w:val="single" w:color="CBD5E1" w:sz="1"/>
+              <w:bottom w:val="single" w:color="CBD5E1" w:sz="1"/>
+              <w:right w:val="single" w:color="CBD5E1" w:sz="1"/>
+            </w:tcBorders>
+          </w:tcPr>
+          <w:p>
+            <w:pPr>
+              <w:spacing w:after="40" w:before="40"/>
+            </w:pPr>
+            <w:r>
+              <w:rPr>
+                <w:rFonts w:ascii="Consolas" w:cs="Consolas" w:eastAsia="Consolas" w:hAnsi="Consolas"/>
+                <w:sz w:val="18"/>
+                <w:szCs w:val="18"/>
+                <w:shd w:fill="F1F5F9" w:color="F1F5F9" w:val="solid"/>
+              </w:rPr>
+              <w:t xml:space="preserve">/workspaces</w:t>
+            </w:r>
+          </w:p>
+        </w:tc>
+        <w:tc>
+          <w:tcPr>
+            <w:tcBorders>
+              <w:top w:val="single" w:color="CBD5E1" w:sz="1"/>
+              <w:left w:val="single" w:color="CBD5E1" w:sz="1"/>
+              <w:bottom w:val="single" w:color="CBD5E1" w:sz="1"/>
+              <w:right w:val="single" w:color="CBD5E1" w:sz="1"/>
+            </w:tcBorders>
+          </w:tcPr>
+          <w:p>
+            <w:pPr>
+              <w:spacing w:after="40" w:before="40"/>
+            </w:pPr>
+            <w:r>
+              <w:rPr>
+                <w:rFonts w:ascii="Calibri" w:cs="Calibri" w:eastAsia="Calibri" w:hAnsi="Calibri"/>
+                <w:sz w:val="20"/>
+                <w:szCs w:val="20"/>
+              </w:rPr>
+              <w:t xml:space="preserve">Authenticated</w:t>
+            </w:r>
+          </w:p>
+        </w:tc>
+        <w:tc>
+          <w:tcPr>
+            <w:tcBorders>
+              <w:top w:val="single" w:color="CBD5E1" w:sz="1"/>
+              <w:left w:val="single" w:color="CBD5E1" w:sz="1"/>
+              <w:bottom w:val="single" w:color="CBD5E1" w:sz="1"/>
+              <w:right w:val="single" w:color="CBD5E1" w:sz="1"/>
+            </w:tcBorders>
+          </w:tcPr>
+          <w:p>
+            <w:pPr>
+              <w:spacing w:after="40" w:before="40"/>
+            </w:pPr>
+            <w:r>
+              <w:rPr>
+                <w:rFonts w:ascii="Calibri" w:cs="Calibri" w:eastAsia="Calibri" w:hAnsi="Calibri"/>
+                <w:sz w:val="20"/>
+                <w:szCs w:val="20"/>
+              </w:rPr>
+              <w:t xml:space="preserve">List workspaces (admin: all, user: own)</w:t>
+            </w:r>
+          </w:p>
+        </w:tc>
+      </w:tr>
+      <w:tr>
+        <w:tc>
+          <w:tcPr>
+            <w:tcBorders>
+              <w:top w:val="single" w:color="CBD5E1" w:sz="1"/>
+              <w:left w:val="single" w:color="CBD5E1" w:sz="1"/>
+              <w:bottom w:val="single" w:color="CBD5E1" w:sz="1"/>
+              <w:right w:val="single" w:color="CBD5E1" w:sz="1"/>
+            </w:tcBorders>
+          </w:tcPr>
+          <w:p>
+            <w:pPr>
+              <w:spacing w:after="40" w:before="40"/>
+            </w:pPr>
+            <w:r>
+              <w:rPr>
+                <w:rFonts w:ascii="Calibri" w:cs="Calibri" w:eastAsia="Calibri" w:hAnsi="Calibri"/>
+                <w:sz w:val="20"/>
+                <w:szCs w:val="20"/>
+              </w:rPr>
+              <w:t xml:space="preserve">GET</w:t>
+            </w:r>
+          </w:p>
+        </w:tc>
+        <w:tc>
+          <w:tcPr>
+            <w:tcBorders>
+              <w:top w:val="single" w:color="CBD5E1" w:sz="1"/>
+              <w:left w:val="single" w:color="CBD5E1" w:sz="1"/>
+              <w:bottom w:val="single" w:color="CBD5E1" w:sz="1"/>
+              <w:right w:val="single" w:color="CBD5E1" w:sz="1"/>
+            </w:tcBorders>
+          </w:tcPr>
+          <w:p>
+            <w:pPr>
+              <w:spacing w:after="40" w:before="40"/>
+            </w:pPr>
+            <w:r>
+              <w:rPr>
+                <w:rFonts w:ascii="Consolas" w:cs="Consolas" w:eastAsia="Consolas" w:hAnsi="Consolas"/>
+                <w:sz w:val="18"/>
+                <w:szCs w:val="18"/>
+                <w:shd w:fill="F1F5F9" w:color="F1F5F9" w:val="solid"/>
+              </w:rPr>
+              <w:t xml:space="preserve">/workspaces/:id</w:t>
+            </w:r>
+          </w:p>
+        </w:tc>
+        <w:tc>
+          <w:tcPr>
+            <w:tcBorders>
+              <w:top w:val="single" w:color="CBD5E1" w:sz="1"/>
+              <w:left w:val="single" w:color="CBD5E1" w:sz="1"/>
+              <w:bottom w:val="single" w:color="CBD5E1" w:sz="1"/>
+              <w:right w:val="single" w:color="CBD5E1" w:sz="1"/>
+            </w:tcBorders>
+          </w:tcPr>
+          <w:p>
+            <w:pPr>
+              <w:spacing w:after="40" w:before="40"/>
+            </w:pPr>
+            <w:r>
+              <w:rPr>
+                <w:rFonts w:ascii="Calibri" w:cs="Calibri" w:eastAsia="Calibri" w:hAnsi="Calibri"/>
+                <w:sz w:val="20"/>
+                <w:szCs w:val="20"/>
+              </w:rPr>
+              <w:t xml:space="preserve">Workspace access</w:t>
+            </w:r>
+          </w:p>
+        </w:tc>
+        <w:tc>
+          <w:tcPr>
+            <w:tcBorders>
+              <w:top w:val="single" w:color="CBD5E1" w:sz="1"/>
+              <w:left w:val="single" w:color="CBD5E1" w:sz="1"/>
+              <w:bottom w:val="single" w:color="CBD5E1" w:sz="1"/>
+              <w:right w:val="single" w:color="CBD5E1" w:sz="1"/>
+            </w:tcBorders>
+          </w:tcPr>
+          <w:p>
+            <w:pPr>
+              <w:spacing w:after="40" w:before="40"/>
+            </w:pPr>
+            <w:r>
+              <w:rPr>
+                <w:rFonts w:ascii="Calibri" w:cs="Calibri" w:eastAsia="Calibri" w:hAnsi="Calibri"/>
+                <w:sz w:val="20"/>
+                <w:szCs w:val="20"/>
+              </w:rPr>
+              <w:t xml:space="preserve">Single workspace with ad accounts + assigned user email</w:t>
+            </w:r>
+          </w:p>
+        </w:tc>
+      </w:tr>
+      <w:tr>
+        <w:tc>
+          <w:tcPr>
+            <w:tcBorders>
+              <w:top w:val="single" w:color="CBD5E1" w:sz="1"/>
+              <w:left w:val="single" w:color="CBD5E1" w:sz="1"/>
+              <w:bottom w:val="single" w:color="CBD5E1" w:sz="1"/>
+              <w:right w:val="single" w:color="CBD5E1" w:sz="1"/>
+            </w:tcBorders>
+          </w:tcPr>
+          <w:p>
+            <w:pPr>
+              <w:spacing w:after="40" w:before="40"/>
+            </w:pPr>
+            <w:r>
+              <w:rPr>
+                <w:rFonts w:ascii="Calibri" w:cs="Calibri" w:eastAsia="Calibri" w:hAnsi="Calibri"/>
+                <w:sz w:val="20"/>
+                <w:szCs w:val="20"/>
+              </w:rPr>
+              <w:t xml:space="preserve">POST</w:t>
+            </w:r>
+          </w:p>
+        </w:tc>
+        <w:tc>
+          <w:tcPr>
+            <w:tcBorders>
+              <w:top w:val="single" w:color="CBD5E1" w:sz="1"/>
+              <w:left w:val="single" w:color="CBD5E1" w:sz="1"/>
+              <w:bottom w:val="single" w:color="CBD5E1" w:sz="1"/>
+              <w:right w:val="single" w:color="CBD5E1" w:sz="1"/>
+            </w:tcBorders>
+          </w:tcPr>
+          <w:p>
+            <w:pPr>
+              <w:spacing w:after="40" w:before="40"/>
+            </w:pPr>
+            <w:r>
+              <w:rPr>
+                <w:rFonts w:ascii="Consolas" w:cs="Consolas" w:eastAsia="Consolas" w:hAnsi="Consolas"/>
+                <w:sz w:val="18"/>
+                <w:szCs w:val="18"/>
+                <w:shd w:fill="F1F5F9" w:color="F1F5F9" w:val="solid"/>
+              </w:rPr>
+              <w:t xml:space="preserve">/workspaces</w:t>
+            </w:r>
+          </w:p>
+        </w:tc>
+        <w:tc>
+          <w:tcPr>
+            <w:tcBorders>
+              <w:top w:val="single" w:color="CBD5E1" w:sz="1"/>
+              <w:left w:val="single" w:color="CBD5E1" w:sz="1"/>
+              <w:bottom w:val="single" w:color="CBD5E1" w:sz="1"/>
+              <w:right w:val="single" w:color="CBD5E1" w:sz="1"/>
+            </w:tcBorders>
+          </w:tcPr>
+          <w:p>
+            <w:pPr>
+              <w:spacing w:after="40" w:before="40"/>
+            </w:pPr>
+            <w:r>
+              <w:rPr>
+                <w:rFonts w:ascii="Calibri" w:cs="Calibri" w:eastAsia="Calibri" w:hAnsi="Calibri"/>
+                <w:sz w:val="20"/>
+                <w:szCs w:val="20"/>
+              </w:rPr>
+              <w:t xml:space="preserve">Super admin</w:t>
+            </w:r>
+          </w:p>
+        </w:tc>
+        <w:tc>
+          <w:tcPr>
+            <w:tcBorders>
+              <w:top w:val="single" w:color="CBD5E1" w:sz="1"/>
+              <w:left w:val="single" w:color="CBD5E1" w:sz="1"/>
+              <w:bottom w:val="single" w:color="CBD5E1" w:sz="1"/>
+              <w:right w:val="single" w:color="CBD5E1" w:sz="1"/>
+            </w:tcBorders>
+          </w:tcPr>
+          <w:p>
+            <w:pPr>
+              <w:spacing w:after="40" w:before="40"/>
+            </w:pPr>
+            <w:r>
+              <w:rPr>
+                <w:rFonts w:ascii="Calibri" w:cs="Calibri" w:eastAsia="Calibri" w:hAnsi="Calibri"/>
+                <w:sz w:val="20"/>
+                <w:szCs w:val="20"/>
+              </w:rPr>
+              <w:t xml:space="preserve">Create workspace</w:t>
+            </w:r>
+          </w:p>
+        </w:tc>
+      </w:tr>
+      <w:tr>
+        <w:tc>
+          <w:tcPr>
+            <w:tcBorders>
+              <w:top w:val="single" w:color="CBD5E1" w:sz="1"/>
+              <w:left w:val="single" w:color="CBD5E1" w:sz="1"/>
+              <w:bottom w:val="single" w:color="CBD5E1" w:sz="1"/>
+              <w:right w:val="single" w:color="CBD5E1" w:sz="1"/>
+            </w:tcBorders>
+          </w:tcPr>
+          <w:p>
+            <w:pPr>
+              <w:spacing w:after="40" w:before="40"/>
+            </w:pPr>
+            <w:r>
+              <w:rPr>
+                <w:rFonts w:ascii="Calibri" w:cs="Calibri" w:eastAsia="Calibri" w:hAnsi="Calibri"/>
+                <w:sz w:val="20"/>
+                <w:szCs w:val="20"/>
+              </w:rPr>
+              <w:t xml:space="preserve">PATCH</w:t>
+            </w:r>
+          </w:p>
+        </w:tc>
+        <w:tc>
+          <w:tcPr>
+            <w:tcBorders>
+              <w:top w:val="single" w:color="CBD5E1" w:sz="1"/>
+              <w:left w:val="single" w:color="CBD5E1" w:sz="1"/>
+              <w:bottom w:val="single" w:color="CBD5E1" w:sz="1"/>
+              <w:right w:val="single" w:color="CBD5E1" w:sz="1"/>
+            </w:tcBorders>
+          </w:tcPr>
+          <w:p>
+            <w:pPr>
+              <w:spacing w:after="40" w:before="40"/>
+            </w:pPr>
+            <w:r>
+              <w:rPr>
+                <w:rFonts w:ascii="Consolas" w:cs="Consolas" w:eastAsia="Consolas" w:hAnsi="Consolas"/>
+                <w:sz w:val="18"/>
+                <w:szCs w:val="18"/>
+                <w:shd w:fill="F1F5F9" w:color="F1F5F9" w:val="solid"/>
+              </w:rPr>
+              <w:t xml:space="preserve">/workspaces/:id</w:t>
+            </w:r>
+          </w:p>
+        </w:tc>
+        <w:tc>
+          <w:tcPr>
+            <w:tcBorders>
+              <w:top w:val="single" w:color="CBD5E1" w:sz="1"/>
+              <w:left w:val="single" w:color="CBD5E1" w:sz="1"/>
+              <w:bottom w:val="single" w:color="CBD5E1" w:sz="1"/>
+              <w:right w:val="single" w:color="CBD5E1" w:sz="1"/>
+            </w:tcBorders>
+          </w:tcPr>
+          <w:p>
+            <w:pPr>
+              <w:spacing w:after="40" w:before="40"/>
+            </w:pPr>
+            <w:r>
+              <w:rPr>
+                <w:rFonts w:ascii="Calibri" w:cs="Calibri" w:eastAsia="Calibri" w:hAnsi="Calibri"/>
+                <w:sz w:val="20"/>
+                <w:szCs w:val="20"/>
+              </w:rPr>
+              <w:t xml:space="preserve">Super admin</w:t>
+            </w:r>
+          </w:p>
+        </w:tc>
+        <w:tc>
+          <w:tcPr>
+            <w:tcBorders>
+              <w:top w:val="single" w:color="CBD5E1" w:sz="1"/>
+              <w:left w:val="single" w:color="CBD5E1" w:sz="1"/>
+              <w:bottom w:val="single" w:color="CBD5E1" w:sz="1"/>
+              <w:right w:val="single" w:color="CBD5E1" w:sz="1"/>
+            </w:tcBorders>
+          </w:tcPr>
+          <w:p>
+            <w:pPr>
+              <w:spacing w:after="40" w:before="40"/>
+            </w:pPr>
+            <w:r>
+              <w:rPr>
+                <w:rFonts w:ascii="Calibri" w:cs="Calibri" w:eastAsia="Calibri" w:hAnsi="Calibri"/>
+                <w:sz w:val="20"/>
+                <w:szCs w:val="20"/>
+              </w:rPr>
+              <w:t xml:space="preserve">Update workspace</w:t>
+            </w:r>
+          </w:p>
+        </w:tc>
+      </w:tr>
+      <w:tr>
+        <w:tc>
+          <w:tcPr>
+            <w:tcBorders>
+              <w:top w:val="single" w:color="CBD5E1" w:sz="1"/>
+              <w:left w:val="single" w:color="CBD5E1" w:sz="1"/>
+              <w:bottom w:val="single" w:color="CBD5E1" w:sz="1"/>
+              <w:right w:val="single" w:color="CBD5E1" w:sz="1"/>
+            </w:tcBorders>
+          </w:tcPr>
+          <w:p>
+            <w:pPr>
+              <w:spacing w:after="40" w:before="40"/>
+            </w:pPr>
+            <w:r>
+              <w:rPr>
+                <w:rFonts w:ascii="Calibri" w:cs="Calibri" w:eastAsia="Calibri" w:hAnsi="Calibri"/>
+                <w:sz w:val="20"/>
+                <w:szCs w:val="20"/>
+              </w:rPr>
+              <w:t xml:space="preserve">GET</w:t>
+            </w:r>
+          </w:p>
+        </w:tc>
+        <w:tc>
+          <w:tcPr>
+            <w:tcBorders>
+              <w:top w:val="single" w:color="CBD5E1" w:sz="1"/>
+              <w:left w:val="single" w:color="CBD5E1" w:sz="1"/>
+              <w:bottom w:val="single" w:color="CBD5E1" w:sz="1"/>
+              <w:right w:val="single" w:color="CBD5E1" w:sz="1"/>
+            </w:tcBorders>
+          </w:tcPr>
+          <w:p>
+            <w:pPr>
+              <w:spacing w:after="40" w:before="40"/>
+            </w:pPr>
+            <w:r>
+              <w:rPr>
+                <w:rFonts w:ascii="Consolas" w:cs="Consolas" w:eastAsia="Consolas" w:hAnsi="Consolas"/>
+                <w:sz w:val="18"/>
+                <w:szCs w:val="18"/>
+                <w:shd w:fill="F1F5F9" w:color="F1F5F9" w:val="solid"/>
+              </w:rPr>
+              <w:t xml:space="preserve">/workspaces/:id/ad-accounts</w:t>
+            </w:r>
+          </w:p>
+        </w:tc>
+        <w:tc>
+          <w:tcPr>
+            <w:tcBorders>
+              <w:top w:val="single" w:color="CBD5E1" w:sz="1"/>
+              <w:left w:val="single" w:color="CBD5E1" w:sz="1"/>
+              <w:bottom w:val="single" w:color="CBD5E1" w:sz="1"/>
+              <w:right w:val="single" w:color="CBD5E1" w:sz="1"/>
+            </w:tcBorders>
+          </w:tcPr>
+          <w:p>
+            <w:pPr>
+              <w:spacing w:after="40" w:before="40"/>
+            </w:pPr>
+            <w:r>
+              <w:rPr>
+                <w:rFonts w:ascii="Calibri" w:cs="Calibri" w:eastAsia="Calibri" w:hAnsi="Calibri"/>
+                <w:sz w:val="20"/>
+                <w:szCs w:val="20"/>
+              </w:rPr>
+              <w:t xml:space="preserve">Workspace access</w:t>
+            </w:r>
+          </w:p>
+        </w:tc>
+        <w:tc>
+          <w:tcPr>
+            <w:tcBorders>
+              <w:top w:val="single" w:color="CBD5E1" w:sz="1"/>
+              <w:left w:val="single" w:color="CBD5E1" w:sz="1"/>
+              <w:bottom w:val="single" w:color="CBD5E1" w:sz="1"/>
+              <w:right w:val="single" w:color="CBD5E1" w:sz="1"/>
+            </w:tcBorders>
+          </w:tcPr>
+          <w:p>
+            <w:pPr>
+              <w:spacing w:after="40" w:before="40"/>
+            </w:pPr>
+            <w:r>
+              <w:rPr>
+                <w:rFonts w:ascii="Calibri" w:cs="Calibri" w:eastAsia="Calibri" w:hAnsi="Calibri"/>
+                <w:sz w:val="20"/>
+                <w:szCs w:val="20"/>
+              </w:rPr>
+              <w:t xml:space="preserve">Ad accounts for workspace</w:t>
+            </w:r>
+          </w:p>
+        </w:tc>
+      </w:tr>
+      <w:tr>
+        <w:tc>
+          <w:tcPr>
+            <w:tcBorders>
+              <w:top w:val="single" w:color="CBD5E1" w:sz="1"/>
+              <w:left w:val="single" w:color="CBD5E1" w:sz="1"/>
+              <w:bottom w:val="single" w:color="CBD5E1" w:sz="1"/>
+              <w:right w:val="single" w:color="CBD5E1" w:sz="1"/>
+            </w:tcBorders>
+          </w:tcPr>
+          <w:p>
+            <w:pPr>
+              <w:spacing w:after="40" w:before="40"/>
+            </w:pPr>
+            <w:r>
+              <w:rPr>
+                <w:rFonts w:ascii="Calibri" w:cs="Calibri" w:eastAsia="Calibri" w:hAnsi="Calibri"/>
+                <w:sz w:val="20"/>
+                <w:szCs w:val="20"/>
+              </w:rPr>
+              <w:t xml:space="preserve">GET</w:t>
+            </w:r>
+          </w:p>
+        </w:tc>
+        <w:tc>
+          <w:tcPr>
+            <w:tcBorders>
+              <w:top w:val="single" w:color="CBD5E1" w:sz="1"/>
+              <w:left w:val="single" w:color="CBD5E1" w:sz="1"/>
+              <w:bottom w:val="single" w:color="CBD5E1" w:sz="1"/>
+              <w:right w:val="single" w:color="CBD5E1" w:sz="1"/>
+            </w:tcBorders>
+          </w:tcPr>
+          <w:p>
+            <w:pPr>
+              <w:spacing w:after="40" w:before="40"/>
+            </w:pPr>
+            <w:r>
+              <w:rPr>
+                <w:rFonts w:ascii="Consolas" w:cs="Consolas" w:eastAsia="Consolas" w:hAnsi="Consolas"/>
+                <w:sz w:val="18"/>
+                <w:szCs w:val="18"/>
+                <w:shd w:fill="F1F5F9" w:color="F1F5F9" w:val="solid"/>
+              </w:rPr>
+              <w:t xml:space="preserve">/workspaces/:id/rules</w:t>
+            </w:r>
+          </w:p>
+        </w:tc>
+        <w:tc>
+          <w:tcPr>
+            <w:tcBorders>
+              <w:top w:val="single" w:color="CBD5E1" w:sz="1"/>
+              <w:left w:val="single" w:color="CBD5E1" w:sz="1"/>
+              <w:bottom w:val="single" w:color="CBD5E1" w:sz="1"/>
+              <w:right w:val="single" w:color="CBD5E1" w:sz="1"/>
+            </w:tcBorders>
+          </w:tcPr>
+          <w:p>
+            <w:pPr>
+              <w:spacing w:after="40" w:before="40"/>
+            </w:pPr>
+            <w:r>
+              <w:rPr>
+                <w:rFonts w:ascii="Calibri" w:cs="Calibri" w:eastAsia="Calibri" w:hAnsi="Calibri"/>
+                <w:sz w:val="20"/>
+                <w:szCs w:val="20"/>
+              </w:rPr>
+              <w:t xml:space="preserve">Workspace access</w:t>
+            </w:r>
+          </w:p>
+        </w:tc>
+        <w:tc>
+          <w:tcPr>
+            <w:tcBorders>
+              <w:top w:val="single" w:color="CBD5E1" w:sz="1"/>
+              <w:left w:val="single" w:color="CBD5E1" w:sz="1"/>
+              <w:bottom w:val="single" w:color="CBD5E1" w:sz="1"/>
+              <w:right w:val="single" w:color="CBD5E1" w:sz="1"/>
+            </w:tcBorders>
+          </w:tcPr>
+          <w:p>
+            <w:pPr>
+              <w:spacing w:after="40" w:before="40"/>
+            </w:pPr>
+            <w:r>
+              <w:rPr>
+                <w:rFonts w:ascii="Calibri" w:cs="Calibri" w:eastAsia="Calibri" w:hAnsi="Calibri"/>
+                <w:sz w:val="20"/>
+                <w:szCs w:val="20"/>
+              </w:rPr>
+              <w:t xml:space="preserve">Rules for workspace</w:t>
+            </w:r>
+          </w:p>
+        </w:tc>
+      </w:tr>
+      <w:tr>
+        <w:tc>
+          <w:tcPr>
+            <w:tcBorders>
+              <w:top w:val="single" w:color="CBD5E1" w:sz="1"/>
+              <w:left w:val="single" w:color="CBD5E1" w:sz="1"/>
+              <w:bottom w:val="single" w:color="CBD5E1" w:sz="1"/>
+              <w:right w:val="single" w:color="CBD5E1" w:sz="1"/>
+            </w:tcBorders>
+          </w:tcPr>
+          <w:p>
+            <w:pPr>
+              <w:spacing w:after="40" w:before="40"/>
+            </w:pPr>
+            <w:r>
+              <w:rPr>
+                <w:rFonts w:ascii="Calibri" w:cs="Calibri" w:eastAsia="Calibri" w:hAnsi="Calibri"/>
+                <w:sz w:val="20"/>
+                <w:szCs w:val="20"/>
+              </w:rPr>
+              <w:t xml:space="preserve">GET</w:t>
+            </w:r>
+          </w:p>
+        </w:tc>
+        <w:tc>
+          <w:tcPr>
+            <w:tcBorders>
+              <w:top w:val="single" w:color="CBD5E1" w:sz="1"/>
+              <w:left w:val="single" w:color="CBD5E1" w:sz="1"/>
+              <w:bottom w:val="single" w:color="CBD5E1" w:sz="1"/>
+              <w:right w:val="single" w:color="CBD5E1" w:sz="1"/>
+            </w:tcBorders>
+          </w:tcPr>
+          <w:p>
+            <w:pPr>
+              <w:spacing w:after="40" w:before="40"/>
+            </w:pPr>
+            <w:r>
+              <w:rPr>
+                <w:rFonts w:ascii="Consolas" w:cs="Consolas" w:eastAsia="Consolas" w:hAnsi="Consolas"/>
+                <w:sz w:val="18"/>
+                <w:szCs w:val="18"/>
+                <w:shd w:fill="F1F5F9" w:color="F1F5F9" w:val="solid"/>
+              </w:rPr>
+              <w:t xml:space="preserve">/workspaces/:id/alerts</w:t>
+            </w:r>
+          </w:p>
+        </w:tc>
+        <w:tc>
+          <w:tcPr>
+            <w:tcBorders>
+              <w:top w:val="single" w:color="CBD5E1" w:sz="1"/>
+              <w:left w:val="single" w:color="CBD5E1" w:sz="1"/>
+              <w:bottom w:val="single" w:color="CBD5E1" w:sz="1"/>
+              <w:right w:val="single" w:color="CBD5E1" w:sz="1"/>
+            </w:tcBorders>
+          </w:tcPr>
+          <w:p>
+            <w:pPr>
+              <w:spacing w:after="40" w:before="40"/>
+            </w:pPr>
+            <w:r>
+              <w:rPr>
+                <w:rFonts w:ascii="Calibri" w:cs="Calibri" w:eastAsia="Calibri" w:hAnsi="Calibri"/>
+                <w:sz w:val="20"/>
+                <w:szCs w:val="20"/>
+              </w:rPr>
+              <w:t xml:space="preserve">Workspace access</w:t>
+            </w:r>
+          </w:p>
+        </w:tc>
+        <w:tc>
+          <w:tcPr>
+            <w:tcBorders>
+              <w:top w:val="single" w:color="CBD5E1" w:sz="1"/>
+              <w:left w:val="single" w:color="CBD5E1" w:sz="1"/>
+              <w:bottom w:val="single" w:color="CBD5E1" w:sz="1"/>
+              <w:right w:val="single" w:color="CBD5E1" w:sz="1"/>
+            </w:tcBorders>
+          </w:tcPr>
+          <w:p>
+            <w:pPr>
+              <w:spacing w:after="40" w:before="40"/>
+            </w:pPr>
+            <w:r>
+              <w:rPr>
+                <w:rFonts w:ascii="Calibri" w:cs="Calibri" w:eastAsia="Calibri" w:hAnsi="Calibri"/>
+                <w:sz w:val="20"/>
+                <w:szCs w:val="20"/>
+              </w:rPr>
+              <w:t xml:space="preserve">Alerts for workspace (?active_only=true)</w:t>
+            </w:r>
+          </w:p>
+        </w:tc>
+      </w:tr>
+      <w:tr>
+        <w:tc>
+          <w:tcPr>
+            <w:tcBorders>
+              <w:top w:val="single" w:color="CBD5E1" w:sz="1"/>
+              <w:left w:val="single" w:color="CBD5E1" w:sz="1"/>
+              <w:bottom w:val="single" w:color="CBD5E1" w:sz="1"/>
+              <w:right w:val="single" w:color="CBD5E1" w:sz="1"/>
+            </w:tcBorders>
+          </w:tcPr>
+          <w:p>
+            <w:pPr>
+              <w:spacing w:after="40" w:before="40"/>
+            </w:pPr>
+            <w:r>
+              <w:rPr>
+                <w:rFonts w:ascii="Calibri" w:cs="Calibri" w:eastAsia="Calibri" w:hAnsi="Calibri"/>
+                <w:sz w:val="20"/>
+                <w:szCs w:val="20"/>
+              </w:rPr>
+              <w:t xml:space="preserve">GET</w:t>
+            </w:r>
+          </w:p>
+        </w:tc>
+        <w:tc>
+          <w:tcPr>
+            <w:tcBorders>
+              <w:top w:val="single" w:color="CBD5E1" w:sz="1"/>
+              <w:left w:val="single" w:color="CBD5E1" w:sz="1"/>
+              <w:bottom w:val="single" w:color="CBD5E1" w:sz="1"/>
+              <w:right w:val="single" w:color="CBD5E1" w:sz="1"/>
+            </w:tcBorders>
+          </w:tcPr>
+          <w:p>
+            <w:pPr>
+              <w:spacing w:after="40" w:before="40"/>
+            </w:pPr>
+            <w:r>
+              <w:rPr>
+                <w:rFonts w:ascii="Consolas" w:cs="Consolas" w:eastAsia="Consolas" w:hAnsi="Consolas"/>
+                <w:sz w:val="18"/>
+                <w:szCs w:val="18"/>
+                <w:shd w:fill="F1F5F9" w:color="F1F5F9" w:val="solid"/>
+              </w:rPr>
+              <w:t xml:space="preserve">/workspaces/:id/campaigns</w:t>
+            </w:r>
+          </w:p>
+        </w:tc>
+        <w:tc>
+          <w:tcPr>
+            <w:tcBorders>
+              <w:top w:val="single" w:color="CBD5E1" w:sz="1"/>
+              <w:left w:val="single" w:color="CBD5E1" w:sz="1"/>
+              <w:bottom w:val="single" w:color="CBD5E1" w:sz="1"/>
+              <w:right w:val="single" w:color="CBD5E1" w:sz="1"/>
+            </w:tcBorders>
+          </w:tcPr>
+          <w:p>
+            <w:pPr>
+              <w:spacing w:after="40" w:before="40"/>
+            </w:pPr>
+            <w:r>
+              <w:rPr>
+                <w:rFonts w:ascii="Calibri" w:cs="Calibri" w:eastAsia="Calibri" w:hAnsi="Calibri"/>
+                <w:sz w:val="20"/>
+                <w:szCs w:val="20"/>
+              </w:rPr>
+              <w:t xml:space="preserve">Workspace access</w:t>
+            </w:r>
+          </w:p>
+        </w:tc>
+        <w:tc>
+          <w:tcPr>
+            <w:tcBorders>
+              <w:top w:val="single" w:color="CBD5E1" w:sz="1"/>
+              <w:left w:val="single" w:color="CBD5E1" w:sz="1"/>
+              <w:bottom w:val="single" w:color="CBD5E1" w:sz="1"/>
+              <w:right w:val="single" w:color="CBD5E1" w:sz="1"/>
+            </w:tcBorders>
+          </w:tcPr>
+          <w:p>
+            <w:pPr>
+              <w:spacing w:after="40" w:before="40"/>
+            </w:pPr>
+            <w:r>
+              <w:rPr>
+                <w:rFonts w:ascii="Calibri" w:cs="Calibri" w:eastAsia="Calibri" w:hAnsi="Calibri"/>
+                <w:sz w:val="20"/>
+                <w:szCs w:val="20"/>
+              </w:rPr>
+              <w:t xml:space="preserve">Enriched campaign view (entities + rules + violations)</w:t>
+            </w:r>
+          </w:p>
+        </w:tc>
+      </w:tr>
+      <w:tr>
+        <w:tc>
+          <w:tcPr>
+            <w:tcBorders>
+              <w:top w:val="single" w:color="CBD5E1" w:sz="1"/>
+              <w:left w:val="single" w:color="CBD5E1" w:sz="1"/>
+              <w:bottom w:val="single" w:color="CBD5E1" w:sz="1"/>
+              <w:right w:val="single" w:color="CBD5E1" w:sz="1"/>
+            </w:tcBorders>
+          </w:tcPr>
+          <w:p>
+            <w:pPr>
+              <w:spacing w:after="40" w:before="40"/>
+            </w:pPr>
+            <w:r>
+              <w:rPr>
+                <w:rFonts w:ascii="Calibri" w:cs="Calibri" w:eastAsia="Calibri" w:hAnsi="Calibri"/>
+                <w:sz w:val="20"/>
+                <w:szCs w:val="20"/>
+              </w:rPr>
+              <w:t xml:space="preserve">GET</w:t>
+            </w:r>
+          </w:p>
+        </w:tc>
+        <w:tc>
+          <w:tcPr>
+            <w:tcBorders>
+              <w:top w:val="single" w:color="CBD5E1" w:sz="1"/>
+              <w:left w:val="single" w:color="CBD5E1" w:sz="1"/>
+              <w:bottom w:val="single" w:color="CBD5E1" w:sz="1"/>
+              <w:right w:val="single" w:color="CBD5E1" w:sz="1"/>
+            </w:tcBorders>
+          </w:tcPr>
+          <w:p>
+            <w:pPr>
+              <w:spacing w:after="40" w:before="40"/>
+            </w:pPr>
+            <w:r>
+              <w:rPr>
+                <w:rFonts w:ascii="Consolas" w:cs="Consolas" w:eastAsia="Consolas" w:hAnsi="Consolas"/>
+                <w:sz w:val="18"/>
+                <w:szCs w:val="18"/>
+                <w:shd w:fill="F1F5F9" w:color="F1F5F9" w:val="solid"/>
+              </w:rPr>
+              <w:t xml:space="preserve">/workspaces/:id/entities</w:t>
+            </w:r>
+          </w:p>
+        </w:tc>
+        <w:tc>
+          <w:tcPr>
+            <w:tcBorders>
+              <w:top w:val="single" w:color="CBD5E1" w:sz="1"/>
+              <w:left w:val="single" w:color="CBD5E1" w:sz="1"/>
+              <w:bottom w:val="single" w:color="CBD5E1" w:sz="1"/>
+              <w:right w:val="single" w:color="CBD5E1" w:sz="1"/>
+            </w:tcBorders>
+          </w:tcPr>
+          <w:p>
+            <w:pPr>
+              <w:spacing w:after="40" w:before="40"/>
+            </w:pPr>
+            <w:r>
+              <w:rPr>
+                <w:rFonts w:ascii="Calibri" w:cs="Calibri" w:eastAsia="Calibri" w:hAnsi="Calibri"/>
+                <w:sz w:val="20"/>
+                <w:szCs w:val="20"/>
+              </w:rPr>
+              <w:t xml:space="preserve">Workspace access</w:t>
+            </w:r>
+          </w:p>
+        </w:tc>
+        <w:tc>
+          <w:tcPr>
+            <w:tcBorders>
+              <w:top w:val="single" w:color="CBD5E1" w:sz="1"/>
+              <w:left w:val="single" w:color="CBD5E1" w:sz="1"/>
+              <w:bottom w:val="single" w:color="CBD5E1" w:sz="1"/>
+              <w:right w:val="single" w:color="CBD5E1" w:sz="1"/>
+            </w:tcBorders>
+          </w:tcPr>
+          <w:p>
+            <w:pPr>
+              <w:spacing w:after="40" w:before="40"/>
+            </w:pPr>
+            <w:r>
+              <w:rPr>
+                <w:rFonts w:ascii="Calibri" w:cs="Calibri" w:eastAsia="Calibri" w:hAnsi="Calibri"/>
+                <w:sz w:val="20"/>
+                <w:szCs w:val="20"/>
+              </w:rPr>
+              <w:t xml:space="preserve">Entity cache rows (?entity_type=campaign)</w:t>
+            </w:r>
+          </w:p>
+        </w:tc>
+      </w:tr>
+      <w:tr>
+        <w:tc>
+          <w:tcPr>
+            <w:tcBorders>
+              <w:top w:val="single" w:color="CBD5E1" w:sz="1"/>
+              <w:left w:val="single" w:color="CBD5E1" w:sz="1"/>
+              <w:bottom w:val="single" w:color="CBD5E1" w:sz="1"/>
+              <w:right w:val="single" w:color="CBD5E1" w:sz="1"/>
+            </w:tcBorders>
+          </w:tcPr>
+          <w:p>
+            <w:pPr>
+              <w:spacing w:after="40" w:before="40"/>
+            </w:pPr>
+            <w:r>
+              <w:rPr>
+                <w:rFonts w:ascii="Calibri" w:cs="Calibri" w:eastAsia="Calibri" w:hAnsi="Calibri"/>
+                <w:sz w:val="20"/>
+                <w:szCs w:val="20"/>
+              </w:rPr>
+              <w:t xml:space="preserve">POST</w:t>
+            </w:r>
+          </w:p>
+        </w:tc>
+        <w:tc>
+          <w:tcPr>
+            <w:tcBorders>
+              <w:top w:val="single" w:color="CBD5E1" w:sz="1"/>
+              <w:left w:val="single" w:color="CBD5E1" w:sz="1"/>
+              <w:bottom w:val="single" w:color="CBD5E1" w:sz="1"/>
+              <w:right w:val="single" w:color="CBD5E1" w:sz="1"/>
+            </w:tcBorders>
+          </w:tcPr>
+          <w:p>
+            <w:pPr>
+              <w:spacing w:after="40" w:before="40"/>
+            </w:pPr>
+            <w:r>
+              <w:rPr>
+                <w:rFonts w:ascii="Consolas" w:cs="Consolas" w:eastAsia="Consolas" w:hAnsi="Consolas"/>
+                <w:sz w:val="18"/>
+                <w:szCs w:val="18"/>
+                <w:shd w:fill="F1F5F9" w:color="F1F5F9" w:val="solid"/>
+              </w:rPr>
+              <w:t xml:space="preserve">/rules</w:t>
+            </w:r>
+          </w:p>
+        </w:tc>
+        <w:tc>
+          <w:tcPr>
+            <w:tcBorders>
+              <w:top w:val="single" w:color="CBD5E1" w:sz="1"/>
+              <w:left w:val="single" w:color="CBD5E1" w:sz="1"/>
+              <w:bottom w:val="single" w:color="CBD5E1" w:sz="1"/>
+              <w:right w:val="single" w:color="CBD5E1" w:sz="1"/>
+            </w:tcBorders>
+          </w:tcPr>
+          <w:p>
+            <w:pPr>
+              <w:spacing w:after="40" w:before="40"/>
+            </w:pPr>
+            <w:r>
+              <w:rPr>
+                <w:rFonts w:ascii="Calibri" w:cs="Calibri" w:eastAsia="Calibri" w:hAnsi="Calibri"/>
+                <w:sz w:val="20"/>
+                <w:szCs w:val="20"/>
+              </w:rPr>
+              <w:t xml:space="preserve">Workspace access</w:t>
+            </w:r>
+          </w:p>
+        </w:tc>
+        <w:tc>
+          <w:tcPr>
+            <w:tcBorders>
+              <w:top w:val="single" w:color="CBD5E1" w:sz="1"/>
+              <w:left w:val="single" w:color="CBD5E1" w:sz="1"/>
+              <w:bottom w:val="single" w:color="CBD5E1" w:sz="1"/>
+              <w:right w:val="single" w:color="CBD5E1" w:sz="1"/>
+            </w:tcBorders>
+          </w:tcPr>
+          <w:p>
+            <w:pPr>
+              <w:spacing w:after="40" w:before="40"/>
+            </w:pPr>
+            <w:r>
+              <w:rPr>
+                <w:rFonts w:ascii="Calibri" w:cs="Calibri" w:eastAsia="Calibri" w:hAnsi="Calibri"/>
+                <w:sz w:val="20"/>
+                <w:szCs w:val="20"/>
+              </w:rPr>
+              <w:t xml:space="preserve">Create rule (backend sets created_by from JWT)</w:t>
+            </w:r>
+          </w:p>
+        </w:tc>
+      </w:tr>
+      <w:tr>
+        <w:tc>
+          <w:tcPr>
+            <w:tcBorders>
+              <w:top w:val="single" w:color="CBD5E1" w:sz="1"/>
+              <w:left w:val="single" w:color="CBD5E1" w:sz="1"/>
+              <w:bottom w:val="single" w:color="CBD5E1" w:sz="1"/>
+              <w:right w:val="single" w:color="CBD5E1" w:sz="1"/>
+            </w:tcBorders>
+          </w:tcPr>
+          <w:p>
+            <w:pPr>
+              <w:spacing w:after="40" w:before="40"/>
+            </w:pPr>
+            <w:r>
+              <w:rPr>
+                <w:rFonts w:ascii="Calibri" w:cs="Calibri" w:eastAsia="Calibri" w:hAnsi="Calibri"/>
+                <w:sz w:val="20"/>
+                <w:szCs w:val="20"/>
+              </w:rPr>
+              <w:t xml:space="preserve">PATCH</w:t>
+            </w:r>
+          </w:p>
+        </w:tc>
+        <w:tc>
+          <w:tcPr>
+            <w:tcBorders>
+              <w:top w:val="single" w:color="CBD5E1" w:sz="1"/>
+              <w:left w:val="single" w:color="CBD5E1" w:sz="1"/>
+              <w:bottom w:val="single" w:color="CBD5E1" w:sz="1"/>
+              <w:right w:val="single" w:color="CBD5E1" w:sz="1"/>
+            </w:tcBorders>
+          </w:tcPr>
+          <w:p>
+            <w:pPr>
+              <w:spacing w:after="40" w:before="40"/>
+            </w:pPr>
+            <w:r>
+              <w:rPr>
+                <w:rFonts w:ascii="Consolas" w:cs="Consolas" w:eastAsia="Consolas" w:hAnsi="Consolas"/>
+                <w:sz w:val="18"/>
+                <w:szCs w:val="18"/>
+                <w:shd w:fill="F1F5F9" w:color="F1F5F9" w:val="solid"/>
+              </w:rPr>
+              <w:t xml:space="preserve">/rules/:id</w:t>
+            </w:r>
+          </w:p>
+        </w:tc>
+        <w:tc>
+          <w:tcPr>
+            <w:tcBorders>
+              <w:top w:val="single" w:color="CBD5E1" w:sz="1"/>
+              <w:left w:val="single" w:color="CBD5E1" w:sz="1"/>
+              <w:bottom w:val="single" w:color="CBD5E1" w:sz="1"/>
+              <w:right w:val="single" w:color="CBD5E1" w:sz="1"/>
+            </w:tcBorders>
+          </w:tcPr>
+          <w:p>
+            <w:pPr>
+              <w:spacing w:after="40" w:before="40"/>
+            </w:pPr>
+            <w:r>
+              <w:rPr>
+                <w:rFonts w:ascii="Calibri" w:cs="Calibri" w:eastAsia="Calibri" w:hAnsi="Calibri"/>
+                <w:sz w:val="20"/>
+                <w:szCs w:val="20"/>
+              </w:rPr>
+              <w:t xml:space="preserve">Workspace access</w:t>
+            </w:r>
+          </w:p>
+        </w:tc>
+        <w:tc>
+          <w:tcPr>
+            <w:tcBorders>
+              <w:top w:val="single" w:color="CBD5E1" w:sz="1"/>
+              <w:left w:val="single" w:color="CBD5E1" w:sz="1"/>
+              <w:bottom w:val="single" w:color="CBD5E1" w:sz="1"/>
+              <w:right w:val="single" w:color="CBD5E1" w:sz="1"/>
+            </w:tcBorders>
+          </w:tcPr>
+          <w:p>
+            <w:pPr>
+              <w:spacing w:after="40" w:before="40"/>
+            </w:pPr>
+            <w:r>
+              <w:rPr>
+                <w:rFonts w:ascii="Calibri" w:cs="Calibri" w:eastAsia="Calibri" w:hAnsi="Calibri"/>
+                <w:sz w:val="20"/>
+                <w:szCs w:val="20"/>
+              </w:rPr>
+              <w:t xml:space="preserve">Update rule (backend sets updated_by from JWT)</w:t>
+            </w:r>
+          </w:p>
+        </w:tc>
+      </w:tr>
+      <w:tr>
+        <w:tc>
+          <w:tcPr>
+            <w:tcBorders>
+              <w:top w:val="single" w:color="CBD5E1" w:sz="1"/>
+              <w:left w:val="single" w:color="CBD5E1" w:sz="1"/>
+              <w:bottom w:val="single" w:color="CBD5E1" w:sz="1"/>
+              <w:right w:val="single" w:color="CBD5E1" w:sz="1"/>
+            </w:tcBorders>
+          </w:tcPr>
+          <w:p>
+            <w:pPr>
+              <w:spacing w:after="40" w:before="40"/>
+            </w:pPr>
+            <w:r>
+              <w:rPr>
+                <w:rFonts w:ascii="Calibri" w:cs="Calibri" w:eastAsia="Calibri" w:hAnsi="Calibri"/>
+                <w:sz w:val="20"/>
+                <w:szCs w:val="20"/>
+              </w:rPr>
+              <w:t xml:space="preserve">DELETE</w:t>
+            </w:r>
+          </w:p>
+        </w:tc>
+        <w:tc>
+          <w:tcPr>
+            <w:tcBorders>
+              <w:top w:val="single" w:color="CBD5E1" w:sz="1"/>
+              <w:left w:val="single" w:color="CBD5E1" w:sz="1"/>
+              <w:bottom w:val="single" w:color="CBD5E1" w:sz="1"/>
+              <w:right w:val="single" w:color="CBD5E1" w:sz="1"/>
+            </w:tcBorders>
+          </w:tcPr>
+          <w:p>
+            <w:pPr>
+              <w:spacing w:after="40" w:before="40"/>
+            </w:pPr>
+            <w:r>
+              <w:rPr>
+                <w:rFonts w:ascii="Consolas" w:cs="Consolas" w:eastAsia="Consolas" w:hAnsi="Consolas"/>
+                <w:sz w:val="18"/>
+                <w:szCs w:val="18"/>
+                <w:shd w:fill="F1F5F9" w:color="F1F5F9" w:val="solid"/>
+              </w:rPr>
+              <w:t xml:space="preserve">/rules/:id</w:t>
+            </w:r>
+          </w:p>
+        </w:tc>
+        <w:tc>
+          <w:tcPr>
+            <w:tcBorders>
+              <w:top w:val="single" w:color="CBD5E1" w:sz="1"/>
+              <w:left w:val="single" w:color="CBD5E1" w:sz="1"/>
+              <w:bottom w:val="single" w:color="CBD5E1" w:sz="1"/>
+              <w:right w:val="single" w:color="CBD5E1" w:sz="1"/>
+            </w:tcBorders>
+          </w:tcPr>
+          <w:p>
+            <w:pPr>
+              <w:spacing w:after="40" w:before="40"/>
+            </w:pPr>
+            <w:r>
+              <w:rPr>
+                <w:rFonts w:ascii="Calibri" w:cs="Calibri" w:eastAsia="Calibri" w:hAnsi="Calibri"/>
+                <w:sz w:val="20"/>
+                <w:szCs w:val="20"/>
+              </w:rPr>
+              <w:t xml:space="preserve">Workspace access</w:t>
+            </w:r>
+          </w:p>
+        </w:tc>
+        <w:tc>
+          <w:tcPr>
+            <w:tcBorders>
+              <w:top w:val="single" w:color="CBD5E1" w:sz="1"/>
+              <w:left w:val="single" w:color="CBD5E1" w:sz="1"/>
+              <w:bottom w:val="single" w:color="CBD5E1" w:sz="1"/>
+              <w:right w:val="single" w:color="CBD5E1" w:sz="1"/>
+            </w:tcBorders>
+          </w:tcPr>
+          <w:p>
+            <w:pPr>
+              <w:spacing w:after="40" w:before="40"/>
+            </w:pPr>
+            <w:r>
+              <w:rPr>
+                <w:rFonts w:ascii="Calibri" w:cs="Calibri" w:eastAsia="Calibri" w:hAnsi="Calibri"/>
+                <w:sz w:val="20"/>
+                <w:szCs w:val="20"/>
+              </w:rPr>
+              <w:t xml:space="preserve">Delete rule</w:t>
+            </w:r>
+          </w:p>
+        </w:tc>
+      </w:tr>
+      <w:tr>
+        <w:tc>
+          <w:tcPr>
+            <w:tcBorders>
+              <w:top w:val="single" w:color="CBD5E1" w:sz="1"/>
+              <w:left w:val="single" w:color="CBD5E1" w:sz="1"/>
+              <w:bottom w:val="single" w:color="CBD5E1" w:sz="1"/>
+              <w:right w:val="single" w:color="CBD5E1" w:sz="1"/>
+            </w:tcBorders>
+          </w:tcPr>
+          <w:p>
+            <w:pPr>
+              <w:spacing w:after="40" w:before="40"/>
+            </w:pPr>
+            <w:r>
+              <w:rPr>
+                <w:rFonts w:ascii="Calibri" w:cs="Calibri" w:eastAsia="Calibri" w:hAnsi="Calibri"/>
+                <w:sz w:val="20"/>
+                <w:szCs w:val="20"/>
+              </w:rPr>
+              <w:t xml:space="preserve">GET</w:t>
+            </w:r>
+          </w:p>
+        </w:tc>
+        <w:tc>
+          <w:tcPr>
+            <w:tcBorders>
+              <w:top w:val="single" w:color="CBD5E1" w:sz="1"/>
+              <w:left w:val="single" w:color="CBD5E1" w:sz="1"/>
+              <w:bottom w:val="single" w:color="CBD5E1" w:sz="1"/>
+              <w:right w:val="single" w:color="CBD5E1" w:sz="1"/>
+            </w:tcBorders>
+          </w:tcPr>
+          <w:p>
+            <w:pPr>
+              <w:spacing w:after="40" w:before="40"/>
+            </w:pPr>
+            <w:r>
+              <w:rPr>
+                <w:rFonts w:ascii="Consolas" w:cs="Consolas" w:eastAsia="Consolas" w:hAnsi="Consolas"/>
+                <w:sz w:val="18"/>
+                <w:szCs w:val="18"/>
+                <w:shd w:fill="F1F5F9" w:color="F1F5F9" w:val="solid"/>
+              </w:rPr>
+              <w:t xml:space="preserve">/all-rules</w:t>
+            </w:r>
+          </w:p>
+        </w:tc>
+        <w:tc>
+          <w:tcPr>
+            <w:tcBorders>
+              <w:top w:val="single" w:color="CBD5E1" w:sz="1"/>
+              <w:left w:val="single" w:color="CBD5E1" w:sz="1"/>
+              <w:bottom w:val="single" w:color="CBD5E1" w:sz="1"/>
+              <w:right w:val="single" w:color="CBD5E1" w:sz="1"/>
+            </w:tcBorders>
+          </w:tcPr>
+          <w:p>
+            <w:pPr>
+              <w:spacing w:after="40" w:before="40"/>
+            </w:pPr>
+            <w:r>
+              <w:rPr>
+                <w:rFonts w:ascii="Calibri" w:cs="Calibri" w:eastAsia="Calibri" w:hAnsi="Calibri"/>
+                <w:sz w:val="20"/>
+                <w:szCs w:val="20"/>
+              </w:rPr>
+              <w:t xml:space="preserve">Super admin</w:t>
+            </w:r>
+          </w:p>
+        </w:tc>
+        <w:tc>
+          <w:tcPr>
+            <w:tcBorders>
+              <w:top w:val="single" w:color="CBD5E1" w:sz="1"/>
+              <w:left w:val="single" w:color="CBD5E1" w:sz="1"/>
+              <w:bottom w:val="single" w:color="CBD5E1" w:sz="1"/>
+              <w:right w:val="single" w:color="CBD5E1" w:sz="1"/>
+            </w:tcBorders>
+          </w:tcPr>
+          <w:p>
+            <w:pPr>
+              <w:spacing w:after="40" w:before="40"/>
+            </w:pPr>
+            <w:r>
+              <w:rPr>
+                <w:rFonts w:ascii="Calibri" w:cs="Calibri" w:eastAsia="Calibri" w:hAnsi="Calibri"/>
+                <w:sz w:val="20"/>
+                <w:szCs w:val="20"/>
+              </w:rPr>
+              <w:t xml:space="preserve">All rules across workspaces</w:t>
+            </w:r>
+          </w:p>
+        </w:tc>
+      </w:tr>
+      <w:tr>
+        <w:tc>
+          <w:tcPr>
+            <w:tcBorders>
+              <w:top w:val="single" w:color="CBD5E1" w:sz="1"/>
+              <w:left w:val="single" w:color="CBD5E1" w:sz="1"/>
+              <w:bottom w:val="single" w:color="CBD5E1" w:sz="1"/>
+              <w:right w:val="single" w:color="CBD5E1" w:sz="1"/>
+            </w:tcBorders>
+          </w:tcPr>
+          <w:p>
+            <w:pPr>
+              <w:spacing w:after="40" w:before="40"/>
+            </w:pPr>
+            <w:r>
+              <w:rPr>
+                <w:rFonts w:ascii="Calibri" w:cs="Calibri" w:eastAsia="Calibri" w:hAnsi="Calibri"/>
+                <w:sz w:val="20"/>
+                <w:szCs w:val="20"/>
+              </w:rPr>
+              <w:t xml:space="preserve">GET</w:t>
+            </w:r>
+          </w:p>
+        </w:tc>
+        <w:tc>
+          <w:tcPr>
+            <w:tcBorders>
+              <w:top w:val="single" w:color="CBD5E1" w:sz="1"/>
+              <w:left w:val="single" w:color="CBD5E1" w:sz="1"/>
+              <w:bottom w:val="single" w:color="CBD5E1" w:sz="1"/>
+              <w:right w:val="single" w:color="CBD5E1" w:sz="1"/>
+            </w:tcBorders>
+          </w:tcPr>
+          <w:p>
+            <w:pPr>
+              <w:spacing w:after="40" w:before="40"/>
+            </w:pPr>
+            <w:r>
+              <w:rPr>
+                <w:rFonts w:ascii="Consolas" w:cs="Consolas" w:eastAsia="Consolas" w:hAnsi="Consolas"/>
+                <w:sz w:val="18"/>
+                <w:szCs w:val="18"/>
+                <w:shd w:fill="F1F5F9" w:color="F1F5F9" w:val="solid"/>
+              </w:rPr>
+              <w:t xml:space="preserve">/all-alerts</w:t>
+            </w:r>
+          </w:p>
+        </w:tc>
+        <w:tc>
+          <w:tcPr>
+            <w:tcBorders>
+              <w:top w:val="single" w:color="CBD5E1" w:sz="1"/>
+              <w:left w:val="single" w:color="CBD5E1" w:sz="1"/>
+              <w:bottom w:val="single" w:color="CBD5E1" w:sz="1"/>
+              <w:right w:val="single" w:color="CBD5E1" w:sz="1"/>
+            </w:tcBorders>
+          </w:tcPr>
+          <w:p>
+            <w:pPr>
+              <w:spacing w:after="40" w:before="40"/>
+            </w:pPr>
+            <w:r>
+              <w:rPr>
+                <w:rFonts w:ascii="Calibri" w:cs="Calibri" w:eastAsia="Calibri" w:hAnsi="Calibri"/>
+                <w:sz w:val="20"/>
+                <w:szCs w:val="20"/>
+              </w:rPr>
+              <w:t xml:space="preserve">Super admin</w:t>
+            </w:r>
+          </w:p>
+        </w:tc>
+        <w:tc>
+          <w:tcPr>
+            <w:tcBorders>
+              <w:top w:val="single" w:color="CBD5E1" w:sz="1"/>
+              <w:left w:val="single" w:color="CBD5E1" w:sz="1"/>
+              <w:bottom w:val="single" w:color="CBD5E1" w:sz="1"/>
+              <w:right w:val="single" w:color="CBD5E1" w:sz="1"/>
+            </w:tcBorders>
+          </w:tcPr>
+          <w:p>
+            <w:pPr>
+              <w:spacing w:after="40" w:before="40"/>
+            </w:pPr>
+            <w:r>
+              <w:rPr>
+                <w:rFonts w:ascii="Calibri" w:cs="Calibri" w:eastAsia="Calibri" w:hAnsi="Calibri"/>
+                <w:sz w:val="20"/>
+                <w:szCs w:val="20"/>
+              </w:rPr>
+              <w:t xml:space="preserve">All alerts across workspaces</w:t>
+            </w:r>
+          </w:p>
+        </w:tc>
+      </w:tr>
+      <w:tr>
+        <w:tc>
+          <w:tcPr>
+            <w:tcBorders>
+              <w:top w:val="single" w:color="CBD5E1" w:sz="1"/>
+              <w:left w:val="single" w:color="CBD5E1" w:sz="1"/>
+              <w:bottom w:val="single" w:color="CBD5E1" w:sz="1"/>
+              <w:right w:val="single" w:color="CBD5E1" w:sz="1"/>
+            </w:tcBorders>
+          </w:tcPr>
+          <w:p>
+            <w:pPr>
+              <w:spacing w:after="40" w:before="40"/>
+            </w:pPr>
+            <w:r>
+              <w:rPr>
+                <w:rFonts w:ascii="Calibri" w:cs="Calibri" w:eastAsia="Calibri" w:hAnsi="Calibri"/>
+                <w:sz w:val="20"/>
+                <w:szCs w:val="20"/>
+              </w:rPr>
+              <w:t xml:space="preserve">GET</w:t>
+            </w:r>
+          </w:p>
+        </w:tc>
+        <w:tc>
+          <w:tcPr>
+            <w:tcBorders>
+              <w:top w:val="single" w:color="CBD5E1" w:sz="1"/>
+              <w:left w:val="single" w:color="CBD5E1" w:sz="1"/>
+              <w:bottom w:val="single" w:color="CBD5E1" w:sz="1"/>
+              <w:right w:val="single" w:color="CBD5E1" w:sz="1"/>
+            </w:tcBorders>
+          </w:tcPr>
+          <w:p>
+            <w:pPr>
+              <w:spacing w:after="40" w:before="40"/>
+            </w:pPr>
+            <w:r>
+              <w:rPr>
+                <w:rFonts w:ascii="Consolas" w:cs="Consolas" w:eastAsia="Consolas" w:hAnsi="Consolas"/>
+                <w:sz w:val="18"/>
+                <w:szCs w:val="18"/>
+                <w:shd w:fill="F1F5F9" w:color="F1F5F9" w:val="solid"/>
+              </w:rPr>
+              <w:t xml:space="preserve">/cron-runs</w:t>
+            </w:r>
+          </w:p>
+        </w:tc>
+        <w:tc>
+          <w:tcPr>
+            <w:tcBorders>
+              <w:top w:val="single" w:color="CBD5E1" w:sz="1"/>
+              <w:left w:val="single" w:color="CBD5E1" w:sz="1"/>
+              <w:bottom w:val="single" w:color="CBD5E1" w:sz="1"/>
+              <w:right w:val="single" w:color="CBD5E1" w:sz="1"/>
+            </w:tcBorders>
+          </w:tcPr>
+          <w:p>
+            <w:pPr>
+              <w:spacing w:after="40" w:before="40"/>
+            </w:pPr>
+            <w:r>
+              <w:rPr>
+                <w:rFonts w:ascii="Calibri" w:cs="Calibri" w:eastAsia="Calibri" w:hAnsi="Calibri"/>
+                <w:sz w:val="20"/>
+                <w:szCs w:val="20"/>
+              </w:rPr>
+              <w:t xml:space="preserve">Authenticated</w:t>
+            </w:r>
+          </w:p>
+        </w:tc>
+        <w:tc>
+          <w:tcPr>
+            <w:tcBorders>
+              <w:top w:val="single" w:color="CBD5E1" w:sz="1"/>
+              <w:left w:val="single" w:color="CBD5E1" w:sz="1"/>
+              <w:bottom w:val="single" w:color="CBD5E1" w:sz="1"/>
+              <w:right w:val="single" w:color="CBD5E1" w:sz="1"/>
+            </w:tcBorders>
+          </w:tcPr>
+          <w:p>
+            <w:pPr>
+              <w:spacing w:after="40" w:before="40"/>
+            </w:pPr>
+            <w:r>
+              <w:rPr>
+                <w:rFonts w:ascii="Calibri" w:cs="Calibri" w:eastAsia="Calibri" w:hAnsi="Calibri"/>
+                <w:sz w:val="20"/>
+                <w:szCs w:val="20"/>
+              </w:rPr>
+              <w:t xml:space="preserve">Cron execution history (?limit=N)</w:t>
+            </w:r>
+          </w:p>
+        </w:tc>
+      </w:tr>
+      <w:tr>
+        <w:tc>
+          <w:tcPr>
+            <w:tcBorders>
+              <w:top w:val="single" w:color="CBD5E1" w:sz="1"/>
+              <w:left w:val="single" w:color="CBD5E1" w:sz="1"/>
+              <w:bottom w:val="single" w:color="CBD5E1" w:sz="1"/>
+              <w:right w:val="single" w:color="CBD5E1" w:sz="1"/>
+            </w:tcBorders>
+          </w:tcPr>
+          <w:p>
+            <w:pPr>
+              <w:spacing w:after="40" w:before="40"/>
+            </w:pPr>
+            <w:r>
+              <w:rPr>
+                <w:rFonts w:ascii="Calibri" w:cs="Calibri" w:eastAsia="Calibri" w:hAnsi="Calibri"/>
+                <w:sz w:val="20"/>
+                <w:szCs w:val="20"/>
+              </w:rPr>
+              <w:t xml:space="preserve">GET</w:t>
+            </w:r>
+          </w:p>
+        </w:tc>
+        <w:tc>
+          <w:tcPr>
+            <w:tcBorders>
+              <w:top w:val="single" w:color="CBD5E1" w:sz="1"/>
+              <w:left w:val="single" w:color="CBD5E1" w:sz="1"/>
+              <w:bottom w:val="single" w:color="CBD5E1" w:sz="1"/>
+              <w:right w:val="single" w:color="CBD5E1" w:sz="1"/>
+            </w:tcBorders>
+          </w:tcPr>
+          <w:p>
+            <w:pPr>
+              <w:spacing w:after="40" w:before="40"/>
+            </w:pPr>
+            <w:r>
+              <w:rPr>
+                <w:rFonts w:ascii="Consolas" w:cs="Consolas" w:eastAsia="Consolas" w:hAnsi="Consolas"/>
+                <w:sz w:val="18"/>
+                <w:szCs w:val="18"/>
+                <w:shd w:fill="F1F5F9" w:color="F1F5F9" w:val="solid"/>
+              </w:rPr>
+              <w:t xml:space="preserve">/audit-log</w:t>
+            </w:r>
+          </w:p>
+        </w:tc>
+        <w:tc>
+          <w:tcPr>
+            <w:tcBorders>
+              <w:top w:val="single" w:color="CBD5E1" w:sz="1"/>
+              <w:left w:val="single" w:color="CBD5E1" w:sz="1"/>
+              <w:bottom w:val="single" w:color="CBD5E1" w:sz="1"/>
+              <w:right w:val="single" w:color="CBD5E1" w:sz="1"/>
+            </w:tcBorders>
+          </w:tcPr>
+          <w:p>
+            <w:pPr>
+              <w:spacing w:after="40" w:before="40"/>
+            </w:pPr>
+            <w:r>
+              <w:rPr>
+                <w:rFonts w:ascii="Calibri" w:cs="Calibri" w:eastAsia="Calibri" w:hAnsi="Calibri"/>
+                <w:sz w:val="20"/>
+                <w:szCs w:val="20"/>
+              </w:rPr>
+              <w:t xml:space="preserve">Super admin</w:t>
+            </w:r>
+          </w:p>
+        </w:tc>
+        <w:tc>
+          <w:tcPr>
+            <w:tcBorders>
+              <w:top w:val="single" w:color="CBD5E1" w:sz="1"/>
+              <w:left w:val="single" w:color="CBD5E1" w:sz="1"/>
+              <w:bottom w:val="single" w:color="CBD5E1" w:sz="1"/>
+              <w:right w:val="single" w:color="CBD5E1" w:sz="1"/>
+            </w:tcBorders>
+          </w:tcPr>
+          <w:p>
+            <w:pPr>
+              <w:spacing w:after="40" w:before="40"/>
+            </w:pPr>
+            <w:r>
+              <w:rPr>
+                <w:rFonts w:ascii="Calibri" w:cs="Calibri" w:eastAsia="Calibri" w:hAnsi="Calibri"/>
+                <w:sz w:val="20"/>
+                <w:szCs w:val="20"/>
+              </w:rPr>
+              <w:t xml:space="preserve">Rule audit log (?limit=N)</w:t>
+            </w:r>
+          </w:p>
+        </w:tc>
+      </w:tr>
+      <w:tr>
+        <w:tc>
+          <w:tcPr>
+            <w:tcBorders>
+              <w:top w:val="single" w:color="CBD5E1" w:sz="1"/>
+              <w:left w:val="single" w:color="CBD5E1" w:sz="1"/>
+              <w:bottom w:val="single" w:color="CBD5E1" w:sz="1"/>
+              <w:right w:val="single" w:color="CBD5E1" w:sz="1"/>
+            </w:tcBorders>
+          </w:tcPr>
+          <w:p>
+            <w:pPr>
+              <w:spacing w:after="40" w:before="40"/>
+            </w:pPr>
+            <w:r>
+              <w:rPr>
+                <w:rFonts w:ascii="Calibri" w:cs="Calibri" w:eastAsia="Calibri" w:hAnsi="Calibri"/>
+                <w:sz w:val="20"/>
+                <w:szCs w:val="20"/>
+              </w:rPr>
+              <w:t xml:space="preserve">GET</w:t>
+            </w:r>
+          </w:p>
+        </w:tc>
+        <w:tc>
+          <w:tcPr>
+            <w:tcBorders>
+              <w:top w:val="single" w:color="CBD5E1" w:sz="1"/>
+              <w:left w:val="single" w:color="CBD5E1" w:sz="1"/>
+              <w:bottom w:val="single" w:color="CBD5E1" w:sz="1"/>
+              <w:right w:val="single" w:color="CBD5E1" w:sz="1"/>
+            </w:tcBorders>
+          </w:tcPr>
+          <w:p>
+            <w:pPr>
+              <w:spacing w:after="40" w:before="40"/>
+            </w:pPr>
+            <w:r>
+              <w:rPr>
+                <w:rFonts w:ascii="Consolas" w:cs="Consolas" w:eastAsia="Consolas" w:hAnsi="Consolas"/>
+                <w:sz w:val="18"/>
+                <w:szCs w:val="18"/>
+                <w:shd w:fill="F1F5F9" w:color="F1F5F9" w:val="solid"/>
+              </w:rPr>
+              <w:t xml:space="preserve">/invitations</w:t>
+            </w:r>
+          </w:p>
+        </w:tc>
+        <w:tc>
+          <w:tcPr>
+            <w:tcBorders>
+              <w:top w:val="single" w:color="CBD5E1" w:sz="1"/>
+              <w:left w:val="single" w:color="CBD5E1" w:sz="1"/>
+              <w:bottom w:val="single" w:color="CBD5E1" w:sz="1"/>
+              <w:right w:val="single" w:color="CBD5E1" w:sz="1"/>
+            </w:tcBorders>
+          </w:tcPr>
+          <w:p>
+            <w:pPr>
+              <w:spacing w:after="40" w:before="40"/>
+            </w:pPr>
+            <w:r>
+              <w:rPr>
+                <w:rFonts w:ascii="Calibri" w:cs="Calibri" w:eastAsia="Calibri" w:hAnsi="Calibri"/>
+                <w:sz w:val="20"/>
+                <w:szCs w:val="20"/>
+              </w:rPr>
+              <w:t xml:space="preserve">Super admin</w:t>
+            </w:r>
+          </w:p>
+        </w:tc>
+        <w:tc>
+          <w:tcPr>
+            <w:tcBorders>
+              <w:top w:val="single" w:color="CBD5E1" w:sz="1"/>
+              <w:left w:val="single" w:color="CBD5E1" w:sz="1"/>
+              <w:bottom w:val="single" w:color="CBD5E1" w:sz="1"/>
+              <w:right w:val="single" w:color="CBD5E1" w:sz="1"/>
+            </w:tcBorders>
+          </w:tcPr>
+          <w:p>
+            <w:pPr>
+              <w:spacing w:after="40" w:before="40"/>
+            </w:pPr>
+            <w:r>
+              <w:rPr>
+                <w:rFonts w:ascii="Calibri" w:cs="Calibri" w:eastAsia="Calibri" w:hAnsi="Calibri"/>
+                <w:sz w:val="20"/>
+                <w:szCs w:val="20"/>
+              </w:rPr>
+              <w:t xml:space="preserve">All invitation records</w:t>
+            </w:r>
+          </w:p>
+        </w:tc>
+      </w:tr>
+      <w:tr>
+        <w:tc>
+          <w:tcPr>
+            <w:tcBorders>
+              <w:top w:val="single" w:color="CBD5E1" w:sz="1"/>
+              <w:left w:val="single" w:color="CBD5E1" w:sz="1"/>
+              <w:bottom w:val="single" w:color="CBD5E1" w:sz="1"/>
+              <w:right w:val="single" w:color="CBD5E1" w:sz="1"/>
+            </w:tcBorders>
+          </w:tcPr>
+          <w:p>
+            <w:pPr>
+              <w:spacing w:after="40" w:before="40"/>
+            </w:pPr>
+            <w:r>
+              <w:rPr>
+                <w:rFonts w:ascii="Calibri" w:cs="Calibri" w:eastAsia="Calibri" w:hAnsi="Calibri"/>
+                <w:sz w:val="20"/>
+                <w:szCs w:val="20"/>
+              </w:rPr>
+              <w:t xml:space="preserve">GET</w:t>
+            </w:r>
+          </w:p>
+        </w:tc>
+        <w:tc>
+          <w:tcPr>
+            <w:tcBorders>
+              <w:top w:val="single" w:color="CBD5E1" w:sz="1"/>
+              <w:left w:val="single" w:color="CBD5E1" w:sz="1"/>
+              <w:bottom w:val="single" w:color="CBD5E1" w:sz="1"/>
+              <w:right w:val="single" w:color="CBD5E1" w:sz="1"/>
+            </w:tcBorders>
+          </w:tcPr>
+          <w:p>
+            <w:pPr>
+              <w:spacing w:after="40" w:before="40"/>
+            </w:pPr>
+            <w:r>
+              <w:rPr>
+                <w:rFonts w:ascii="Consolas" w:cs="Consolas" w:eastAsia="Consolas" w:hAnsi="Consolas"/>
+                <w:sz w:val="18"/>
+                <w:szCs w:val="18"/>
+                <w:shd w:fill="F1F5F9" w:color="F1F5F9" w:val="solid"/>
+              </w:rPr>
+              <w:t xml:space="preserve">/user-profiles</w:t>
+            </w:r>
+          </w:p>
+        </w:tc>
+        <w:tc>
+          <w:tcPr>
+            <w:tcBorders>
+              <w:top w:val="single" w:color="CBD5E1" w:sz="1"/>
+              <w:left w:val="single" w:color="CBD5E1" w:sz="1"/>
+              <w:bottom w:val="single" w:color="CBD5E1" w:sz="1"/>
+              <w:right w:val="single" w:color="CBD5E1" w:sz="1"/>
+            </w:tcBorders>
+          </w:tcPr>
+          <w:p>
+            <w:pPr>
+              <w:spacing w:after="40" w:before="40"/>
+            </w:pPr>
+            <w:r>
+              <w:rPr>
+                <w:rFonts w:ascii="Calibri" w:cs="Calibri" w:eastAsia="Calibri" w:hAnsi="Calibri"/>
+                <w:sz w:val="20"/>
+                <w:szCs w:val="20"/>
+              </w:rPr>
+              <w:t xml:space="preserve">Super admin</w:t>
+            </w:r>
+          </w:p>
+        </w:tc>
+        <w:tc>
+          <w:tcPr>
+            <w:tcBorders>
+              <w:top w:val="single" w:color="CBD5E1" w:sz="1"/>
+              <w:left w:val="single" w:color="CBD5E1" w:sz="1"/>
+              <w:bottom w:val="single" w:color="CBD5E1" w:sz="1"/>
+              <w:right w:val="single" w:color="CBD5E1" w:sz="1"/>
+            </w:tcBorders>
+          </w:tcPr>
+          <w:p>
+            <w:pPr>
+              <w:spacing w:after="40" w:before="40"/>
+            </w:pPr>
+            <w:r>
+              <w:rPr>
+                <w:rFonts w:ascii="Calibri" w:cs="Calibri" w:eastAsia="Calibri" w:hAnsi="Calibri"/>
+                <w:sz w:val="20"/>
+                <w:szCs w:val="20"/>
+              </w:rPr>
+              <w:t xml:space="preserve">All user profiles</w:t>
+            </w:r>
+          </w:p>
+        </w:tc>
+      </w:tr>
+      <w:tr>
+        <w:tc>
+          <w:tcPr>
+            <w:tcBorders>
+              <w:top w:val="single" w:color="CBD5E1" w:sz="1"/>
+              <w:left w:val="single" w:color="CBD5E1" w:sz="1"/>
+              <w:bottom w:val="single" w:color="CBD5E1" w:sz="1"/>
+              <w:right w:val="single" w:color="CBD5E1" w:sz="1"/>
+            </w:tcBorders>
+          </w:tcPr>
+          <w:p>
+            <w:pPr>
+              <w:spacing w:after="40" w:before="40"/>
+            </w:pPr>
+            <w:r>
+              <w:rPr>
+                <w:rFonts w:ascii="Calibri" w:cs="Calibri" w:eastAsia="Calibri" w:hAnsi="Calibri"/>
+                <w:sz w:val="20"/>
+                <w:szCs w:val="20"/>
+              </w:rPr>
+              <w:t xml:space="preserve">GET</w:t>
+            </w:r>
+          </w:p>
+        </w:tc>
+        <w:tc>
+          <w:tcPr>
+            <w:tcBorders>
+              <w:top w:val="single" w:color="CBD5E1" w:sz="1"/>
+              <w:left w:val="single" w:color="CBD5E1" w:sz="1"/>
+              <w:bottom w:val="single" w:color="CBD5E1" w:sz="1"/>
+              <w:right w:val="single" w:color="CBD5E1" w:sz="1"/>
+            </w:tcBorders>
+          </w:tcPr>
+          <w:p>
+            <w:pPr>
+              <w:spacing w:after="40" w:before="40"/>
+            </w:pPr>
+            <w:r>
+              <w:rPr>
+                <w:rFonts w:ascii="Consolas" w:cs="Consolas" w:eastAsia="Consolas" w:hAnsi="Consolas"/>
+                <w:sz w:val="18"/>
+                <w:szCs w:val="18"/>
+                <w:shd w:fill="F1F5F9" w:color="F1F5F9" w:val="solid"/>
+              </w:rPr>
+              <w:t xml:space="preserve">/ad-account-map</w:t>
+            </w:r>
+          </w:p>
+        </w:tc>
+        <w:tc>
+          <w:tcPr>
+            <w:tcBorders>
+              <w:top w:val="single" w:color="CBD5E1" w:sz="1"/>
+              <w:left w:val="single" w:color="CBD5E1" w:sz="1"/>
+              <w:bottom w:val="single" w:color="CBD5E1" w:sz="1"/>
+              <w:right w:val="single" w:color="CBD5E1" w:sz="1"/>
+            </w:tcBorders>
+          </w:tcPr>
+          <w:p>
+            <w:pPr>
+              <w:spacing w:after="40" w:before="40"/>
+            </w:pPr>
+            <w:r>
+              <w:rPr>
+                <w:rFonts w:ascii="Calibri" w:cs="Calibri" w:eastAsia="Calibri" w:hAnsi="Calibri"/>
+                <w:sz w:val="20"/>
+                <w:szCs w:val="20"/>
+              </w:rPr>
+              <w:t xml:space="preserve">Authenticated</w:t>
+            </w:r>
+          </w:p>
+        </w:tc>
+        <w:tc>
+          <w:tcPr>
+            <w:tcBorders>
+              <w:top w:val="single" w:color="CBD5E1" w:sz="1"/>
+              <w:left w:val="single" w:color="CBD5E1" w:sz="1"/>
+              <w:bottom w:val="single" w:color="CBD5E1" w:sz="1"/>
+              <w:right w:val="single" w:color="CBD5E1" w:sz="1"/>
+            </w:tcBorders>
+          </w:tcPr>
+          <w:p>
+            <w:pPr>
+              <w:spacing w:after="40" w:before="40"/>
+            </w:pPr>
+            <w:r>
+              <w:rPr>
+                <w:rFonts w:ascii="Calibri" w:cs="Calibri" w:eastAsia="Calibri" w:hAnsi="Calibri"/>
+                <w:sz w:val="20"/>
+                <w:szCs w:val="20"/>
+              </w:rPr>
+              <w:t xml:space="preserve">Ad account ID to name mapping</w:t>
+            </w:r>
+          </w:p>
+        </w:tc>
+      </w:tr>
+      <w:tr>
+        <w:tc>
+          <w:tcPr>
+            <w:tcBorders>
+              <w:top w:val="single" w:color="CBD5E1" w:sz="1"/>
+              <w:left w:val="single" w:color="CBD5E1" w:sz="1"/>
+              <w:bottom w:val="single" w:color="CBD5E1" w:sz="1"/>
+              <w:right w:val="single" w:color="CBD5E1" w:sz="1"/>
+            </w:tcBorders>
+          </w:tcPr>
+          <w:p>
+            <w:pPr>
+              <w:spacing w:after="40" w:before="40"/>
+            </w:pPr>
+            <w:r>
+              <w:rPr>
+                <w:rFonts w:ascii="Calibri" w:cs="Calibri" w:eastAsia="Calibri" w:hAnsi="Calibri"/>
+                <w:sz w:val="20"/>
+                <w:szCs w:val="20"/>
+              </w:rPr>
+              <w:t xml:space="preserve">GET</w:t>
+            </w:r>
+          </w:p>
+        </w:tc>
+        <w:tc>
+          <w:tcPr>
+            <w:tcBorders>
+              <w:top w:val="single" w:color="CBD5E1" w:sz="1"/>
+              <w:left w:val="single" w:color="CBD5E1" w:sz="1"/>
+              <w:bottom w:val="single" w:color="CBD5E1" w:sz="1"/>
+              <w:right w:val="single" w:color="CBD5E1" w:sz="1"/>
+            </w:tcBorders>
+          </w:tcPr>
+          <w:p>
+            <w:pPr>
+              <w:spacing w:after="40" w:before="40"/>
+            </w:pPr>
+            <w:r>
+              <w:rPr>
+                <w:rFonts w:ascii="Consolas" w:cs="Consolas" w:eastAsia="Consolas" w:hAnsi="Consolas"/>
+                <w:sz w:val="18"/>
+                <w:szCs w:val="18"/>
+                <w:shd w:fill="F1F5F9" w:color="F1F5F9" w:val="solid"/>
+              </w:rPr>
+              <w:t xml:space="preserve">/admin-dashboard</w:t>
+            </w:r>
+          </w:p>
+        </w:tc>
+        <w:tc>
+          <w:tcPr>
+            <w:tcBorders>
+              <w:top w:val="single" w:color="CBD5E1" w:sz="1"/>
+              <w:left w:val="single" w:color="CBD5E1" w:sz="1"/>
+              <w:bottom w:val="single" w:color="CBD5E1" w:sz="1"/>
+              <w:right w:val="single" w:color="CBD5E1" w:sz="1"/>
+            </w:tcBorders>
+          </w:tcPr>
+          <w:p>
+            <w:pPr>
+              <w:spacing w:after="40" w:before="40"/>
+            </w:pPr>
+            <w:r>
+              <w:rPr>
+                <w:rFonts w:ascii="Calibri" w:cs="Calibri" w:eastAsia="Calibri" w:hAnsi="Calibri"/>
+                <w:sz w:val="20"/>
+                <w:szCs w:val="20"/>
+              </w:rPr>
+              <w:t xml:space="preserve">Super admin</w:t>
+            </w:r>
+          </w:p>
+        </w:tc>
+        <w:tc>
+          <w:tcPr>
+            <w:tcBorders>
+              <w:top w:val="single" w:color="CBD5E1" w:sz="1"/>
+              <w:left w:val="single" w:color="CBD5E1" w:sz="1"/>
+              <w:bottom w:val="single" w:color="CBD5E1" w:sz="1"/>
+              <w:right w:val="single" w:color="CBD5E1" w:sz="1"/>
+            </w:tcBorders>
+          </w:tcPr>
+          <w:p>
+            <w:pPr>
+              <w:spacing w:after="40" w:before="40"/>
+            </w:pPr>
+            <w:r>
+              <w:rPr>
+                <w:rFonts w:ascii="Calibri" w:cs="Calibri" w:eastAsia="Calibri" w:hAnsi="Calibri"/>
+                <w:sz w:val="20"/>
+                <w:szCs w:val="20"/>
+              </w:rPr>
+              <w:t xml:space="preserve">Aggregated dashboard data (single call)</w:t>
+            </w:r>
+          </w:p>
+        </w:tc>
+      </w:tr>
+    </w:tbl>
+    <w:p>
+      <w:pPr>
+        <w:spacing w:after="120"/>
+      </w:pPr>
+    </w:p>
+    <w:p>
+      <w:pPr>
+        <w:pStyle w:val="Heading3"/>
+        <w:spacing w:after="120" w:before="240"/>
+      </w:pPr>
+      <w:r>
+        <w:rPr>
+          <w:rFonts w:ascii="Calibri" w:cs="Calibri" w:eastAsia="Calibri" w:hAnsi="Calibri"/>
+          <w:b/>
+          <w:bCs/>
+        </w:rPr>
+        <w:t xml:space="preserve">3.3 Cron Job Flow</w:t>
+      </w:r>
+    </w:p>
+    <w:p>
+      <w:pPr>
+        <w:shd w:fill="F8FAFC" w:color="F8FAFC" w:val="solid"/>
+        <w:spacing w:after="0"/>
+        <w:ind w:left="200"/>
+      </w:pPr>
+      <w:r>
+        <w:rPr>
+          <w:rFonts w:ascii="Consolas" w:cs="Consolas" w:eastAsia="Consolas" w:hAnsi="Consolas"/>
+          <w:color w:val="334155"/>
+          <w:sz w:val="17"/>
+          <w:szCs w:val="17"/>
+        </w:rPr>
+        <w:t xml:space="preserve">STEP 0: Insert cron_run_log row (status='running')</w:t>
+      </w:r>
+    </w:p>
+    <w:p>
+      <w:pPr>
+        <w:shd w:fill="F8FAFC" w:color="F8FAFC" w:val="solid"/>
+        <w:spacing w:after="0"/>
+        <w:ind w:left="200"/>
+      </w:pPr>
+      <w:r>
+        <w:rPr>
+          <w:rFonts w:ascii="Consolas" w:cs="Consolas" w:eastAsia="Consolas" w:hAnsi="Consolas"/>
+          <w:color w:val="334155"/>
+          <w:sz w:val="17"/>
+          <w:szCs w:val="17"/>
+        </w:rPr>
+        <w:t xml:space="preserve"> </w:t>
+      </w:r>
+    </w:p>
+    <w:p>
+      <w:pPr>
+        <w:shd w:fill="F8FAFC" w:color="F8FAFC" w:val="solid"/>
+        <w:spacing w:after="0"/>
+        <w:ind w:left="200"/>
+      </w:pPr>
+      <w:r>
+        <w:rPr>
+          <w:rFonts w:ascii="Consolas" w:cs="Consolas" w:eastAsia="Consolas" w:hAnsi="Consolas"/>
+          <w:color w:val="334155"/>
+          <w:sz w:val="17"/>
+          <w:szCs w:val="17"/>
+        </w:rPr>
+        <w:t xml:space="preserve">STEP 1: Refresh entity cache</w:t>
+      </w:r>
+    </w:p>
+    <w:p>
+      <w:pPr>
+        <w:shd w:fill="F8FAFC" w:color="F8FAFC" w:val="solid"/>
+        <w:spacing w:after="0"/>
+        <w:ind w:left="200"/>
+      </w:pPr>
+      <w:r>
+        <w:rPr>
+          <w:rFonts w:ascii="Consolas" w:cs="Consolas" w:eastAsia="Consolas" w:hAnsi="Consolas"/>
+          <w:color w:val="334155"/>
+          <w:sz w:val="17"/>
+          <w:szCs w:val="17"/>
+        </w:rPr>
+        <w:t xml:space="preserve">  For each active workspace_ad_account:</w:t>
+      </w:r>
+    </w:p>
+    <w:p>
+      <w:pPr>
+        <w:shd w:fill="F8FAFC" w:color="F8FAFC" w:val="solid"/>
+        <w:spacing w:after="0"/>
+        <w:ind w:left="200"/>
+      </w:pPr>
+      <w:r>
+        <w:rPr>
+          <w:rFonts w:ascii="Consolas" w:cs="Consolas" w:eastAsia="Consolas" w:hAnsi="Consolas"/>
+          <w:color w:val="334155"/>
+          <w:sz w:val="17"/>
+          <w:szCs w:val="17"/>
+        </w:rPr>
+        <w:t xml:space="preserve">    Fetch ACTIVE campaigns/adsets/ads from Meta</w:t>
+      </w:r>
+    </w:p>
+    <w:p>
+      <w:pPr>
+        <w:shd w:fill="F8FAFC" w:color="F8FAFC" w:val="solid"/>
+        <w:spacing w:after="0"/>
+        <w:ind w:left="200"/>
+      </w:pPr>
+      <w:r>
+        <w:rPr>
+          <w:rFonts w:ascii="Consolas" w:cs="Consolas" w:eastAsia="Consolas" w:hAnsi="Consolas"/>
+          <w:color w:val="334155"/>
+          <w:sz w:val="17"/>
+          <w:szCs w:val="17"/>
+        </w:rPr>
+        <w:t xml:space="preserve">    UPSERT into entity_cache</w:t>
+      </w:r>
+    </w:p>
+    <w:p>
+      <w:pPr>
+        <w:shd w:fill="F8FAFC" w:color="F8FAFC" w:val="solid"/>
+        <w:spacing w:after="0"/>
+        <w:ind w:left="200"/>
+      </w:pPr>
+      <w:r>
+        <w:rPr>
+          <w:rFonts w:ascii="Consolas" w:cs="Consolas" w:eastAsia="Consolas" w:hAnsi="Consolas"/>
+          <w:color w:val="334155"/>
+          <w:sz w:val="17"/>
+          <w:szCs w:val="17"/>
+        </w:rPr>
+        <w:t xml:space="preserve">    Purge entities not refreshed (no longer active)</w:t>
+      </w:r>
+    </w:p>
+    <w:p>
+      <w:pPr>
+        <w:shd w:fill="F8FAFC" w:color="F8FAFC" w:val="solid"/>
+        <w:spacing w:after="0"/>
+        <w:ind w:left="200"/>
+      </w:pPr>
+      <w:r>
+        <w:rPr>
+          <w:rFonts w:ascii="Consolas" w:cs="Consolas" w:eastAsia="Consolas" w:hAnsi="Consolas"/>
+          <w:color w:val="334155"/>
+          <w:sz w:val="17"/>
+          <w:szCs w:val="17"/>
+        </w:rPr>
+        <w:t xml:space="preserve"> </w:t>
+      </w:r>
+    </w:p>
+    <w:p>
+      <w:pPr>
+        <w:shd w:fill="F8FAFC" w:color="F8FAFC" w:val="solid"/>
+        <w:spacing w:after="0"/>
+        <w:ind w:left="200"/>
+      </w:pPr>
+      <w:r>
+        <w:rPr>
+          <w:rFonts w:ascii="Consolas" w:cs="Consolas" w:eastAsia="Consolas" w:hAnsi="Consolas"/>
+          <w:color w:val="334155"/>
+          <w:sz w:val="17"/>
+          <w:szCs w:val="17"/>
+        </w:rPr>
+        <w:t xml:space="preserve">STEP 1.5: Global stale purge (30-day safety net)</w:t>
+      </w:r>
+    </w:p>
+    <w:p>
+      <w:pPr>
+        <w:shd w:fill="F8FAFC" w:color="F8FAFC" w:val="solid"/>
+        <w:spacing w:after="0"/>
+        <w:ind w:left="200"/>
+      </w:pPr>
+      <w:r>
+        <w:rPr>
+          <w:rFonts w:ascii="Consolas" w:cs="Consolas" w:eastAsia="Consolas" w:hAnsi="Consolas"/>
+          <w:color w:val="334155"/>
+          <w:sz w:val="17"/>
+          <w:szCs w:val="17"/>
+        </w:rPr>
+        <w:t xml:space="preserve"> </w:t>
+      </w:r>
+    </w:p>
+    <w:p>
+      <w:pPr>
+        <w:shd w:fill="F8FAFC" w:color="F8FAFC" w:val="solid"/>
+        <w:spacing w:after="0"/>
+        <w:ind w:left="200"/>
+      </w:pPr>
+      <w:r>
+        <w:rPr>
+          <w:rFonts w:ascii="Consolas" w:cs="Consolas" w:eastAsia="Consolas" w:hAnsi="Consolas"/>
+          <w:color w:val="334155"/>
+          <w:sz w:val="17"/>
+          <w:szCs w:val="17"/>
+        </w:rPr>
+        <w:t xml:space="preserve">STEP 2: Load active rules</w:t>
+      </w:r>
+    </w:p>
+    <w:p>
+      <w:pPr>
+        <w:shd w:fill="F8FAFC" w:color="F8FAFC" w:val="solid"/>
+        <w:spacing w:after="0"/>
+        <w:ind w:left="200"/>
+      </w:pPr>
+      <w:r>
+        <w:rPr>
+          <w:rFonts w:ascii="Consolas" w:cs="Consolas" w:eastAsia="Consolas" w:hAnsi="Consolas"/>
+          <w:color w:val="334155"/>
+          <w:sz w:val="17"/>
+          <w:szCs w:val="17"/>
+        </w:rPr>
+        <w:t xml:space="preserve">  JOIN validation_rules + workspace_ad_accounts + workspaces</w:t>
+      </w:r>
+    </w:p>
+    <w:p>
+      <w:pPr>
+        <w:shd w:fill="F8FAFC" w:color="F8FAFC" w:val="solid"/>
+        <w:spacing w:after="0"/>
+        <w:ind w:left="200"/>
+      </w:pPr>
+      <w:r>
+        <w:rPr>
+          <w:rFonts w:ascii="Consolas" w:cs="Consolas" w:eastAsia="Consolas" w:hAnsi="Consolas"/>
+          <w:color w:val="334155"/>
+          <w:sz w:val="17"/>
+          <w:szCs w:val="17"/>
+        </w:rPr>
+        <w:t xml:space="preserve">  Filter: active=true, not snoozed, workspace active, account active</w:t>
+      </w:r>
+    </w:p>
+    <w:p>
+      <w:pPr>
+        <w:shd w:fill="F8FAFC" w:color="F8FAFC" w:val="solid"/>
+        <w:spacing w:after="0"/>
+        <w:ind w:left="200"/>
+      </w:pPr>
+      <w:r>
+        <w:rPr>
+          <w:rFonts w:ascii="Consolas" w:cs="Consolas" w:eastAsia="Consolas" w:hAnsi="Consolas"/>
+          <w:color w:val="334155"/>
+          <w:sz w:val="17"/>
+          <w:szCs w:val="17"/>
+        </w:rPr>
+        <w:t xml:space="preserve"> </w:t>
+      </w:r>
+    </w:p>
+    <w:p>
+      <w:pPr>
+        <w:shd w:fill="F8FAFC" w:color="F8FAFC" w:val="solid"/>
+        <w:spacing w:after="0"/>
+        <w:ind w:left="200"/>
+      </w:pPr>
+      <w:r>
+        <w:rPr>
+          <w:rFonts w:ascii="Consolas" w:cs="Consolas" w:eastAsia="Consolas" w:hAnsi="Consolas"/>
+          <w:color w:val="334155"/>
+          <w:sz w:val="17"/>
+          <w:szCs w:val="17"/>
+        </w:rPr>
+        <w:t xml:space="preserve">STEP 3: Batch-fetch metrics from Meta</w:t>
+      </w:r>
+    </w:p>
+    <w:p>
+      <w:pPr>
+        <w:shd w:fill="F8FAFC" w:color="F8FAFC" w:val="solid"/>
+        <w:spacing w:after="0"/>
+        <w:ind w:left="200"/>
+      </w:pPr>
+      <w:r>
+        <w:rPr>
+          <w:rFonts w:ascii="Consolas" w:cs="Consolas" w:eastAsia="Consolas" w:hAnsi="Consolas"/>
+          <w:color w:val="334155"/>
+          <w:sz w:val="17"/>
+          <w:szCs w:val="17"/>
+        </w:rPr>
+        <w:t xml:space="preserve">  Group rules by ad_account_id</w:t>
+      </w:r>
+    </w:p>
+    <w:p>
+      <w:pPr>
+        <w:shd w:fill="F8FAFC" w:color="F8FAFC" w:val="solid"/>
+        <w:spacing w:after="0"/>
+        <w:ind w:left="200"/>
+      </w:pPr>
+      <w:r>
+        <w:rPr>
+          <w:rFonts w:ascii="Consolas" w:cs="Consolas" w:eastAsia="Consolas" w:hAnsi="Consolas"/>
+          <w:color w:val="334155"/>
+          <w:sz w:val="17"/>
+          <w:szCs w:val="17"/>
+        </w:rPr>
+        <w:t xml:space="preserve">  Meta Batch API (max 50 per call)</w:t>
+      </w:r>
+    </w:p>
+    <w:p>
+      <w:pPr>
+        <w:shd w:fill="F8FAFC" w:color="F8FAFC" w:val="solid"/>
+        <w:spacing w:after="0"/>
+        <w:ind w:left="200"/>
+      </w:pPr>
+      <w:r>
+        <w:rPr>
+          <w:rFonts w:ascii="Consolas" w:cs="Consolas" w:eastAsia="Consolas" w:hAnsi="Consolas"/>
+          <w:color w:val="334155"/>
+          <w:sz w:val="17"/>
+          <w:szCs w:val="17"/>
+        </w:rPr>
+        <w:t xml:space="preserve">  Fields: status, effective_status, daily_budget, lifetime_budget,</w:t>
+      </w:r>
+    </w:p>
+    <w:p>
+      <w:pPr>
+        <w:shd w:fill="F8FAFC" w:color="F8FAFC" w:val="solid"/>
+        <w:spacing w:after="0"/>
+        <w:ind w:left="200"/>
+      </w:pPr>
+      <w:r>
+        <w:rPr>
+          <w:rFonts w:ascii="Consolas" w:cs="Consolas" w:eastAsia="Consolas" w:hAnsi="Consolas"/>
+          <w:color w:val="334155"/>
+          <w:sz w:val="17"/>
+          <w:szCs w:val="17"/>
+        </w:rPr>
+        <w:t xml:space="preserve">          campaign_budget_optimization, insights.date_preset(yesterday){spend}</w:t>
+      </w:r>
+    </w:p>
+    <w:p>
+      <w:pPr>
+        <w:shd w:fill="F8FAFC" w:color="F8FAFC" w:val="solid"/>
+        <w:spacing w:after="0"/>
+        <w:ind w:left="200"/>
+      </w:pPr>
+      <w:r>
+        <w:rPr>
+          <w:rFonts w:ascii="Consolas" w:cs="Consolas" w:eastAsia="Consolas" w:hAnsi="Consolas"/>
+          <w:color w:val="334155"/>
+          <w:sz w:val="17"/>
+          <w:szCs w:val="17"/>
+        </w:rPr>
+        <w:t xml:space="preserve"> </w:t>
+      </w:r>
+    </w:p>
+    <w:p>
+      <w:pPr>
+        <w:shd w:fill="F8FAFC" w:color="F8FAFC" w:val="solid"/>
+        <w:spacing w:after="0"/>
+        <w:ind w:left="200"/>
+      </w:pPr>
+      <w:r>
+        <w:rPr>
+          <w:rFonts w:ascii="Consolas" w:cs="Consolas" w:eastAsia="Consolas" w:hAnsi="Consolas"/>
+          <w:color w:val="334155"/>
+          <w:sz w:val="17"/>
+          <w:szCs w:val="17"/>
+        </w:rPr>
+        <w:t xml:space="preserve">STEP 4: Evaluate rules</w:t>
+      </w:r>
+    </w:p>
+    <w:p>
+      <w:pPr>
+        <w:shd w:fill="F8FAFC" w:color="F8FAFC" w:val="solid"/>
+        <w:spacing w:after="0"/>
+        <w:ind w:left="200"/>
+      </w:pPr>
+      <w:r>
+        <w:rPr>
+          <w:rFonts w:ascii="Consolas" w:cs="Consolas" w:eastAsia="Consolas" w:hAnsi="Consolas"/>
+          <w:color w:val="334155"/>
+          <w:sz w:val="17"/>
+          <w:szCs w:val="17"/>
+        </w:rPr>
+        <w:t xml:space="preserve">  For each rule: evaluate(rule, metrics, entity, db)</w:t>
+      </w:r>
+    </w:p>
+    <w:p>
+      <w:pPr>
+        <w:shd w:fill="F8FAFC" w:color="F8FAFC" w:val="solid"/>
+        <w:spacing w:after="0"/>
+        <w:ind w:left="200"/>
+      </w:pPr>
+      <w:r>
+        <w:rPr>
+          <w:rFonts w:ascii="Consolas" w:cs="Consolas" w:eastAsia="Consolas" w:hAnsi="Consolas"/>
+          <w:color w:val="334155"/>
+          <w:sz w:val="17"/>
+          <w:szCs w:val="17"/>
+        </w:rPr>
+        <w:t xml:space="preserve">  Returns violation object or null</w:t>
+      </w:r>
+    </w:p>
+    <w:p>
+      <w:pPr>
+        <w:shd w:fill="F8FAFC" w:color="F8FAFC" w:val="solid"/>
+        <w:spacing w:after="0"/>
+        <w:ind w:left="200"/>
+      </w:pPr>
+      <w:r>
+        <w:rPr>
+          <w:rFonts w:ascii="Consolas" w:cs="Consolas" w:eastAsia="Consolas" w:hAnsi="Consolas"/>
+          <w:color w:val="334155"/>
+          <w:sz w:val="17"/>
+          <w:szCs w:val="17"/>
+        </w:rPr>
+        <w:t xml:space="preserve"> </w:t>
+      </w:r>
+    </w:p>
+    <w:p>
+      <w:pPr>
+        <w:shd w:fill="F8FAFC" w:color="F8FAFC" w:val="solid"/>
+        <w:spacing w:after="0"/>
+        <w:ind w:left="200"/>
+      </w:pPr>
+      <w:r>
+        <w:rPr>
+          <w:rFonts w:ascii="Consolas" w:cs="Consolas" w:eastAsia="Consolas" w:hAnsi="Consolas"/>
+          <w:color w:val="334155"/>
+          <w:sz w:val="17"/>
+          <w:szCs w:val="17"/>
+        </w:rPr>
+        <w:t xml:space="preserve">STEP 5: Deduplicate</w:t>
+      </w:r>
+    </w:p>
+    <w:p>
+      <w:pPr>
+        <w:shd w:fill="F8FAFC" w:color="F8FAFC" w:val="solid"/>
+        <w:spacing w:after="0"/>
+        <w:ind w:left="200"/>
+      </w:pPr>
+      <w:r>
+        <w:rPr>
+          <w:rFonts w:ascii="Consolas" w:cs="Consolas" w:eastAsia="Consolas" w:hAnsi="Consolas"/>
+          <w:color w:val="334155"/>
+          <w:sz w:val="17"/>
+          <w:szCs w:val="17"/>
+        </w:rPr>
+        <w:t xml:space="preserve">  For each violation:</w:t>
+      </w:r>
+    </w:p>
+    <w:p>
+      <w:pPr>
+        <w:shd w:fill="F8FAFC" w:color="F8FAFC" w:val="solid"/>
+        <w:spacing w:after="0"/>
+        <w:ind w:left="200"/>
+      </w:pPr>
+      <w:r>
+        <w:rPr>
+          <w:rFonts w:ascii="Consolas" w:cs="Consolas" w:eastAsia="Consolas" w:hAnsi="Consolas"/>
+          <w:color w:val="334155"/>
+          <w:sz w:val="17"/>
+          <w:szCs w:val="17"/>
+        </w:rPr>
+        <w:t xml:space="preserve">    If no existing active alert -&gt; INSERT alert_log (NEW violation)</w:t>
+      </w:r>
+    </w:p>
+    <w:p>
+      <w:pPr>
+        <w:shd w:fill="F8FAFC" w:color="F8FAFC" w:val="solid"/>
+        <w:spacing w:after="0"/>
+        <w:ind w:left="200"/>
+      </w:pPr>
+      <w:r>
+        <w:rPr>
+          <w:rFonts w:ascii="Consolas" w:cs="Consolas" w:eastAsia="Consolas" w:hAnsi="Consolas"/>
+          <w:color w:val="334155"/>
+          <w:sz w:val="17"/>
+          <w:szCs w:val="17"/>
+        </w:rPr>
+        <w:t xml:space="preserve">    If existing active alert -&gt; UPDATE last_alerted_at</w:t>
+      </w:r>
+    </w:p>
+    <w:p>
+      <w:pPr>
+        <w:shd w:fill="F8FAFC" w:color="F8FAFC" w:val="solid"/>
+        <w:spacing w:after="0"/>
+        <w:ind w:left="200"/>
+      </w:pPr>
+      <w:r>
+        <w:rPr>
+          <w:rFonts w:ascii="Consolas" w:cs="Consolas" w:eastAsia="Consolas" w:hAnsi="Consolas"/>
+          <w:color w:val="334155"/>
+          <w:sz w:val="17"/>
+          <w:szCs w:val="17"/>
+        </w:rPr>
+        <w:t xml:space="preserve"> </w:t>
+      </w:r>
+    </w:p>
+    <w:p>
+      <w:pPr>
+        <w:shd w:fill="F8FAFC" w:color="F8FAFC" w:val="solid"/>
+        <w:spacing w:after="0"/>
+        <w:ind w:left="200"/>
+      </w:pPr>
+      <w:r>
+        <w:rPr>
+          <w:rFonts w:ascii="Consolas" w:cs="Consolas" w:eastAsia="Consolas" w:hAnsi="Consolas"/>
+          <w:color w:val="334155"/>
+          <w:sz w:val="17"/>
+          <w:szCs w:val="17"/>
+        </w:rPr>
+        <w:t xml:space="preserve">STEP 6: Resolve cleared</w:t>
+      </w:r>
+    </w:p>
+    <w:p>
+      <w:pPr>
+        <w:shd w:fill="F8FAFC" w:color="F8FAFC" w:val="solid"/>
+        <w:spacing w:after="0"/>
+        <w:ind w:left="200"/>
+      </w:pPr>
+      <w:r>
+        <w:rPr>
+          <w:rFonts w:ascii="Consolas" w:cs="Consolas" w:eastAsia="Consolas" w:hAnsi="Consolas"/>
+          <w:color w:val="334155"/>
+          <w:sz w:val="17"/>
+          <w:szCs w:val="17"/>
+        </w:rPr>
+        <w:t xml:space="preserve">  UPDATE alert_log SET resolved_at = NOW()</w:t>
+      </w:r>
+    </w:p>
+    <w:p>
+      <w:pPr>
+        <w:shd w:fill="F8FAFC" w:color="F8FAFC" w:val="solid"/>
+        <w:spacing w:after="0"/>
+        <w:ind w:left="200"/>
+      </w:pPr>
+      <w:r>
+        <w:rPr>
+          <w:rFonts w:ascii="Consolas" w:cs="Consolas" w:eastAsia="Consolas" w:hAnsi="Consolas"/>
+          <w:color w:val="334155"/>
+          <w:sz w:val="17"/>
+          <w:szCs w:val="17"/>
+        </w:rPr>
+        <w:t xml:space="preserve">  WHERE resolved_at IS NULL</w:t>
+      </w:r>
+    </w:p>
+    <w:p>
+      <w:pPr>
+        <w:shd w:fill="F8FAFC" w:color="F8FAFC" w:val="solid"/>
+        <w:spacing w:after="0"/>
+        <w:ind w:left="200"/>
+      </w:pPr>
+      <w:r>
+        <w:rPr>
+          <w:rFonts w:ascii="Consolas" w:cs="Consolas" w:eastAsia="Consolas" w:hAnsi="Consolas"/>
+          <w:color w:val="334155"/>
+          <w:sz w:val="17"/>
+          <w:szCs w:val="17"/>
+        </w:rPr>
+        <w:t xml:space="preserve">  AND rule_id NOT IN (currently violating rule IDs)</w:t>
+      </w:r>
+    </w:p>
+    <w:p>
+      <w:pPr>
+        <w:shd w:fill="F8FAFC" w:color="F8FAFC" w:val="solid"/>
+        <w:spacing w:after="0"/>
+        <w:ind w:left="200"/>
+      </w:pPr>
+      <w:r>
+        <w:rPr>
+          <w:rFonts w:ascii="Consolas" w:cs="Consolas" w:eastAsia="Consolas" w:hAnsi="Consolas"/>
+          <w:color w:val="334155"/>
+          <w:sz w:val="17"/>
+          <w:szCs w:val="17"/>
+        </w:rPr>
+        <w:t xml:space="preserve"> </w:t>
+      </w:r>
+    </w:p>
+    <w:p>
+      <w:pPr>
+        <w:shd w:fill="F8FAFC" w:color="F8FAFC" w:val="solid"/>
+        <w:spacing w:after="0"/>
+        <w:ind w:left="200"/>
+      </w:pPr>
+      <w:r>
+        <w:rPr>
+          <w:rFonts w:ascii="Consolas" w:cs="Consolas" w:eastAsia="Consolas" w:hAnsi="Consolas"/>
+          <w:color w:val="334155"/>
+          <w:sz w:val="17"/>
+          <w:szCs w:val="17"/>
+        </w:rPr>
+        <w:t xml:space="preserve">STEP 7: Send alert emails</w:t>
+      </w:r>
+    </w:p>
+    <w:p>
+      <w:pPr>
+        <w:shd w:fill="F8FAFC" w:color="F8FAFC" w:val="solid"/>
+        <w:spacing w:after="0"/>
+        <w:ind w:left="200"/>
+      </w:pPr>
+      <w:r>
+        <w:rPr>
+          <w:rFonts w:ascii="Consolas" w:cs="Consolas" w:eastAsia="Consolas" w:hAnsi="Consolas"/>
+          <w:color w:val="334155"/>
+          <w:sz w:val="17"/>
+          <w:szCs w:val="17"/>
+        </w:rPr>
+        <w:t xml:space="preserve">  Group new violations by notification_email</w:t>
+      </w:r>
+    </w:p>
+    <w:p>
+      <w:pPr>
+        <w:shd w:fill="F8FAFC" w:color="F8FAFC" w:val="solid"/>
+        <w:spacing w:after="0"/>
+        <w:ind w:left="200"/>
+      </w:pPr>
+      <w:r>
+        <w:rPr>
+          <w:rFonts w:ascii="Consolas" w:cs="Consolas" w:eastAsia="Consolas" w:hAnsi="Consolas"/>
+          <w:color w:val="334155"/>
+          <w:sz w:val="17"/>
+          <w:szCs w:val="17"/>
+        </w:rPr>
+        <w:t xml:space="preserve">  Build HTML email per recipient</w:t>
+      </w:r>
+    </w:p>
+    <w:p>
+      <w:pPr>
+        <w:shd w:fill="F8FAFC" w:color="F8FAFC" w:val="solid"/>
+        <w:spacing w:after="0"/>
+        <w:ind w:left="200"/>
+      </w:pPr>
+      <w:r>
+        <w:rPr>
+          <w:rFonts w:ascii="Consolas" w:cs="Consolas" w:eastAsia="Consolas" w:hAnsi="Consolas"/>
+          <w:color w:val="334155"/>
+          <w:sz w:val="17"/>
+          <w:szCs w:val="17"/>
+        </w:rPr>
+        <w:t xml:space="preserve">  Send via SendGrid</w:t>
+      </w:r>
+    </w:p>
+    <w:p>
+      <w:pPr>
+        <w:shd w:fill="F8FAFC" w:color="F8FAFC" w:val="solid"/>
+        <w:spacing w:after="0"/>
+        <w:ind w:left="200"/>
+      </w:pPr>
+      <w:r>
+        <w:rPr>
+          <w:rFonts w:ascii="Consolas" w:cs="Consolas" w:eastAsia="Consolas" w:hAnsi="Consolas"/>
+          <w:color w:val="334155"/>
+          <w:sz w:val="17"/>
+          <w:szCs w:val="17"/>
+        </w:rPr>
+        <w:t xml:space="preserve"> </w:t>
+      </w:r>
+    </w:p>
+    <w:p>
+      <w:pPr>
+        <w:shd w:fill="F8FAFC" w:color="F8FAFC" w:val="solid"/>
+        <w:spacing w:after="0"/>
+        <w:ind w:left="200"/>
+      </w:pPr>
+      <w:r>
+        <w:rPr>
+          <w:rFonts w:ascii="Consolas" w:cs="Consolas" w:eastAsia="Consolas" w:hAnsi="Consolas"/>
+          <w:color w:val="334155"/>
+          <w:sz w:val="17"/>
+          <w:szCs w:val="17"/>
+        </w:rPr>
+        <w:t xml:space="preserve">STEP 8: Update cron_run_log (status='completed', stats)</w:t>
+      </w:r>
+    </w:p>
+    <w:p>
+      <w:pPr>
+        <w:spacing w:after="120"/>
+      </w:pPr>
+    </w:p>
+    <w:p>
+      <w:pPr>
+        <w:pStyle w:val="Heading3"/>
+        <w:spacing w:after="120" w:before="240"/>
+      </w:pPr>
+      <w:r>
+        <w:rPr>
+          <w:rFonts w:ascii="Calibri" w:cs="Calibri" w:eastAsia="Calibri" w:hAnsi="Calibri"/>
+          <w:b/>
+          <w:bCs/>
+        </w:rPr>
+        <w:t xml:space="preserve">3.4 Evaluator Logic</w:t>
+      </w:r>
+    </w:p>
+    <w:p>
+      <w:pPr>
+        <w:shd w:fill="F8FAFC" w:color="F8FAFC" w:val="solid"/>
+        <w:spacing w:after="0"/>
+        <w:ind w:left="200"/>
+      </w:pPr>
+      <w:r>
+        <w:rPr>
+          <w:rFonts w:ascii="Consolas" w:cs="Consolas" w:eastAsia="Consolas" w:hAnsi="Consolas"/>
+          <w:color w:val="334155"/>
+          <w:sz w:val="17"/>
+          <w:szCs w:val="17"/>
+        </w:rPr>
+        <w:t xml:space="preserve">evaluate(rule, metrics, entity, db):</w:t>
+      </w:r>
+    </w:p>
+    <w:p>
+      <w:pPr>
+        <w:shd w:fill="F8FAFC" w:color="F8FAFC" w:val="solid"/>
+        <w:spacing w:after="0"/>
+        <w:ind w:left="200"/>
+      </w:pPr>
+      <w:r>
+        <w:rPr>
+          <w:rFonts w:ascii="Consolas" w:cs="Consolas" w:eastAsia="Consolas" w:hAnsi="Consolas"/>
+          <w:color w:val="334155"/>
+          <w:sz w:val="17"/>
+          <w:szCs w:val="17"/>
+        </w:rPr>
+        <w:t xml:space="preserve"> </w:t>
+      </w:r>
+    </w:p>
+    <w:p>
+      <w:pPr>
+        <w:shd w:fill="F8FAFC" w:color="F8FAFC" w:val="solid"/>
+        <w:spacing w:after="0"/>
+        <w:ind w:left="200"/>
+      </w:pPr>
+      <w:r>
+        <w:rPr>
+          <w:rFonts w:ascii="Consolas" w:cs="Consolas" w:eastAsia="Consolas" w:hAnsi="Consolas"/>
+          <w:color w:val="334155"/>
+          <w:sz w:val="17"/>
+          <w:szCs w:val="17"/>
+        </w:rPr>
+        <w:t xml:space="preserve">  campaign_objective:</w:t>
+      </w:r>
+    </w:p>
+    <w:p>
+      <w:pPr>
+        <w:shd w:fill="F8FAFC" w:color="F8FAFC" w:val="solid"/>
+        <w:spacing w:after="0"/>
+        <w:ind w:left="200"/>
+      </w:pPr>
+      <w:r>
+        <w:rPr>
+          <w:rFonts w:ascii="Consolas" w:cs="Consolas" w:eastAsia="Consolas" w:hAnsi="Consolas"/>
+          <w:color w:val="334155"/>
+          <w:sz w:val="17"/>
+          <w:szCs w:val="17"/>
+        </w:rPr>
+        <w:t xml:space="preserve">    Compare entity.objective with rule.threshold</w:t>
+      </w:r>
+    </w:p>
+    <w:p>
+      <w:pPr>
+        <w:shd w:fill="F8FAFC" w:color="F8FAFC" w:val="solid"/>
+        <w:spacing w:after="0"/>
+        <w:ind w:left="200"/>
+      </w:pPr>
+      <w:r>
+        <w:rPr>
+          <w:rFonts w:ascii="Consolas" w:cs="Consolas" w:eastAsia="Consolas" w:hAnsi="Consolas"/>
+          <w:color w:val="334155"/>
+          <w:sz w:val="17"/>
+          <w:szCs w:val="17"/>
+        </w:rPr>
+        <w:t xml:space="preserve">    Operators: equals_string, not_equals_string</w:t>
+      </w:r>
+    </w:p>
+    <w:p>
+      <w:pPr>
+        <w:shd w:fill="F8FAFC" w:color="F8FAFC" w:val="solid"/>
+        <w:spacing w:after="0"/>
+        <w:ind w:left="200"/>
+      </w:pPr>
+      <w:r>
+        <w:rPr>
+          <w:rFonts w:ascii="Consolas" w:cs="Consolas" w:eastAsia="Consolas" w:hAnsi="Consolas"/>
+          <w:color w:val="334155"/>
+          <w:sz w:val="17"/>
+          <w:szCs w:val="17"/>
+        </w:rPr>
+        <w:t xml:space="preserve"> </w:t>
+      </w:r>
+    </w:p>
+    <w:p>
+      <w:pPr>
+        <w:shd w:fill="F8FAFC" w:color="F8FAFC" w:val="solid"/>
+        <w:spacing w:after="0"/>
+        <w:ind w:left="200"/>
+      </w:pPr>
+      <w:r>
+        <w:rPr>
+          <w:rFonts w:ascii="Consolas" w:cs="Consolas" w:eastAsia="Consolas" w:hAnsi="Consolas"/>
+          <w:color w:val="334155"/>
+          <w:sz w:val="17"/>
+          <w:szCs w:val="17"/>
+        </w:rPr>
+        <w:t xml:space="preserve">  budget_level:</w:t>
+      </w:r>
+    </w:p>
+    <w:p>
+      <w:pPr>
+        <w:shd w:fill="F8FAFC" w:color="F8FAFC" w:val="solid"/>
+        <w:spacing w:after="0"/>
+        <w:ind w:left="200"/>
+      </w:pPr>
+      <w:r>
+        <w:rPr>
+          <w:rFonts w:ascii="Consolas" w:cs="Consolas" w:eastAsia="Consolas" w:hAnsi="Consolas"/>
+          <w:color w:val="334155"/>
+          <w:sz w:val="17"/>
+          <w:szCs w:val="17"/>
+        </w:rPr>
+        <w:t xml:space="preserve">    Compare entity.budget_source with rule.threshold</w:t>
+      </w:r>
+    </w:p>
+    <w:p>
+      <w:pPr>
+        <w:shd w:fill="F8FAFC" w:color="F8FAFC" w:val="solid"/>
+        <w:spacing w:after="0"/>
+        <w:ind w:left="200"/>
+      </w:pPr>
+      <w:r>
+        <w:rPr>
+          <w:rFonts w:ascii="Consolas" w:cs="Consolas" w:eastAsia="Consolas" w:hAnsi="Consolas"/>
+          <w:color w:val="334155"/>
+          <w:sz w:val="17"/>
+          <w:szCs w:val="17"/>
+        </w:rPr>
+        <w:t xml:space="preserve">    Operators: equals_string, not_equals_string</w:t>
+      </w:r>
+    </w:p>
+    <w:p>
+      <w:pPr>
+        <w:shd w:fill="F8FAFC" w:color="F8FAFC" w:val="solid"/>
+        <w:spacing w:after="0"/>
+        <w:ind w:left="200"/>
+      </w:pPr>
+      <w:r>
+        <w:rPr>
+          <w:rFonts w:ascii="Consolas" w:cs="Consolas" w:eastAsia="Consolas" w:hAnsi="Consolas"/>
+          <w:color w:val="334155"/>
+          <w:sz w:val="17"/>
+          <w:szCs w:val="17"/>
+        </w:rPr>
+        <w:t xml:space="preserve"> </w:t>
+      </w:r>
+    </w:p>
+    <w:p>
+      <w:pPr>
+        <w:shd w:fill="F8FAFC" w:color="F8FAFC" w:val="solid"/>
+        <w:spacing w:after="0"/>
+        <w:ind w:left="200"/>
+      </w:pPr>
+      <w:r>
+        <w:rPr>
+          <w:rFonts w:ascii="Consolas" w:cs="Consolas" w:eastAsia="Consolas" w:hAnsi="Consolas"/>
+          <w:color w:val="334155"/>
+          <w:sz w:val="17"/>
+          <w:szCs w:val="17"/>
+        </w:rPr>
+        <w:t xml:space="preserve">  budget_type:</w:t>
+      </w:r>
+    </w:p>
+    <w:p>
+      <w:pPr>
+        <w:shd w:fill="F8FAFC" w:color="F8FAFC" w:val="solid"/>
+        <w:spacing w:after="0"/>
+        <w:ind w:left="200"/>
+      </w:pPr>
+      <w:r>
+        <w:rPr>
+          <w:rFonts w:ascii="Consolas" w:cs="Consolas" w:eastAsia="Consolas" w:hAnsi="Consolas"/>
+          <w:color w:val="334155"/>
+          <w:sz w:val="17"/>
+          <w:szCs w:val="17"/>
+        </w:rPr>
+        <w:t xml:space="preserve">    Compare entity.budget_type with rule.threshold</w:t>
+      </w:r>
+    </w:p>
+    <w:p>
+      <w:pPr>
+        <w:shd w:fill="F8FAFC" w:color="F8FAFC" w:val="solid"/>
+        <w:spacing w:after="0"/>
+        <w:ind w:left="200"/>
+      </w:pPr>
+      <w:r>
+        <w:rPr>
+          <w:rFonts w:ascii="Consolas" w:cs="Consolas" w:eastAsia="Consolas" w:hAnsi="Consolas"/>
+          <w:color w:val="334155"/>
+          <w:sz w:val="17"/>
+          <w:szCs w:val="17"/>
+        </w:rPr>
+        <w:t xml:space="preserve">    Operators: equals_string, not_equals_string</w:t>
+      </w:r>
+    </w:p>
+    <w:p>
+      <w:pPr>
+        <w:shd w:fill="F8FAFC" w:color="F8FAFC" w:val="solid"/>
+        <w:spacing w:after="0"/>
+        <w:ind w:left="200"/>
+      </w:pPr>
+      <w:r>
+        <w:rPr>
+          <w:rFonts w:ascii="Consolas" w:cs="Consolas" w:eastAsia="Consolas" w:hAnsi="Consolas"/>
+          <w:color w:val="334155"/>
+          <w:sz w:val="17"/>
+          <w:szCs w:val="17"/>
+        </w:rPr>
+        <w:t xml:space="preserve"> </w:t>
+      </w:r>
+    </w:p>
+    <w:p>
+      <w:pPr>
+        <w:shd w:fill="F8FAFC" w:color="F8FAFC" w:val="solid"/>
+        <w:spacing w:after="0"/>
+        <w:ind w:left="200"/>
+      </w:pPr>
+      <w:r>
+        <w:rPr>
+          <w:rFonts w:ascii="Consolas" w:cs="Consolas" w:eastAsia="Consolas" w:hAnsi="Consolas"/>
+          <w:color w:val="334155"/>
+          <w:sz w:val="17"/>
+          <w:szCs w:val="17"/>
+        </w:rPr>
+        <w:t xml:space="preserve">  budget_threshold:</w:t>
+      </w:r>
+    </w:p>
+    <w:p>
+      <w:pPr>
+        <w:shd w:fill="F8FAFC" w:color="F8FAFC" w:val="solid"/>
+        <w:spacing w:after="0"/>
+        <w:ind w:left="200"/>
+      </w:pPr>
+      <w:r>
+        <w:rPr>
+          <w:rFonts w:ascii="Consolas" w:cs="Consolas" w:eastAsia="Consolas" w:hAnsi="Consolas"/>
+          <w:color w:val="334155"/>
+          <w:sz w:val="17"/>
+          <w:szCs w:val="17"/>
+        </w:rPr>
+        <w:t xml:space="preserve">    Parse threshold: "daily:5000" or "lifetime_remaining:10000"</w:t>
+      </w:r>
+    </w:p>
+    <w:p>
+      <w:pPr>
+        <w:shd w:fill="F8FAFC" w:color="F8FAFC" w:val="solid"/>
+        <w:spacing w:after="0"/>
+        <w:ind w:left="200"/>
+      </w:pPr>
+      <w:r>
+        <w:rPr>
+          <w:rFonts w:ascii="Consolas" w:cs="Consolas" w:eastAsia="Consolas" w:hAnsi="Consolas"/>
+          <w:color w:val="334155"/>
+          <w:sz w:val="17"/>
+          <w:szCs w:val="17"/>
+        </w:rPr>
+        <w:t xml:space="preserve">    For daily: compare entity.daily_budget</w:t>
+      </w:r>
+    </w:p>
+    <w:p>
+      <w:pPr>
+        <w:shd w:fill="F8FAFC" w:color="F8FAFC" w:val="solid"/>
+        <w:spacing w:after="0"/>
+        <w:ind w:left="200"/>
+      </w:pPr>
+      <w:r>
+        <w:rPr>
+          <w:rFonts w:ascii="Consolas" w:cs="Consolas" w:eastAsia="Consolas" w:hAnsi="Consolas"/>
+          <w:color w:val="334155"/>
+          <w:sz w:val="17"/>
+          <w:szCs w:val="17"/>
+        </w:rPr>
+        <w:t xml:space="preserve">    For lifetime_remaining: compute entity.lifetime_budget - metrics.spend</w:t>
+      </w:r>
+    </w:p>
+    <w:p>
+      <w:pPr>
+        <w:shd w:fill="F8FAFC" w:color="F8FAFC" w:val="solid"/>
+        <w:spacing w:after="0"/>
+        <w:ind w:left="200"/>
+      </w:pPr>
+      <w:r>
+        <w:rPr>
+          <w:rFonts w:ascii="Consolas" w:cs="Consolas" w:eastAsia="Consolas" w:hAnsi="Consolas"/>
+          <w:color w:val="334155"/>
+          <w:sz w:val="17"/>
+          <w:szCs w:val="17"/>
+        </w:rPr>
+        <w:t xml:space="preserve">    CBO-aware: skip adset rules if campaign uses CBO</w:t>
+      </w:r>
+    </w:p>
+    <w:p>
+      <w:pPr>
+        <w:shd w:fill="F8FAFC" w:color="F8FAFC" w:val="solid"/>
+        <w:spacing w:after="0"/>
+        <w:ind w:left="200"/>
+      </w:pPr>
+      <w:r>
+        <w:rPr>
+          <w:rFonts w:ascii="Consolas" w:cs="Consolas" w:eastAsia="Consolas" w:hAnsi="Consolas"/>
+          <w:color w:val="334155"/>
+          <w:sz w:val="17"/>
+          <w:szCs w:val="17"/>
+        </w:rPr>
+        <w:t xml:space="preserve">    Operators: &lt;, &gt;, =</w:t>
+      </w:r>
+    </w:p>
+    <w:p>
+      <w:pPr>
+        <w:shd w:fill="F8FAFC" w:color="F8FAFC" w:val="solid"/>
+        <w:spacing w:after="0"/>
+        <w:ind w:left="200"/>
+      </w:pPr>
+      <w:r>
+        <w:rPr>
+          <w:rFonts w:ascii="Consolas" w:cs="Consolas" w:eastAsia="Consolas" w:hAnsi="Consolas"/>
+          <w:color w:val="334155"/>
+          <w:sz w:val="17"/>
+          <w:szCs w:val="17"/>
+        </w:rPr>
+        <w:t xml:space="preserve"> </w:t>
+      </w:r>
+    </w:p>
+    <w:p>
+      <w:pPr>
+        <w:shd w:fill="F8FAFC" w:color="F8FAFC" w:val="solid"/>
+        <w:spacing w:after="0"/>
+        <w:ind w:left="200"/>
+      </w:pPr>
+      <w:r>
+        <w:rPr>
+          <w:rFonts w:ascii="Consolas" w:cs="Consolas" w:eastAsia="Consolas" w:hAnsi="Consolas"/>
+          <w:color w:val="334155"/>
+          <w:sz w:val="17"/>
+          <w:szCs w:val="17"/>
+        </w:rPr>
+        <w:t xml:space="preserve">  budget_change_frequency_monthly:</w:t>
+      </w:r>
+    </w:p>
+    <w:p>
+      <w:pPr>
+        <w:shd w:fill="F8FAFC" w:color="F8FAFC" w:val="solid"/>
+        <w:spacing w:after="0"/>
+        <w:ind w:left="200"/>
+      </w:pPr>
+      <w:r>
+        <w:rPr>
+          <w:rFonts w:ascii="Consolas" w:cs="Consolas" w:eastAsia="Consolas" w:hAnsi="Consolas"/>
+          <w:color w:val="334155"/>
+          <w:sz w:val="17"/>
+          <w:szCs w:val="17"/>
+        </w:rPr>
+        <w:t xml:space="preserve">    Use entity.budget_change_count (resets monthly)</w:t>
+      </w:r>
+    </w:p>
+    <w:p>
+      <w:pPr>
+        <w:shd w:fill="F8FAFC" w:color="F8FAFC" w:val="solid"/>
+        <w:spacing w:after="0"/>
+        <w:ind w:left="200"/>
+      </w:pPr>
+      <w:r>
+        <w:rPr>
+          <w:rFonts w:ascii="Consolas" w:cs="Consolas" w:eastAsia="Consolas" w:hAnsi="Consolas"/>
+          <w:color w:val="334155"/>
+          <w:sz w:val="17"/>
+          <w:szCs w:val="17"/>
+        </w:rPr>
+        <w:t xml:space="preserve">    Operators: &lt;, &gt;, =</w:t>
+      </w:r>
+    </w:p>
+    <w:p>
+      <w:pPr>
+        <w:spacing w:after="120"/>
+      </w:pPr>
+    </w:p>
+    <w:p>
+      <w:pPr>
+        <w:pStyle w:val="Heading3"/>
+        <w:spacing w:after="120" w:before="240"/>
+      </w:pPr>
+      <w:r>
+        <w:rPr>
+          <w:rFonts w:ascii="Calibri" w:cs="Calibri" w:eastAsia="Calibri" w:hAnsi="Calibri"/>
+          <w:b/>
+          <w:bCs/>
+        </w:rPr>
+        <w:t xml:space="preserve">3.5 Entity Sync Logic</w:t>
+      </w:r>
+    </w:p>
+    <w:p>
+      <w:pPr>
+        <w:shd w:fill="F8FAFC" w:color="F8FAFC" w:val="solid"/>
+        <w:spacing w:after="0"/>
+        <w:ind w:left="200"/>
+      </w:pPr>
+      <w:r>
+        <w:rPr>
+          <w:rFonts w:ascii="Consolas" w:cs="Consolas" w:eastAsia="Consolas" w:hAnsi="Consolas"/>
+          <w:color w:val="334155"/>
+          <w:sz w:val="17"/>
+          <w:szCs w:val="17"/>
+        </w:rPr>
+        <w:t xml:space="preserve">syncEntityCache(adAccountId, accessToken, workspaceId):</w:t>
+      </w:r>
+    </w:p>
+    <w:p>
+      <w:pPr>
+        <w:shd w:fill="F8FAFC" w:color="F8FAFC" w:val="solid"/>
+        <w:spacing w:after="0"/>
+        <w:ind w:left="200"/>
+      </w:pPr>
+      <w:r>
+        <w:rPr>
+          <w:rFonts w:ascii="Consolas" w:cs="Consolas" w:eastAsia="Consolas" w:hAnsi="Consolas"/>
+          <w:color w:val="334155"/>
+          <w:sz w:val="17"/>
+          <w:szCs w:val="17"/>
+        </w:rPr>
+        <w:t xml:space="preserve"> </w:t>
+      </w:r>
+    </w:p>
+    <w:p>
+      <w:pPr>
+        <w:shd w:fill="F8FAFC" w:color="F8FAFC" w:val="solid"/>
+        <w:spacing w:after="0"/>
+        <w:ind w:left="200"/>
+      </w:pPr>
+      <w:r>
+        <w:rPr>
+          <w:rFonts w:ascii="Consolas" w:cs="Consolas" w:eastAsia="Consolas" w:hAnsi="Consolas"/>
+          <w:color w:val="334155"/>
+          <w:sz w:val="17"/>
+          <w:szCs w:val="17"/>
+        </w:rPr>
+        <w:t xml:space="preserve">  1. Fetch existing entity_cache rows (for budget change tracking)</w:t>
+      </w:r>
+    </w:p>
+    <w:p>
+      <w:pPr>
+        <w:shd w:fill="F8FAFC" w:color="F8FAFC" w:val="solid"/>
+        <w:spacing w:after="0"/>
+        <w:ind w:left="200"/>
+      </w:pPr>
+      <w:r>
+        <w:rPr>
+          <w:rFonts w:ascii="Consolas" w:cs="Consolas" w:eastAsia="Consolas" w:hAnsi="Consolas"/>
+          <w:color w:val="334155"/>
+          <w:sz w:val="17"/>
+          <w:szCs w:val="17"/>
+        </w:rPr>
+        <w:t xml:space="preserve">  2. Fetch ACTIVE campaigns from Meta (filtered by effective_status)</w:t>
+      </w:r>
+    </w:p>
+    <w:p>
+      <w:pPr>
+        <w:shd w:fill="F8FAFC" w:color="F8FAFC" w:val="solid"/>
+        <w:spacing w:after="0"/>
+        <w:ind w:left="200"/>
+      </w:pPr>
+      <w:r>
+        <w:rPr>
+          <w:rFonts w:ascii="Consolas" w:cs="Consolas" w:eastAsia="Consolas" w:hAnsi="Consolas"/>
+          <w:color w:val="334155"/>
+          <w:sz w:val="17"/>
+          <w:szCs w:val="17"/>
+        </w:rPr>
+        <w:t xml:space="preserve">  3. Build CBO lookup map (campaign_id -&gt; isCBO)</w:t>
+      </w:r>
+    </w:p>
+    <w:p>
+      <w:pPr>
+        <w:shd w:fill="F8FAFC" w:color="F8FAFC" w:val="solid"/>
+        <w:spacing w:after="0"/>
+        <w:ind w:left="200"/>
+      </w:pPr>
+      <w:r>
+        <w:rPr>
+          <w:rFonts w:ascii="Consolas" w:cs="Consolas" w:eastAsia="Consolas" w:hAnsi="Consolas"/>
+          <w:color w:val="334155"/>
+          <w:sz w:val="17"/>
+          <w:szCs w:val="17"/>
+        </w:rPr>
+        <w:t xml:space="preserve">  4. Parse campaign budgets (Meta returns cents -&gt; divide by 100)</w:t>
+      </w:r>
+    </w:p>
+    <w:p>
+      <w:pPr>
+        <w:shd w:fill="F8FAFC" w:color="F8FAFC" w:val="solid"/>
+        <w:spacing w:after="0"/>
+        <w:ind w:left="200"/>
+      </w:pPr>
+      <w:r>
+        <w:rPr>
+          <w:rFonts w:ascii="Consolas" w:cs="Consolas" w:eastAsia="Consolas" w:hAnsi="Consolas"/>
+          <w:color w:val="334155"/>
+          <w:sz w:val="17"/>
+          <w:szCs w:val="17"/>
+        </w:rPr>
+        <w:t xml:space="preserve">  5. Compute budget_change_count (compare old vs new budget; reset monthly)</w:t>
+      </w:r>
+    </w:p>
+    <w:p>
+      <w:pPr>
+        <w:shd w:fill="F8FAFC" w:color="F8FAFC" w:val="solid"/>
+        <w:spacing w:after="0"/>
+        <w:ind w:left="200"/>
+      </w:pPr>
+      <w:r>
+        <w:rPr>
+          <w:rFonts w:ascii="Consolas" w:cs="Consolas" w:eastAsia="Consolas" w:hAnsi="Consolas"/>
+          <w:color w:val="334155"/>
+          <w:sz w:val="17"/>
+          <w:szCs w:val="17"/>
+        </w:rPr>
+        <w:t xml:space="preserve">  6. Fetch ACTIVE adsets (CBO determined by parent campaign flag)</w:t>
+      </w:r>
+    </w:p>
+    <w:p>
+      <w:pPr>
+        <w:shd w:fill="F8FAFC" w:color="F8FAFC" w:val="solid"/>
+        <w:spacing w:after="0"/>
+        <w:ind w:left="200"/>
+      </w:pPr>
+      <w:r>
+        <w:rPr>
+          <w:rFonts w:ascii="Consolas" w:cs="Consolas" w:eastAsia="Consolas" w:hAnsi="Consolas"/>
+          <w:color w:val="334155"/>
+          <w:sz w:val="17"/>
+          <w:szCs w:val="17"/>
+        </w:rPr>
+        <w:t xml:space="preserve">  7. Fetch ACTIVE ads</w:t>
+      </w:r>
+    </w:p>
+    <w:p>
+      <w:pPr>
+        <w:shd w:fill="F8FAFC" w:color="F8FAFC" w:val="solid"/>
+        <w:spacing w:after="0"/>
+        <w:ind w:left="200"/>
+      </w:pPr>
+      <w:r>
+        <w:rPr>
+          <w:rFonts w:ascii="Consolas" w:cs="Consolas" w:eastAsia="Consolas" w:hAnsi="Consolas"/>
+          <w:color w:val="334155"/>
+          <w:sz w:val="17"/>
+          <w:szCs w:val="17"/>
+        </w:rPr>
+        <w:t xml:space="preserve">  8. UPSERT all entities</w:t>
+      </w:r>
+    </w:p>
+    <w:p>
+      <w:pPr>
+        <w:shd w:fill="F8FAFC" w:color="F8FAFC" w:val="solid"/>
+        <w:spacing w:after="0"/>
+        <w:ind w:left="200"/>
+      </w:pPr>
+      <w:r>
+        <w:rPr>
+          <w:rFonts w:ascii="Consolas" w:cs="Consolas" w:eastAsia="Consolas" w:hAnsi="Consolas"/>
+          <w:color w:val="334155"/>
+          <w:sz w:val="17"/>
+          <w:szCs w:val="17"/>
+        </w:rPr>
+        <w:t xml:space="preserve">  9. Purge entities not refreshed in this sync (inactive on Meta)</w:t>
+      </w:r>
+    </w:p>
+    <w:p>
+      <w:pPr>
+        <w:spacing w:after="120"/>
+      </w:pPr>
+    </w:p>
+    <w:p>
+      <w:pPr>
+        <w:pStyle w:val="Heading2"/>
+        <w:spacing w:after="120" w:before="240"/>
+      </w:pPr>
+      <w:r>
+        <w:rPr>
+          <w:rFonts w:ascii="Calibri" w:cs="Calibri" w:eastAsia="Calibri" w:hAnsi="Calibri"/>
+          <w:b/>
+          <w:bCs/>
+        </w:rPr>
+        <w:t xml:space="preserve">4. Frontend Architecture</w:t>
+      </w:r>
+    </w:p>
+    <w:p>
+      <w:pPr>
+        <w:pStyle w:val="Heading3"/>
+        <w:spacing w:after="120" w:before="240"/>
+      </w:pPr>
+      <w:r>
+        <w:rPr>
+          <w:rFonts w:ascii="Calibri" w:cs="Calibri" w:eastAsia="Calibri" w:hAnsi="Calibri"/>
+          <w:b/>
+          <w:bCs/>
+        </w:rPr>
+        <w:t xml:space="preserve">4.1 File Structure</w:t>
+      </w:r>
+    </w:p>
+    <w:p>
+      <w:pPr>
+        <w:shd w:fill="F8FAFC" w:color="F8FAFC" w:val="solid"/>
+        <w:spacing w:after="0"/>
+        <w:ind w:left="200"/>
+      </w:pPr>
+      <w:r>
+        <w:rPr>
+          <w:rFonts w:ascii="Consolas" w:cs="Consolas" w:eastAsia="Consolas" w:hAnsi="Consolas"/>
+          <w:color w:val="334155"/>
+          <w:sz w:val="17"/>
+          <w:szCs w:val="17"/>
+        </w:rPr>
+        <w:t xml:space="preserve">frontend/src/</w:t>
+      </w:r>
+    </w:p>
+    <w:p>
+      <w:pPr>
+        <w:shd w:fill="F8FAFC" w:color="F8FAFC" w:val="solid"/>
+        <w:spacing w:after="0"/>
+        <w:ind w:left="200"/>
+      </w:pPr>
+      <w:r>
+        <w:rPr>
+          <w:rFonts w:ascii="Consolas" w:cs="Consolas" w:eastAsia="Consolas" w:hAnsi="Consolas"/>
+          <w:color w:val="334155"/>
+          <w:sz w:val="17"/>
+          <w:szCs w:val="17"/>
+        </w:rPr>
+        <w:t xml:space="preserve">  App.jsx                       -- Route definitions</w:t>
+      </w:r>
+    </w:p>
+    <w:p>
+      <w:pPr>
+        <w:shd w:fill="F8FAFC" w:color="F8FAFC" w:val="solid"/>
+        <w:spacing w:after="0"/>
+        <w:ind w:left="200"/>
+      </w:pPr>
+      <w:r>
+        <w:rPr>
+          <w:rFonts w:ascii="Consolas" w:cs="Consolas" w:eastAsia="Consolas" w:hAnsi="Consolas"/>
+          <w:color w:val="334155"/>
+          <w:sz w:val="17"/>
+          <w:szCs w:val="17"/>
+        </w:rPr>
+        <w:t xml:space="preserve">  main.jsx                      -- React entry point</w:t>
+      </w:r>
+    </w:p>
+    <w:p>
+      <w:pPr>
+        <w:shd w:fill="F8FAFC" w:color="F8FAFC" w:val="solid"/>
+        <w:spacing w:after="0"/>
+        <w:ind w:left="200"/>
+      </w:pPr>
+      <w:r>
+        <w:rPr>
+          <w:rFonts w:ascii="Consolas" w:cs="Consolas" w:eastAsia="Consolas" w:hAnsi="Consolas"/>
+          <w:color w:val="334155"/>
+          <w:sz w:val="17"/>
+          <w:szCs w:val="17"/>
+        </w:rPr>
+        <w:t xml:space="preserve">  index.css                     -- Tailwind + utility classes</w:t>
+      </w:r>
+    </w:p>
+    <w:p>
+      <w:pPr>
+        <w:shd w:fill="F8FAFC" w:color="F8FAFC" w:val="solid"/>
+        <w:spacing w:after="0"/>
+        <w:ind w:left="200"/>
+      </w:pPr>
+      <w:r>
+        <w:rPr>
+          <w:rFonts w:ascii="Consolas" w:cs="Consolas" w:eastAsia="Consolas" w:hAnsi="Consolas"/>
+          <w:color w:val="334155"/>
+          <w:sz w:val="17"/>
+          <w:szCs w:val="17"/>
+        </w:rPr>
+        <w:t xml:space="preserve">  lib/</w:t>
+      </w:r>
+    </w:p>
+    <w:p>
+      <w:pPr>
+        <w:shd w:fill="F8FAFC" w:color="F8FAFC" w:val="solid"/>
+        <w:spacing w:after="0"/>
+        <w:ind w:left="200"/>
+      </w:pPr>
+      <w:r>
+        <w:rPr>
+          <w:rFonts w:ascii="Consolas" w:cs="Consolas" w:eastAsia="Consolas" w:hAnsi="Consolas"/>
+          <w:color w:val="334155"/>
+          <w:sz w:val="17"/>
+          <w:szCs w:val="17"/>
+        </w:rPr>
+        <w:t xml:space="preserve">    supabase.js                 -- Supabase client init</w:t>
+      </w:r>
+    </w:p>
+    <w:p>
+      <w:pPr>
+        <w:shd w:fill="F8FAFC" w:color="F8FAFC" w:val="solid"/>
+        <w:spacing w:after="0"/>
+        <w:ind w:left="200"/>
+      </w:pPr>
+      <w:r>
+        <w:rPr>
+          <w:rFonts w:ascii="Consolas" w:cs="Consolas" w:eastAsia="Consolas" w:hAnsi="Consolas"/>
+          <w:color w:val="334155"/>
+          <w:sz w:val="17"/>
+          <w:szCs w:val="17"/>
+        </w:rPr>
+        <w:t xml:space="preserve">    api.js                      -- All API functions (Supabase queries + backend calls)</w:t>
+      </w:r>
+    </w:p>
+    <w:p>
+      <w:pPr>
+        <w:shd w:fill="F8FAFC" w:color="F8FAFC" w:val="solid"/>
+        <w:spacing w:after="0"/>
+        <w:ind w:left="200"/>
+      </w:pPr>
+      <w:r>
+        <w:rPr>
+          <w:rFonts w:ascii="Consolas" w:cs="Consolas" w:eastAsia="Consolas" w:hAnsi="Consolas"/>
+          <w:color w:val="334155"/>
+          <w:sz w:val="17"/>
+          <w:szCs w:val="17"/>
+        </w:rPr>
+        <w:t xml:space="preserve">    auth.js                     -- Auth helpers</w:t>
+      </w:r>
+    </w:p>
+    <w:p>
+      <w:pPr>
+        <w:shd w:fill="F8FAFC" w:color="F8FAFC" w:val="solid"/>
+        <w:spacing w:after="0"/>
+        <w:ind w:left="200"/>
+      </w:pPr>
+      <w:r>
+        <w:rPr>
+          <w:rFonts w:ascii="Consolas" w:cs="Consolas" w:eastAsia="Consolas" w:hAnsi="Consolas"/>
+          <w:color w:val="334155"/>
+          <w:sz w:val="17"/>
+          <w:szCs w:val="17"/>
+        </w:rPr>
+        <w:t xml:space="preserve">    AuthContext.jsx              -- Auth state provider</w:t>
+      </w:r>
+    </w:p>
+    <w:p>
+      <w:pPr>
+        <w:shd w:fill="F8FAFC" w:color="F8FAFC" w:val="solid"/>
+        <w:spacing w:after="0"/>
+        <w:ind w:left="200"/>
+      </w:pPr>
+      <w:r>
+        <w:rPr>
+          <w:rFonts w:ascii="Consolas" w:cs="Consolas" w:eastAsia="Consolas" w:hAnsi="Consolas"/>
+          <w:color w:val="334155"/>
+          <w:sz w:val="17"/>
+          <w:szCs w:val="17"/>
+        </w:rPr>
+        <w:t xml:space="preserve">  components/</w:t>
+      </w:r>
+    </w:p>
+    <w:p>
+      <w:pPr>
+        <w:shd w:fill="F8FAFC" w:color="F8FAFC" w:val="solid"/>
+        <w:spacing w:after="0"/>
+        <w:ind w:left="200"/>
+      </w:pPr>
+      <w:r>
+        <w:rPr>
+          <w:rFonts w:ascii="Consolas" w:cs="Consolas" w:eastAsia="Consolas" w:hAnsi="Consolas"/>
+          <w:color w:val="334155"/>
+          <w:sz w:val="17"/>
+          <w:szCs w:val="17"/>
+        </w:rPr>
+        <w:t xml:space="preserve">    PrivateRoute.jsx            -- Role-based route guard</w:t>
+      </w:r>
+    </w:p>
+    <w:p>
+      <w:pPr>
+        <w:shd w:fill="F8FAFC" w:color="F8FAFC" w:val="solid"/>
+        <w:spacing w:after="0"/>
+        <w:ind w:left="200"/>
+      </w:pPr>
+      <w:r>
+        <w:rPr>
+          <w:rFonts w:ascii="Consolas" w:cs="Consolas" w:eastAsia="Consolas" w:hAnsi="Consolas"/>
+          <w:color w:val="334155"/>
+          <w:sz w:val="17"/>
+          <w:szCs w:val="17"/>
+        </w:rPr>
+        <w:t xml:space="preserve">    layout/AppShell.jsx         -- Sidebar + topbar layout</w:t>
+      </w:r>
+    </w:p>
+    <w:p>
+      <w:pPr>
+        <w:shd w:fill="F8FAFC" w:color="F8FAFC" w:val="solid"/>
+        <w:spacing w:after="0"/>
+        <w:ind w:left="200"/>
+      </w:pPr>
+      <w:r>
+        <w:rPr>
+          <w:rFonts w:ascii="Consolas" w:cs="Consolas" w:eastAsia="Consolas" w:hAnsi="Consolas"/>
+          <w:color w:val="334155"/>
+          <w:sz w:val="17"/>
+          <w:szCs w:val="17"/>
+        </w:rPr>
+        <w:t xml:space="preserve">    EntityPicker.jsx            -- Drill-down: account -&gt; campaign -&gt; adset</w:t>
+      </w:r>
+    </w:p>
+    <w:p>
+      <w:pPr>
+        <w:shd w:fill="F8FAFC" w:color="F8FAFC" w:val="solid"/>
+        <w:spacing w:after="0"/>
+        <w:ind w:left="200"/>
+      </w:pPr>
+      <w:r>
+        <w:rPr>
+          <w:rFonts w:ascii="Consolas" w:cs="Consolas" w:eastAsia="Consolas" w:hAnsi="Consolas"/>
+          <w:color w:val="334155"/>
+          <w:sz w:val="17"/>
+          <w:szCs w:val="17"/>
+        </w:rPr>
+        <w:t xml:space="preserve">    NavBar.jsx                  -- Legacy nav (replaced by AppShell)</w:t>
+      </w:r>
+    </w:p>
+    <w:p>
+      <w:pPr>
+        <w:shd w:fill="F8FAFC" w:color="F8FAFC" w:val="solid"/>
+        <w:spacing w:after="0"/>
+        <w:ind w:left="200"/>
+      </w:pPr>
+      <w:r>
+        <w:rPr>
+          <w:rFonts w:ascii="Consolas" w:cs="Consolas" w:eastAsia="Consolas" w:hAnsi="Consolas"/>
+          <w:color w:val="334155"/>
+          <w:sz w:val="17"/>
+          <w:szCs w:val="17"/>
+        </w:rPr>
+        <w:t xml:space="preserve">  pages/</w:t>
+      </w:r>
+    </w:p>
+    <w:p>
+      <w:pPr>
+        <w:shd w:fill="F8FAFC" w:color="F8FAFC" w:val="solid"/>
+        <w:spacing w:after="0"/>
+        <w:ind w:left="200"/>
+      </w:pPr>
+      <w:r>
+        <w:rPr>
+          <w:rFonts w:ascii="Consolas" w:cs="Consolas" w:eastAsia="Consolas" w:hAnsi="Consolas"/>
+          <w:color w:val="334155"/>
+          <w:sz w:val="17"/>
+          <w:szCs w:val="17"/>
+        </w:rPr>
+        <w:t xml:space="preserve">    Login.jsx                   -- Email/password login</w:t>
+      </w:r>
+    </w:p>
+    <w:p>
+      <w:pPr>
+        <w:shd w:fill="F8FAFC" w:color="F8FAFC" w:val="solid"/>
+        <w:spacing w:after="0"/>
+        <w:ind w:left="200"/>
+      </w:pPr>
+      <w:r>
+        <w:rPr>
+          <w:rFonts w:ascii="Consolas" w:cs="Consolas" w:eastAsia="Consolas" w:hAnsi="Consolas"/>
+          <w:color w:val="334155"/>
+          <w:sz w:val="17"/>
+          <w:szCs w:val="17"/>
+        </w:rPr>
+        <w:t xml:space="preserve">    AcceptInvite.jsx            -- Invite token acceptance + password set</w:t>
+      </w:r>
+    </w:p>
+    <w:p>
+      <w:pPr>
+        <w:shd w:fill="F8FAFC" w:color="F8FAFC" w:val="solid"/>
+        <w:spacing w:after="0"/>
+        <w:ind w:left="200"/>
+      </w:pPr>
+      <w:r>
+        <w:rPr>
+          <w:rFonts w:ascii="Consolas" w:cs="Consolas" w:eastAsia="Consolas" w:hAnsi="Consolas"/>
+          <w:color w:val="334155"/>
+          <w:sz w:val="17"/>
+          <w:szCs w:val="17"/>
+        </w:rPr>
+        <w:t xml:space="preserve">    admin/</w:t>
+      </w:r>
+    </w:p>
+    <w:p>
+      <w:pPr>
+        <w:shd w:fill="F8FAFC" w:color="F8FAFC" w:val="solid"/>
+        <w:spacing w:after="0"/>
+        <w:ind w:left="200"/>
+      </w:pPr>
+      <w:r>
+        <w:rPr>
+          <w:rFonts w:ascii="Consolas" w:cs="Consolas" w:eastAsia="Consolas" w:hAnsi="Consolas"/>
+          <w:color w:val="334155"/>
+          <w:sz w:val="17"/>
+          <w:szCs w:val="17"/>
+        </w:rPr>
+        <w:t xml:space="preserve">      Dashboard.jsx             -- Overview with Rules &amp; Violations table</w:t>
+      </w:r>
+    </w:p>
+    <w:p>
+      <w:pPr>
+        <w:shd w:fill="F8FAFC" w:color="F8FAFC" w:val="solid"/>
+        <w:spacing w:after="0"/>
+        <w:ind w:left="200"/>
+      </w:pPr>
+      <w:r>
+        <w:rPr>
+          <w:rFonts w:ascii="Consolas" w:cs="Consolas" w:eastAsia="Consolas" w:hAnsi="Consolas"/>
+          <w:color w:val="334155"/>
+          <w:sz w:val="17"/>
+          <w:szCs w:val="17"/>
+        </w:rPr>
+        <w:t xml:space="preserve">      Workspaces.jsx            -- Workspace list</w:t>
+      </w:r>
+    </w:p>
+    <w:p>
+      <w:pPr>
+        <w:shd w:fill="F8FAFC" w:color="F8FAFC" w:val="solid"/>
+        <w:spacing w:after="0"/>
+        <w:ind w:left="200"/>
+      </w:pPr>
+      <w:r>
+        <w:rPr>
+          <w:rFonts w:ascii="Consolas" w:cs="Consolas" w:eastAsia="Consolas" w:hAnsi="Consolas"/>
+          <w:color w:val="334155"/>
+          <w:sz w:val="17"/>
+          <w:szCs w:val="17"/>
+        </w:rPr>
+        <w:t xml:space="preserve">      WorkspaceDetail.jsx       -- 3 tabs: Campaigns &amp; Rules, Alerts, Settings</w:t>
+      </w:r>
+    </w:p>
+    <w:p>
+      <w:pPr>
+        <w:shd w:fill="F8FAFC" w:color="F8FAFC" w:val="solid"/>
+        <w:spacing w:after="0"/>
+        <w:ind w:left="200"/>
+      </w:pPr>
+      <w:r>
+        <w:rPr>
+          <w:rFonts w:ascii="Consolas" w:cs="Consolas" w:eastAsia="Consolas" w:hAnsi="Consolas"/>
+          <w:color w:val="334155"/>
+          <w:sz w:val="17"/>
+          <w:szCs w:val="17"/>
+        </w:rPr>
+        <w:t xml:space="preserve">      AllRules.jsx              -- Flat rule list with filters + inline actions</w:t>
+      </w:r>
+    </w:p>
+    <w:p>
+      <w:pPr>
+        <w:shd w:fill="F8FAFC" w:color="F8FAFC" w:val="solid"/>
+        <w:spacing w:after="0"/>
+        <w:ind w:left="200"/>
+      </w:pPr>
+      <w:r>
+        <w:rPr>
+          <w:rFonts w:ascii="Consolas" w:cs="Consolas" w:eastAsia="Consolas" w:hAnsi="Consolas"/>
+          <w:color w:val="334155"/>
+          <w:sz w:val="17"/>
+          <w:szCs w:val="17"/>
+        </w:rPr>
+        <w:t xml:space="preserve">      AllAlerts.jsx             -- All violations across workspaces</w:t>
+      </w:r>
+    </w:p>
+    <w:p>
+      <w:pPr>
+        <w:shd w:fill="F8FAFC" w:color="F8FAFC" w:val="solid"/>
+        <w:spacing w:after="0"/>
+        <w:ind w:left="200"/>
+      </w:pPr>
+      <w:r>
+        <w:rPr>
+          <w:rFonts w:ascii="Consolas" w:cs="Consolas" w:eastAsia="Consolas" w:hAnsi="Consolas"/>
+          <w:color w:val="334155"/>
+          <w:sz w:val="17"/>
+          <w:szCs w:val="17"/>
+        </w:rPr>
+        <w:t xml:space="preserve">      AdminActivity.jsx         -- Audit log + sync runs</w:t>
+      </w:r>
+    </w:p>
+    <w:p>
+      <w:pPr>
+        <w:shd w:fill="F8FAFC" w:color="F8FAFC" w:val="solid"/>
+        <w:spacing w:after="0"/>
+        <w:ind w:left="200"/>
+      </w:pPr>
+      <w:r>
+        <w:rPr>
+          <w:rFonts w:ascii="Consolas" w:cs="Consolas" w:eastAsia="Consolas" w:hAnsi="Consolas"/>
+          <w:color w:val="334155"/>
+          <w:sz w:val="17"/>
+          <w:szCs w:val="17"/>
+        </w:rPr>
+        <w:t xml:space="preserve">      AdminSettings.jsx         -- Platform settings</w:t>
+      </w:r>
+    </w:p>
+    <w:p>
+      <w:pPr>
+        <w:shd w:fill="F8FAFC" w:color="F8FAFC" w:val="solid"/>
+        <w:spacing w:after="0"/>
+        <w:ind w:left="200"/>
+      </w:pPr>
+      <w:r>
+        <w:rPr>
+          <w:rFonts w:ascii="Consolas" w:cs="Consolas" w:eastAsia="Consolas" w:hAnsi="Consolas"/>
+          <w:color w:val="334155"/>
+          <w:sz w:val="17"/>
+          <w:szCs w:val="17"/>
+        </w:rPr>
+        <w:t xml:space="preserve">    workspace/</w:t>
+      </w:r>
+    </w:p>
+    <w:p>
+      <w:pPr>
+        <w:shd w:fill="F8FAFC" w:color="F8FAFC" w:val="solid"/>
+        <w:spacing w:after="0"/>
+        <w:ind w:left="200"/>
+      </w:pPr>
+      <w:r>
+        <w:rPr>
+          <w:rFonts w:ascii="Consolas" w:cs="Consolas" w:eastAsia="Consolas" w:hAnsi="Consolas"/>
+          <w:color w:val="334155"/>
+          <w:sz w:val="17"/>
+          <w:szCs w:val="17"/>
+        </w:rPr>
+        <w:t xml:space="preserve">      Dashboard.jsx             -- Violations + rule health</w:t>
+      </w:r>
+    </w:p>
+    <w:p>
+      <w:pPr>
+        <w:shd w:fill="F8FAFC" w:color="F8FAFC" w:val="solid"/>
+        <w:spacing w:after="0"/>
+        <w:ind w:left="200"/>
+      </w:pPr>
+      <w:r>
+        <w:rPr>
+          <w:rFonts w:ascii="Consolas" w:cs="Consolas" w:eastAsia="Consolas" w:hAnsi="Consolas"/>
+          <w:color w:val="334155"/>
+          <w:sz w:val="17"/>
+          <w:szCs w:val="17"/>
+        </w:rPr>
+        <w:t xml:space="preserve">      CampaignsView.jsx         -- Campaign tree + rule creation + filter</w:t>
+      </w:r>
+    </w:p>
+    <w:p>
+      <w:pPr>
+        <w:shd w:fill="F8FAFC" w:color="F8FAFC" w:val="solid"/>
+        <w:spacing w:after="0"/>
+        <w:ind w:left="200"/>
+      </w:pPr>
+      <w:r>
+        <w:rPr>
+          <w:rFonts w:ascii="Consolas" w:cs="Consolas" w:eastAsia="Consolas" w:hAnsi="Consolas"/>
+          <w:color w:val="334155"/>
+          <w:sz w:val="17"/>
+          <w:szCs w:val="17"/>
+        </w:rPr>
+        <w:t xml:space="preserve">      RulesManager.jsx          -- Full rule CRUD with entity picker</w:t>
+      </w:r>
+    </w:p>
+    <w:p>
+      <w:pPr>
+        <w:shd w:fill="F8FAFC" w:color="F8FAFC" w:val="solid"/>
+        <w:spacing w:after="0"/>
+        <w:ind w:left="200"/>
+      </w:pPr>
+      <w:r>
+        <w:rPr>
+          <w:rFonts w:ascii="Consolas" w:cs="Consolas" w:eastAsia="Consolas" w:hAnsi="Consolas"/>
+          <w:color w:val="334155"/>
+          <w:sz w:val="17"/>
+          <w:szCs w:val="17"/>
+        </w:rPr>
+        <w:t xml:space="preserve">      ActivityLog.jsx           -- Alert history</w:t>
+      </w:r>
+    </w:p>
+    <w:p>
+      <w:pPr>
+        <w:shd w:fill="F8FAFC" w:color="F8FAFC" w:val="solid"/>
+        <w:spacing w:after="0"/>
+        <w:ind w:left="200"/>
+      </w:pPr>
+      <w:r>
+        <w:rPr>
+          <w:rFonts w:ascii="Consolas" w:cs="Consolas" w:eastAsia="Consolas" w:hAnsi="Consolas"/>
+          <w:color w:val="334155"/>
+          <w:sz w:val="17"/>
+          <w:szCs w:val="17"/>
+        </w:rPr>
+        <w:t xml:space="preserve">      AlertSettings.jsx         -- Notification email + account info</w:t>
+      </w:r>
+    </w:p>
+    <w:p>
+      <w:pPr>
+        <w:spacing w:after="120"/>
+      </w:pPr>
+    </w:p>
+    <w:p>
+      <w:pPr>
+        <w:pStyle w:val="Heading3"/>
+        <w:spacing w:after="120" w:before="240"/>
+      </w:pPr>
+      <w:r>
+        <w:rPr>
+          <w:rFonts w:ascii="Calibri" w:cs="Calibri" w:eastAsia="Calibri" w:hAnsi="Calibri"/>
+          <w:b/>
+          <w:bCs/>
+        </w:rPr>
+        <w:t xml:space="preserve">4.2 Data Flow</w:t>
+      </w:r>
+    </w:p>
+    <w:p>
+      <w:pPr>
+        <w:spacing w:after="120"/>
+      </w:pPr>
+      <w:r>
+        <w:rPr>
+          <w:rFonts w:ascii="Calibri" w:cs="Calibri" w:eastAsia="Calibri" w:hAnsi="Calibri"/>
+          <w:sz w:val="20"/>
+          <w:szCs w:val="20"/>
+        </w:rPr>
+        <w:t xml:space="preserve">All frontend data queries use </w:t>
+      </w:r>
+      <w:r>
+        <w:rPr>
+          <w:rFonts w:ascii="Consolas" w:cs="Consolas" w:eastAsia="Consolas" w:hAnsi="Consolas"/>
+          <w:sz w:val="18"/>
+          <w:szCs w:val="18"/>
+          <w:shd w:fill="F1F5F9" w:color="F1F5F9" w:val="solid"/>
+        </w:rPr>
+        <w:t xml:space="preserve">apiCall()</w:t>
+      </w:r>
+      <w:r>
+        <w:rPr>
+          <w:rFonts w:ascii="Calibri" w:cs="Calibri" w:eastAsia="Calibri" w:hAnsi="Calibri"/>
+          <w:sz w:val="20"/>
+          <w:szCs w:val="20"/>
+        </w:rPr>
+        <w:t xml:space="preserve"> which:</w:t>
+      </w:r>
+    </w:p>
+    <w:p>
+      <w:pPr>
+        <w:pStyle w:val="ListParagraph"/>
+        <w:numPr>
+          <w:ilvl w:val="0"/>
+          <w:numId w:val="2"/>
+        </w:numPr>
+        <w:spacing w:after="60"/>
+      </w:pPr>
+      <w:r>
+        <w:rPr>
+          <w:rFonts w:ascii="Calibri" w:cs="Calibri" w:eastAsia="Calibri" w:hAnsi="Calibri"/>
+          <w:sz w:val="20"/>
+          <w:szCs w:val="20"/>
+        </w:rPr>
+        <w:t xml:space="preserve">Gets the Supabase session JWT from </w:t>
+      </w:r>
+      <w:r>
+        <w:rPr>
+          <w:rFonts w:ascii="Consolas" w:cs="Consolas" w:eastAsia="Consolas" w:hAnsi="Consolas"/>
+          <w:sz w:val="18"/>
+          <w:szCs w:val="18"/>
+          <w:shd w:fill="F1F5F9" w:color="F1F5F9" w:val="solid"/>
+        </w:rPr>
+        <w:t xml:space="preserve">supabase.auth.getSession()</w:t>
+      </w:r>
+    </w:p>
+    <w:p>
+      <w:pPr>
+        <w:pStyle w:val="ListParagraph"/>
+        <w:numPr>
+          <w:ilvl w:val="0"/>
+          <w:numId w:val="2"/>
+        </w:numPr>
+        <w:spacing w:after="60"/>
+      </w:pPr>
+      <w:r>
+        <w:rPr>
+          <w:rFonts w:ascii="Calibri" w:cs="Calibri" w:eastAsia="Calibri" w:hAnsi="Calibri"/>
+          <w:sz w:val="20"/>
+          <w:szCs w:val="20"/>
+        </w:rPr>
+        <w:t xml:space="preserve">Sends it as </w:t>
+      </w:r>
+      <w:r>
+        <w:rPr>
+          <w:rFonts w:ascii="Consolas" w:cs="Consolas" w:eastAsia="Consolas" w:hAnsi="Consolas"/>
+          <w:sz w:val="18"/>
+          <w:szCs w:val="18"/>
+          <w:shd w:fill="F1F5F9" w:color="F1F5F9" w:val="solid"/>
+        </w:rPr>
+        <w:t xml:space="preserve">Authorization: Bearer &lt;token&gt;</w:t>
+      </w:r>
+      <w:r>
+        <w:rPr>
+          <w:rFonts w:ascii="Calibri" w:cs="Calibri" w:eastAsia="Calibri" w:hAnsi="Calibri"/>
+          <w:sz w:val="20"/>
+          <w:szCs w:val="20"/>
+        </w:rPr>
+        <w:t xml:space="preserve"> to the backend</w:t>
+      </w:r>
+    </w:p>
+    <w:p>
+      <w:pPr>
+        <w:pStyle w:val="ListParagraph"/>
+        <w:numPr>
+          <w:ilvl w:val="0"/>
+          <w:numId w:val="2"/>
+        </w:numPr>
+        <w:spacing w:after="60"/>
+      </w:pPr>
+      <w:r>
+        <w:rPr>
+          <w:rFonts w:ascii="Calibri" w:cs="Calibri" w:eastAsia="Calibri" w:hAnsi="Calibri"/>
+          <w:sz w:val="20"/>
+          <w:szCs w:val="20"/>
+        </w:rPr>
+        <w:t xml:space="preserve">Backend verifies JWT via </w:t>
+      </w:r>
+      <w:r>
+        <w:rPr>
+          <w:rFonts w:ascii="Consolas" w:cs="Consolas" w:eastAsia="Consolas" w:hAnsi="Consolas"/>
+          <w:sz w:val="18"/>
+          <w:szCs w:val="18"/>
+          <w:shd w:fill="F1F5F9" w:color="F1F5F9" w:val="solid"/>
+        </w:rPr>
+        <w:t xml:space="preserve">supabase.auth.getUser(token)</w:t>
+      </w:r>
+    </w:p>
+    <w:p>
+      <w:pPr>
+        <w:pStyle w:val="ListParagraph"/>
+        <w:numPr>
+          <w:ilvl w:val="0"/>
+          <w:numId w:val="2"/>
+        </w:numPr>
+        <w:spacing w:after="60"/>
+      </w:pPr>
+      <w:r>
+        <w:rPr>
+          <w:rFonts w:ascii="Calibri" w:cs="Calibri" w:eastAsia="Calibri" w:hAnsi="Calibri"/>
+          <w:sz w:val="20"/>
+          <w:szCs w:val="20"/>
+        </w:rPr>
+        <w:t xml:space="preserve">Backend checks role + workspace access</w:t>
+      </w:r>
+    </w:p>
+    <w:p>
+      <w:pPr>
+        <w:pStyle w:val="ListParagraph"/>
+        <w:numPr>
+          <w:ilvl w:val="0"/>
+          <w:numId w:val="2"/>
+        </w:numPr>
+        <w:spacing w:after="60"/>
+      </w:pPr>
+      <w:r>
+        <w:rPr>
+          <w:rFonts w:ascii="Calibri" w:cs="Calibri" w:eastAsia="Calibri" w:hAnsi="Calibri"/>
+          <w:sz w:val="20"/>
+          <w:szCs w:val="20"/>
+        </w:rPr>
+        <w:t xml:space="preserve">Backend queries Supabase with service_role key</w:t>
+      </w:r>
+    </w:p>
+    <w:p>
+      <w:pPr>
+        <w:pStyle w:val="ListParagraph"/>
+        <w:numPr>
+          <w:ilvl w:val="0"/>
+          <w:numId w:val="2"/>
+        </w:numPr>
+        <w:spacing w:after="60"/>
+      </w:pPr>
+      <w:r>
+        <w:rPr>
+          <w:rFonts w:ascii="Calibri" w:cs="Calibri" w:eastAsia="Calibri" w:hAnsi="Calibri"/>
+          <w:sz w:val="20"/>
+          <w:szCs w:val="20"/>
+        </w:rPr>
+        <w:t xml:space="preserve">Returns data to frontend</w:t>
+      </w:r>
+    </w:p>
+    <w:p>
+      <w:pPr>
+        <w:spacing w:after="120"/>
+      </w:pPr>
+      <w:r>
+        <w:rPr>
+          <w:rFonts w:ascii="Calibri" w:cs="Calibri" w:eastAsia="Calibri" w:hAnsi="Calibri"/>
+          <w:sz w:val="20"/>
+          <w:szCs w:val="20"/>
+        </w:rPr>
+        <w:t xml:space="preserve">No </w:t>
+      </w:r>
+      <w:r>
+        <w:rPr>
+          <w:rFonts w:ascii="Consolas" w:cs="Consolas" w:eastAsia="Consolas" w:hAnsi="Consolas"/>
+          <w:sz w:val="18"/>
+          <w:szCs w:val="18"/>
+          <w:shd w:fill="F1F5F9" w:color="F1F5F9" w:val="solid"/>
+        </w:rPr>
+        <w:t xml:space="preserve">supabase.from()</w:t>
+      </w:r>
+      <w:r>
+        <w:rPr>
+          <w:rFonts w:ascii="Calibri" w:cs="Calibri" w:eastAsia="Calibri" w:hAnsi="Calibri"/>
+          <w:sz w:val="20"/>
+          <w:szCs w:val="20"/>
+        </w:rPr>
+        <w:t xml:space="preserve"> calls exist in the frontend. The Supabase JS client is</w:t>
+      </w:r>
+    </w:p>
+    <w:p>
+      <w:pPr>
+        <w:spacing w:after="120"/>
+      </w:pPr>
+      <w:r>
+        <w:rPr>
+          <w:rFonts w:ascii="Calibri" w:cs="Calibri" w:eastAsia="Calibri" w:hAnsi="Calibri"/>
+          <w:sz w:val="20"/>
+          <w:szCs w:val="20"/>
+        </w:rPr>
+        <w:t xml:space="preserve">used exclusively for: </w:t>
+      </w:r>
+      <w:r>
+        <w:rPr>
+          <w:rFonts w:ascii="Consolas" w:cs="Consolas" w:eastAsia="Consolas" w:hAnsi="Consolas"/>
+          <w:sz w:val="18"/>
+          <w:szCs w:val="18"/>
+          <w:shd w:fill="F1F5F9" w:color="F1F5F9" w:val="solid"/>
+        </w:rPr>
+        <w:t xml:space="preserve">signInWithPassword</w:t>
+      </w:r>
+      <w:r>
+        <w:rPr>
+          <w:rFonts w:ascii="Calibri" w:cs="Calibri" w:eastAsia="Calibri" w:hAnsi="Calibri"/>
+          <w:sz w:val="20"/>
+          <w:szCs w:val="20"/>
+        </w:rPr>
+        <w:t xml:space="preserve">, </w:t>
+      </w:r>
+      <w:r>
+        <w:rPr>
+          <w:rFonts w:ascii="Consolas" w:cs="Consolas" w:eastAsia="Consolas" w:hAnsi="Consolas"/>
+          <w:sz w:val="18"/>
+          <w:szCs w:val="18"/>
+          <w:shd w:fill="F1F5F9" w:color="F1F5F9" w:val="solid"/>
+        </w:rPr>
+        <w:t xml:space="preserve">signOut</w:t>
+      </w:r>
+      <w:r>
+        <w:rPr>
+          <w:rFonts w:ascii="Calibri" w:cs="Calibri" w:eastAsia="Calibri" w:hAnsi="Calibri"/>
+          <w:sz w:val="20"/>
+          <w:szCs w:val="20"/>
+        </w:rPr>
+        <w:t xml:space="preserve">, </w:t>
+      </w:r>
+      <w:r>
+        <w:rPr>
+          <w:rFonts w:ascii="Consolas" w:cs="Consolas" w:eastAsia="Consolas" w:hAnsi="Consolas"/>
+          <w:sz w:val="18"/>
+          <w:szCs w:val="18"/>
+          <w:shd w:fill="F1F5F9" w:color="F1F5F9" w:val="solid"/>
+        </w:rPr>
+        <w:t xml:space="preserve">getSession</w:t>
+      </w:r>
+      <w:r>
+        <w:rPr>
+          <w:rFonts w:ascii="Calibri" w:cs="Calibri" w:eastAsia="Calibri" w:hAnsi="Calibri"/>
+          <w:sz w:val="20"/>
+          <w:szCs w:val="20"/>
+        </w:rPr>
+        <w:t xml:space="preserve">,</w:t>
+      </w:r>
+    </w:p>
+    <w:p>
+      <w:pPr>
+        <w:spacing w:after="120"/>
+      </w:pPr>
+      <w:r>
+        <w:rPr>
+          <w:rFonts w:ascii="Consolas" w:cs="Consolas" w:eastAsia="Consolas" w:hAnsi="Consolas"/>
+          <w:sz w:val="18"/>
+          <w:szCs w:val="18"/>
+          <w:shd w:fill="F1F5F9" w:color="F1F5F9" w:val="solid"/>
+        </w:rPr>
+        <w:t xml:space="preserve">onAuthStateChange</w:t>
+      </w:r>
+      <w:r>
+        <w:rPr>
+          <w:rFonts w:ascii="Calibri" w:cs="Calibri" w:eastAsia="Calibri" w:hAnsi="Calibri"/>
+          <w:sz w:val="20"/>
+          <w:szCs w:val="20"/>
+        </w:rPr>
+        <w:t xml:space="preserve">, </w:t>
+      </w:r>
+      <w:r>
+        <w:rPr>
+          <w:rFonts w:ascii="Consolas" w:cs="Consolas" w:eastAsia="Consolas" w:hAnsi="Consolas"/>
+          <w:sz w:val="18"/>
+          <w:szCs w:val="18"/>
+          <w:shd w:fill="F1F5F9" w:color="F1F5F9" w:val="solid"/>
+        </w:rPr>
+        <w:t xml:space="preserve">resetPasswordForEmail</w:t>
+      </w:r>
+      <w:r>
+        <w:rPr>
+          <w:rFonts w:ascii="Calibri" w:cs="Calibri" w:eastAsia="Calibri" w:hAnsi="Calibri"/>
+          <w:sz w:val="20"/>
+          <w:szCs w:val="20"/>
+        </w:rPr>
+        <w:t xml:space="preserve">.</w:t>
+      </w:r>
+    </w:p>
+    <w:p>
+      <w:pPr>
+        <w:pStyle w:val="Heading3"/>
+        <w:spacing w:after="120" w:before="240"/>
+      </w:pPr>
+      <w:r>
+        <w:rPr>
+          <w:rFonts w:ascii="Calibri" w:cs="Calibri" w:eastAsia="Calibri" w:hAnsi="Calibri"/>
+          <w:b/>
+          <w:bCs/>
+        </w:rPr>
+        <w:t xml:space="preserve">4.3 Auth Flow</w:t>
+      </w:r>
+    </w:p>
+    <w:p>
+      <w:pPr>
+        <w:shd w:fill="F8FAFC" w:color="F8FAFC" w:val="solid"/>
+        <w:spacing w:after="0"/>
+        <w:ind w:left="200"/>
+      </w:pPr>
+      <w:r>
+        <w:rPr>
+          <w:rFonts w:ascii="Consolas" w:cs="Consolas" w:eastAsia="Consolas" w:hAnsi="Consolas"/>
+          <w:color w:val="334155"/>
+          <w:sz w:val="17"/>
+          <w:szCs w:val="17"/>
+        </w:rPr>
+        <w:t xml:space="preserve">Login:</w:t>
+      </w:r>
+    </w:p>
+    <w:p>
+      <w:pPr>
+        <w:shd w:fill="F8FAFC" w:color="F8FAFC" w:val="solid"/>
+        <w:spacing w:after="0"/>
+        <w:ind w:left="200"/>
+      </w:pPr>
+      <w:r>
+        <w:rPr>
+          <w:rFonts w:ascii="Consolas" w:cs="Consolas" w:eastAsia="Consolas" w:hAnsi="Consolas"/>
+          <w:color w:val="334155"/>
+          <w:sz w:val="17"/>
+          <w:szCs w:val="17"/>
+        </w:rPr>
+        <w:t xml:space="preserve">  1. supabase.auth.signInWithPassword(email, password)</w:t>
+      </w:r>
+    </w:p>
+    <w:p>
+      <w:pPr>
+        <w:shd w:fill="F8FAFC" w:color="F8FAFC" w:val="solid"/>
+        <w:spacing w:after="0"/>
+        <w:ind w:left="200"/>
+      </w:pPr>
+      <w:r>
+        <w:rPr>
+          <w:rFonts w:ascii="Consolas" w:cs="Consolas" w:eastAsia="Consolas" w:hAnsi="Consolas"/>
+          <w:color w:val="334155"/>
+          <w:sz w:val="17"/>
+          <w:szCs w:val="17"/>
+        </w:rPr>
+        <w:t xml:space="preserve">  2. AuthContext calls GET /me to fetch role + workspace_id</w:t>
+      </w:r>
+    </w:p>
+    <w:p>
+      <w:pPr>
+        <w:shd w:fill="F8FAFC" w:color="F8FAFC" w:val="solid"/>
+        <w:spacing w:after="0"/>
+        <w:ind w:left="200"/>
+      </w:pPr>
+      <w:r>
+        <w:rPr>
+          <w:rFonts w:ascii="Consolas" w:cs="Consolas" w:eastAsia="Consolas" w:hAnsi="Consolas"/>
+          <w:color w:val="334155"/>
+          <w:sz w:val="17"/>
+          <w:szCs w:val="17"/>
+        </w:rPr>
+        <w:t xml:space="preserve">  3. Redirect: super_admin -&gt; /admin, workspace_user -&gt; /workspace</w:t>
+      </w:r>
+    </w:p>
+    <w:p>
+      <w:pPr>
+        <w:shd w:fill="F8FAFC" w:color="F8FAFC" w:val="solid"/>
+        <w:spacing w:after="0"/>
+        <w:ind w:left="200"/>
+      </w:pPr>
+      <w:r>
+        <w:rPr>
+          <w:rFonts w:ascii="Consolas" w:cs="Consolas" w:eastAsia="Consolas" w:hAnsi="Consolas"/>
+          <w:color w:val="334155"/>
+          <w:sz w:val="17"/>
+          <w:szCs w:val="17"/>
+        </w:rPr>
+        <w:t xml:space="preserve"> </w:t>
+      </w:r>
+    </w:p>
+    <w:p>
+      <w:pPr>
+        <w:shd w:fill="F8FAFC" w:color="F8FAFC" w:val="solid"/>
+        <w:spacing w:after="0"/>
+        <w:ind w:left="200"/>
+      </w:pPr>
+      <w:r>
+        <w:rPr>
+          <w:rFonts w:ascii="Consolas" w:cs="Consolas" w:eastAsia="Consolas" w:hAnsi="Consolas"/>
+          <w:color w:val="334155"/>
+          <w:sz w:val="17"/>
+          <w:szCs w:val="17"/>
+        </w:rPr>
+        <w:t xml:space="preserve">Invite:</w:t>
+      </w:r>
+    </w:p>
+    <w:p>
+      <w:pPr>
+        <w:shd w:fill="F8FAFC" w:color="F8FAFC" w:val="solid"/>
+        <w:spacing w:after="0"/>
+        <w:ind w:left="200"/>
+      </w:pPr>
+      <w:r>
+        <w:rPr>
+          <w:rFonts w:ascii="Consolas" w:cs="Consolas" w:eastAsia="Consolas" w:hAnsi="Consolas"/>
+          <w:color w:val="334155"/>
+          <w:sz w:val="17"/>
+          <w:szCs w:val="17"/>
+        </w:rPr>
+        <w:t xml:space="preserve">  1. Super admin POST /send-invite (generates JWT, sends email)</w:t>
+      </w:r>
+    </w:p>
+    <w:p>
+      <w:pPr>
+        <w:shd w:fill="F8FAFC" w:color="F8FAFC" w:val="solid"/>
+        <w:spacing w:after="0"/>
+        <w:ind w:left="200"/>
+      </w:pPr>
+      <w:r>
+        <w:rPr>
+          <w:rFonts w:ascii="Consolas" w:cs="Consolas" w:eastAsia="Consolas" w:hAnsi="Consolas"/>
+          <w:color w:val="334155"/>
+          <w:sz w:val="17"/>
+          <w:szCs w:val="17"/>
+        </w:rPr>
+        <w:t xml:space="preserve">  2. User clicks link -&gt; /accept-invite?token=XYZ</w:t>
+      </w:r>
+    </w:p>
+    <w:p>
+      <w:pPr>
+        <w:shd w:fill="F8FAFC" w:color="F8FAFC" w:val="solid"/>
+        <w:spacing w:after="0"/>
+        <w:ind w:left="200"/>
+      </w:pPr>
+      <w:r>
+        <w:rPr>
+          <w:rFonts w:ascii="Consolas" w:cs="Consolas" w:eastAsia="Consolas" w:hAnsi="Consolas"/>
+          <w:color w:val="334155"/>
+          <w:sz w:val="17"/>
+          <w:szCs w:val="17"/>
+        </w:rPr>
+        <w:t xml:space="preserve">  3. User sets password -&gt; POST /accept-invite</w:t>
+      </w:r>
+    </w:p>
+    <w:p>
+      <w:pPr>
+        <w:shd w:fill="F8FAFC" w:color="F8FAFC" w:val="solid"/>
+        <w:spacing w:after="0"/>
+        <w:ind w:left="200"/>
+      </w:pPr>
+      <w:r>
+        <w:rPr>
+          <w:rFonts w:ascii="Consolas" w:cs="Consolas" w:eastAsia="Consolas" w:hAnsi="Consolas"/>
+          <w:color w:val="334155"/>
+          <w:sz w:val="17"/>
+          <w:szCs w:val="17"/>
+        </w:rPr>
+        <w:t xml:space="preserve">  4. Backend: verify JWT, create auth user, insert user_profiles,</w:t>
+      </w:r>
+    </w:p>
+    <w:p>
+      <w:pPr>
+        <w:shd w:fill="F8FAFC" w:color="F8FAFC" w:val="solid"/>
+        <w:spacing w:after="0"/>
+        <w:ind w:left="200"/>
+      </w:pPr>
+      <w:r>
+        <w:rPr>
+          <w:rFonts w:ascii="Consolas" w:cs="Consolas" w:eastAsia="Consolas" w:hAnsi="Consolas"/>
+          <w:color w:val="334155"/>
+          <w:sz w:val="17"/>
+          <w:szCs w:val="17"/>
+        </w:rPr>
+        <w:t xml:space="preserve">     link workspace, mark invite accepted, return session</w:t>
+      </w:r>
+    </w:p>
+    <w:p>
+      <w:pPr>
+        <w:shd w:fill="F8FAFC" w:color="F8FAFC" w:val="solid"/>
+        <w:spacing w:after="0"/>
+        <w:ind w:left="200"/>
+      </w:pPr>
+      <w:r>
+        <w:rPr>
+          <w:rFonts w:ascii="Consolas" w:cs="Consolas" w:eastAsia="Consolas" w:hAnsi="Consolas"/>
+          <w:color w:val="334155"/>
+          <w:sz w:val="17"/>
+          <w:szCs w:val="17"/>
+        </w:rPr>
+        <w:t xml:space="preserve">  5. Frontend: set session, redirect to /workspace</w:t>
+      </w:r>
+    </w:p>
+    <w:p>
+      <w:pPr>
+        <w:shd w:fill="F8FAFC" w:color="F8FAFC" w:val="solid"/>
+        <w:spacing w:after="0"/>
+        <w:ind w:left="200"/>
+      </w:pPr>
+      <w:r>
+        <w:rPr>
+          <w:rFonts w:ascii="Consolas" w:cs="Consolas" w:eastAsia="Consolas" w:hAnsi="Consolas"/>
+          <w:color w:val="334155"/>
+          <w:sz w:val="17"/>
+          <w:szCs w:val="17"/>
+        </w:rPr>
+        <w:t xml:space="preserve"> </w:t>
+      </w:r>
+    </w:p>
+    <w:p>
+      <w:pPr>
+        <w:shd w:fill="F8FAFC" w:color="F8FAFC" w:val="solid"/>
+        <w:spacing w:after="0"/>
+        <w:ind w:left="200"/>
+      </w:pPr>
+      <w:r>
+        <w:rPr>
+          <w:rFonts w:ascii="Consolas" w:cs="Consolas" w:eastAsia="Consolas" w:hAnsi="Consolas"/>
+          <w:color w:val="334155"/>
+          <w:sz w:val="17"/>
+          <w:szCs w:val="17"/>
+        </w:rPr>
+        <w:t xml:space="preserve">Route Protection:</w:t>
+      </w:r>
+    </w:p>
+    <w:p>
+      <w:pPr>
+        <w:shd w:fill="F8FAFC" w:color="F8FAFC" w:val="solid"/>
+        <w:spacing w:after="0"/>
+        <w:ind w:left="200"/>
+      </w:pPr>
+      <w:r>
+        <w:rPr>
+          <w:rFonts w:ascii="Consolas" w:cs="Consolas" w:eastAsia="Consolas" w:hAnsi="Consolas"/>
+          <w:color w:val="334155"/>
+          <w:sz w:val="17"/>
+          <w:szCs w:val="17"/>
+        </w:rPr>
+        <w:t xml:space="preserve">  PrivateRoute checks:</w:t>
+      </w:r>
+    </w:p>
+    <w:p>
+      <w:pPr>
+        <w:shd w:fill="F8FAFC" w:color="F8FAFC" w:val="solid"/>
+        <w:spacing w:after="0"/>
+        <w:ind w:left="200"/>
+      </w:pPr>
+      <w:r>
+        <w:rPr>
+          <w:rFonts w:ascii="Consolas" w:cs="Consolas" w:eastAsia="Consolas" w:hAnsi="Consolas"/>
+          <w:color w:val="334155"/>
+          <w:sz w:val="17"/>
+          <w:szCs w:val="17"/>
+        </w:rPr>
+        <w:t xml:space="preserve">  - Is user authenticated? (redirect to /login if not)</w:t>
+      </w:r>
+    </w:p>
+    <w:p>
+      <w:pPr>
+        <w:shd w:fill="F8FAFC" w:color="F8FAFC" w:val="solid"/>
+        <w:spacing w:after="0"/>
+        <w:ind w:left="200"/>
+      </w:pPr>
+      <w:r>
+        <w:rPr>
+          <w:rFonts w:ascii="Consolas" w:cs="Consolas" w:eastAsia="Consolas" w:hAnsi="Consolas"/>
+          <w:color w:val="334155"/>
+          <w:sz w:val="17"/>
+          <w:szCs w:val="17"/>
+        </w:rPr>
+        <w:t xml:space="preserve">  - Does role match requiredRole? (redirect to correct portal if not)</w:t>
+      </w:r>
+    </w:p>
+    <w:p>
+      <w:pPr>
+        <w:shd w:fill="F8FAFC" w:color="F8FAFC" w:val="solid"/>
+        <w:spacing w:after="0"/>
+        <w:ind w:left="200"/>
+      </w:pPr>
+      <w:r>
+        <w:rPr>
+          <w:rFonts w:ascii="Consolas" w:cs="Consolas" w:eastAsia="Consolas" w:hAnsi="Consolas"/>
+          <w:color w:val="334155"/>
+          <w:sz w:val="17"/>
+          <w:szCs w:val="17"/>
+        </w:rPr>
+        <w:t xml:space="preserve">  - Wraps children in AppShell (sidebar layout)</w:t>
+      </w:r>
+    </w:p>
+    <w:p>
+      <w:pPr>
+        <w:spacing w:after="120"/>
+      </w:pPr>
+    </w:p>
+    <w:p>
+      <w:pPr>
+        <w:pStyle w:val="Heading3"/>
+        <w:spacing w:after="120" w:before="240"/>
+      </w:pPr>
+      <w:r>
+        <w:rPr>
+          <w:rFonts w:ascii="Calibri" w:cs="Calibri" w:eastAsia="Calibri" w:hAnsi="Calibri"/>
+          <w:b/>
+          <w:bCs/>
+        </w:rPr>
+        <w:t xml:space="preserve">4.4 Data Caching</w:t>
+      </w:r>
+    </w:p>
+    <w:tbl>
+      <w:tblPr>
+        <w:tblW w:type="pct" w:w="100%"/>
+        <w:tblBorders>
+          <w:top w:val="single" w:color="auto" w:sz="4"/>
+          <w:left w:val="single" w:color="auto" w:sz="4"/>
+          <w:bottom w:val="single" w:color="auto" w:sz="4"/>
+          <w:right w:val="single" w:color="auto" w:sz="4"/>
+          <w:insideH w:val="single" w:color="auto" w:sz="4"/>
+          <w:insideV w:val="single" w:color="auto" w:sz="4"/>
+        </w:tblBorders>
+      </w:tblPr>
+      <w:tblGrid>
+        <w:gridCol w:w="100"/>
+        <w:gridCol w:w="100"/>
+        <w:gridCol w:w="100"/>
+        <w:gridCol w:w="100"/>
+      </w:tblGrid>
+      <w:tr>
+        <w:tc>
+          <w:tcPr>
+            <w:tcBorders>
+              <w:top w:val="single" w:color="CBD5E1" w:sz="1"/>
+              <w:left w:val="single" w:color="CBD5E1" w:sz="1"/>
+              <w:bottom w:val="single" w:color="CBD5E1" w:sz="1"/>
+              <w:right w:val="single" w:color="CBD5E1" w:sz="1"/>
+            </w:tcBorders>
+            <w:shd w:fill="F1F5F9" w:color="F1F5F9" w:val="solid"/>
+          </w:tcPr>
+          <w:p>
+            <w:pPr>
+              <w:spacing w:after="40" w:before="40"/>
+            </w:pPr>
+            <w:r>
+              <w:rPr>
+                <w:rFonts w:ascii="Calibri" w:cs="Calibri" w:eastAsia="Calibri" w:hAnsi="Calibri"/>
+                <w:b/>
+                <w:bCs/>
+                <w:sz w:val="18"/>
+                <w:szCs w:val="18"/>
+              </w:rPr>
               <w:t xml:space="preserve">Data</w:t>
             </w:r>
           </w:p>
@@ -10462,6 +13061,12 @@
   </w:abstractNum>
   <w:num w:numId="1">
     <w:abstractNumId w:val="1"/>
+    <w:lvlOverride w:ilvl="0">
+      <w:startOverride w:val="1"/>
+    </w:lvlOverride>
+  </w:num>
+  <w:num w:numId="2">
+    <w:abstractNumId w:val="2"/>
     <w:lvlOverride w:ilvl="0">
       <w:startOverride w:val="1"/>
     </w:lvlOverride>
